--- a/Vulnerability_Assessment_Report_FUTURE_CS_01.docx
+++ b/Vulnerability_Assessment_Report_FUTURE_CS_01.docx
@@ -270,8 +270,6 @@
         </w:rPr>
         <w:t>ARGET</w:t>
       </w:r>
-      <w:bookmarkStart w:id="0" w:name="_GoBack"/>
-      <w:bookmarkEnd w:id="0"/>
       <w:r>
         <w:rPr>
           <w:rFonts w:hint="default" w:ascii="Arial" w:hAnsi="Arial" w:cs="Arial"/>
@@ -2345,15 +2343,6 @@
       </w:tblGrid>
       <w:tr>
         <w:tblPrEx>
-          <w:tblBorders>
-            <w:top w:val="none" w:color="auto" w:sz="0" w:space="0"/>
-            <w:left w:val="none" w:color="auto" w:sz="0" w:space="0"/>
-            <w:bottom w:val="none" w:color="auto" w:sz="0" w:space="0"/>
-            <w:right w:val="none" w:color="auto" w:sz="0" w:space="0"/>
-            <w:insideH w:val="none" w:color="auto" w:sz="0" w:space="0"/>
-            <w:insideV w:val="none" w:color="auto" w:sz="0" w:space="0"/>
-          </w:tblBorders>
-          <w:shd w:val="clear" w:color="auto" w:fill="auto"/>
           <w:tblCellMar>
             <w:top w:w="15" w:type="dxa"/>
             <w:left w:w="15" w:type="dxa"/>
@@ -2529,6 +2518,7 @@
             <w:insideH w:val="none" w:color="auto" w:sz="0" w:space="0"/>
             <w:insideV w:val="none" w:color="auto" w:sz="0" w:space="0"/>
           </w:tblBorders>
+          <w:shd w:val="clear" w:color="auto" w:fill="auto"/>
           <w:tblCellMar>
             <w:top w:w="15" w:type="dxa"/>
             <w:left w:w="15" w:type="dxa"/>
@@ -2910,7 +2900,6 @@
             <w:insideH w:val="none" w:color="auto" w:sz="0" w:space="0"/>
             <w:insideV w:val="none" w:color="auto" w:sz="0" w:space="0"/>
           </w:tblBorders>
-          <w:shd w:val="clear" w:color="auto" w:fill="auto"/>
           <w:tblCellMar>
             <w:top w:w="15" w:type="dxa"/>
             <w:left w:w="15" w:type="dxa"/>
@@ -3345,7 +3334,6 @@
             <w:insideH w:val="none" w:color="auto" w:sz="0" w:space="0"/>
             <w:insideV w:val="none" w:color="auto" w:sz="0" w:space="0"/>
           </w:tblBorders>
-          <w:shd w:val="clear" w:color="auto" w:fill="auto"/>
           <w:tblCellMar>
             <w:top w:w="15" w:type="dxa"/>
             <w:left w:w="15" w:type="dxa"/>
@@ -3437,7 +3425,6 @@
             <w:insideH w:val="none" w:color="auto" w:sz="0" w:space="0"/>
             <w:insideV w:val="none" w:color="auto" w:sz="0" w:space="0"/>
           </w:tblBorders>
-          <w:shd w:val="clear" w:color="auto" w:fill="auto"/>
           <w:tblCellMar>
             <w:top w:w="15" w:type="dxa"/>
             <w:left w:w="15" w:type="dxa"/>
@@ -4041,7 +4028,6 @@
             <w:insideH w:val="none" w:color="auto" w:sz="0" w:space="0"/>
             <w:insideV w:val="none" w:color="auto" w:sz="0" w:space="0"/>
           </w:tblBorders>
-          <w:shd w:val="clear" w:color="auto" w:fill="auto"/>
           <w:tblCellMar>
             <w:top w:w="15" w:type="dxa"/>
             <w:left w:w="15" w:type="dxa"/>
@@ -4756,7 +4742,6 @@
             <w:insideH w:val="none" w:color="auto" w:sz="0" w:space="0"/>
             <w:insideV w:val="none" w:color="auto" w:sz="0" w:space="0"/>
           </w:tblBorders>
-          <w:shd w:val="clear" w:color="auto" w:fill="auto"/>
           <w:tblCellMar>
             <w:top w:w="15" w:type="dxa"/>
             <w:left w:w="15" w:type="dxa"/>
@@ -5204,7 +5189,6 @@
             <w:insideH w:val="none" w:color="auto" w:sz="0" w:space="0"/>
             <w:insideV w:val="none" w:color="auto" w:sz="0" w:space="0"/>
           </w:tblBorders>
-          <w:shd w:val="clear" w:color="auto" w:fill="auto"/>
           <w:tblCellMar>
             <w:top w:w="15" w:type="dxa"/>
             <w:left w:w="15" w:type="dxa"/>
@@ -5381,7 +5365,6 @@
             <w:insideH w:val="none" w:color="auto" w:sz="0" w:space="0"/>
             <w:insideV w:val="none" w:color="auto" w:sz="0" w:space="0"/>
           </w:tblBorders>
-          <w:shd w:val="clear" w:color="auto" w:fill="auto"/>
           <w:tblCellMar>
             <w:top w:w="15" w:type="dxa"/>
             <w:left w:w="15" w:type="dxa"/>
@@ -5466,7 +5449,6 @@
             <w:insideH w:val="none" w:color="auto" w:sz="0" w:space="0"/>
             <w:insideV w:val="none" w:color="auto" w:sz="0" w:space="0"/>
           </w:tblBorders>
-          <w:shd w:val="clear" w:color="auto" w:fill="auto"/>
           <w:tblCellMar>
             <w:top w:w="15" w:type="dxa"/>
             <w:left w:w="15" w:type="dxa"/>
@@ -5682,7 +5664,6 @@
             <w:insideH w:val="none" w:color="auto" w:sz="0" w:space="0"/>
             <w:insideV w:val="none" w:color="auto" w:sz="0" w:space="0"/>
           </w:tblBorders>
-          <w:shd w:val="clear" w:color="auto" w:fill="auto"/>
           <w:tblCellMar>
             <w:top w:w="15" w:type="dxa"/>
             <w:left w:w="15" w:type="dxa"/>
@@ -5774,7 +5755,6 @@
             <w:insideH w:val="none" w:color="auto" w:sz="0" w:space="0"/>
             <w:insideV w:val="none" w:color="auto" w:sz="0" w:space="0"/>
           </w:tblBorders>
-          <w:shd w:val="clear" w:color="auto" w:fill="auto"/>
           <w:tblCellMar>
             <w:top w:w="15" w:type="dxa"/>
             <w:left w:w="15" w:type="dxa"/>
@@ -5859,7 +5839,6 @@
             <w:insideH w:val="none" w:color="auto" w:sz="0" w:space="0"/>
             <w:insideV w:val="none" w:color="auto" w:sz="0" w:space="0"/>
           </w:tblBorders>
-          <w:shd w:val="clear" w:color="auto" w:fill="auto"/>
           <w:tblCellMar>
             <w:top w:w="15" w:type="dxa"/>
             <w:left w:w="15" w:type="dxa"/>
@@ -5944,7 +5923,6 @@
             <w:insideH w:val="none" w:color="auto" w:sz="0" w:space="0"/>
             <w:insideV w:val="none" w:color="auto" w:sz="0" w:space="0"/>
           </w:tblBorders>
-          <w:shd w:val="clear" w:color="auto" w:fill="auto"/>
           <w:tblCellMar>
             <w:top w:w="15" w:type="dxa"/>
             <w:left w:w="15" w:type="dxa"/>
@@ -6107,7 +6085,6 @@
             <w:insideH w:val="none" w:color="auto" w:sz="0" w:space="0"/>
             <w:insideV w:val="none" w:color="auto" w:sz="0" w:space="0"/>
           </w:tblBorders>
-          <w:shd w:val="clear" w:color="auto" w:fill="auto"/>
           <w:tblCellMar>
             <w:top w:w="15" w:type="dxa"/>
             <w:left w:w="15" w:type="dxa"/>
@@ -6185,6 +6162,90 @@
                 <w:lang w:val="en-US" w:eastAsia="zh-CN" w:bidi="ar"/>
               </w:rPr>
               <w:t>Details</w:t>
+            </w:r>
+          </w:p>
+        </w:tc>
+      </w:tr>
+      <w:tr>
+        <w:tblPrEx>
+          <w:tblBorders>
+            <w:top w:val="none" w:color="auto" w:sz="0" w:space="0"/>
+            <w:left w:val="none" w:color="auto" w:sz="0" w:space="0"/>
+            <w:bottom w:val="none" w:color="auto" w:sz="0" w:space="0"/>
+            <w:right w:val="none" w:color="auto" w:sz="0" w:space="0"/>
+            <w:insideH w:val="none" w:color="auto" w:sz="0" w:space="0"/>
+            <w:insideV w:val="none" w:color="auto" w:sz="0" w:space="0"/>
+          </w:tblBorders>
+          <w:tblCellMar>
+            <w:top w:w="15" w:type="dxa"/>
+            <w:left w:w="15" w:type="dxa"/>
+            <w:bottom w:w="15" w:type="dxa"/>
+            <w:right w:w="15" w:type="dxa"/>
+          </w:tblCellMar>
+        </w:tblPrEx>
+        <w:trPr>
+          <w:tblCellSpacing w:w="15" w:type="dxa"/>
+        </w:trPr>
+        <w:tc>
+          <w:tcPr>
+            <w:tcW w:w="0" w:type="auto"/>
+            <w:shd w:val="clear" w:color="auto" w:fill="auto"/>
+            <w:vAlign w:val="center"/>
+          </w:tcPr>
+          <w:p>
+            <w:pPr>
+              <w:keepNext w:val="0"/>
+              <w:keepLines w:val="0"/>
+              <w:widowControl/>
+              <w:suppressLineNumbers w:val="0"/>
+              <w:jc w:val="left"/>
+              <w:rPr>
+                <w:rFonts w:hint="default" w:ascii="Arial" w:hAnsi="Arial" w:cs="Arial"/>
+                <w:sz w:val="28"/>
+                <w:szCs w:val="28"/>
+              </w:rPr>
+            </w:pPr>
+            <w:r>
+              <w:rPr>
+                <w:rStyle w:val="11"/>
+                <w:rFonts w:hint="default" w:ascii="Arial" w:hAnsi="Arial" w:eastAsia="SimSun" w:cs="Arial"/>
+                <w:kern w:val="0"/>
+                <w:sz w:val="28"/>
+                <w:szCs w:val="28"/>
+                <w:lang w:val="en-US" w:eastAsia="zh-CN" w:bidi="ar"/>
+              </w:rPr>
+              <w:t>Risk</w:t>
+            </w:r>
+          </w:p>
+        </w:tc>
+        <w:tc>
+          <w:tcPr>
+            <w:tcW w:w="0" w:type="auto"/>
+            <w:shd w:val="clear" w:color="auto" w:fill="auto"/>
+            <w:vAlign w:val="center"/>
+          </w:tcPr>
+          <w:p>
+            <w:pPr>
+              <w:keepNext w:val="0"/>
+              <w:keepLines w:val="0"/>
+              <w:widowControl/>
+              <w:suppressLineNumbers w:val="0"/>
+              <w:jc w:val="left"/>
+              <w:rPr>
+                <w:rFonts w:hint="default" w:ascii="Arial" w:hAnsi="Arial" w:cs="Arial"/>
+                <w:sz w:val="28"/>
+                <w:szCs w:val="28"/>
+              </w:rPr>
+            </w:pPr>
+            <w:r>
+              <w:rPr>
+                <w:rFonts w:hint="default" w:ascii="Arial" w:hAnsi="Arial" w:eastAsia="SimSun" w:cs="Arial"/>
+                <w:kern w:val="0"/>
+                <w:sz w:val="28"/>
+                <w:szCs w:val="28"/>
+                <w:lang w:val="en-US" w:eastAsia="zh-CN" w:bidi="ar"/>
+              </w:rPr>
+              <w:t>Medium</w:t>
             </w:r>
           </w:p>
         </w:tc>
@@ -6238,38 +6299,59 @@
                 <w:szCs w:val="28"/>
                 <w:lang w:val="en-US" w:eastAsia="zh-CN" w:bidi="ar"/>
               </w:rPr>
-              <w:t>Risk</w:t>
-            </w:r>
-          </w:p>
-        </w:tc>
-        <w:tc>
-          <w:tcPr>
-            <w:tcW w:w="0" w:type="auto"/>
-            <w:shd w:val="clear" w:color="auto" w:fill="auto"/>
-            <w:vAlign w:val="center"/>
-          </w:tcPr>
-          <w:p>
-            <w:pPr>
-              <w:keepNext w:val="0"/>
-              <w:keepLines w:val="0"/>
-              <w:widowControl/>
-              <w:suppressLineNumbers w:val="0"/>
-              <w:jc w:val="left"/>
-              <w:rPr>
-                <w:rFonts w:hint="default" w:ascii="Arial" w:hAnsi="Arial" w:cs="Arial"/>
-                <w:sz w:val="28"/>
-                <w:szCs w:val="28"/>
-              </w:rPr>
-            </w:pPr>
-            <w:r>
-              <w:rPr>
-                <w:rFonts w:hint="default" w:ascii="Arial" w:hAnsi="Arial" w:eastAsia="SimSun" w:cs="Arial"/>
-                <w:kern w:val="0"/>
-                <w:sz w:val="28"/>
-                <w:szCs w:val="28"/>
-                <w:lang w:val="en-US" w:eastAsia="zh-CN" w:bidi="ar"/>
-              </w:rPr>
-              <w:t>Medium</w:t>
+              <w:t>What it means</w:t>
+            </w:r>
+          </w:p>
+        </w:tc>
+        <w:tc>
+          <w:tcPr>
+            <w:tcW w:w="0" w:type="auto"/>
+            <w:shd w:val="clear" w:color="auto" w:fill="auto"/>
+            <w:vAlign w:val="center"/>
+          </w:tcPr>
+          <w:p>
+            <w:pPr>
+              <w:keepNext w:val="0"/>
+              <w:keepLines w:val="0"/>
+              <w:widowControl/>
+              <w:suppressLineNumbers w:val="0"/>
+              <w:jc w:val="left"/>
+              <w:rPr>
+                <w:rFonts w:hint="default" w:ascii="Arial" w:hAnsi="Arial" w:cs="Arial"/>
+                <w:sz w:val="28"/>
+                <w:szCs w:val="28"/>
+              </w:rPr>
+            </w:pPr>
+            <w:r>
+              <w:rPr>
+                <w:rFonts w:hint="default" w:ascii="Arial" w:hAnsi="Arial" w:eastAsia="SimSun" w:cs="Arial"/>
+                <w:kern w:val="0"/>
+                <w:sz w:val="28"/>
+                <w:szCs w:val="28"/>
+                <w:lang w:val="en-US" w:eastAsia="zh-CN" w:bidi="ar"/>
+              </w:rPr>
+              <w:t xml:space="preserve">Server is openly advertising it runs </w:t>
+            </w:r>
+            <w:r>
+              <w:rPr>
+                <w:rStyle w:val="11"/>
+                <w:rFonts w:hint="default" w:ascii="Arial" w:hAnsi="Arial" w:eastAsia="SimSun" w:cs="Arial"/>
+                <w:kern w:val="0"/>
+                <w:sz w:val="28"/>
+                <w:szCs w:val="28"/>
+                <w:lang w:val="en-US" w:eastAsia="zh-CN" w:bidi="ar"/>
+              </w:rPr>
+              <w:t>Apache Tomcat/Coyote 1.1</w:t>
+            </w:r>
+            <w:r>
+              <w:rPr>
+                <w:rFonts w:hint="default" w:ascii="Arial" w:hAnsi="Arial" w:eastAsia="SimSun" w:cs="Arial"/>
+                <w:kern w:val="0"/>
+                <w:sz w:val="28"/>
+                <w:szCs w:val="28"/>
+                <w:lang w:val="en-US" w:eastAsia="zh-CN" w:bidi="ar"/>
+              </w:rPr>
+              <w:t xml:space="preserve"> — attackers can look up known vulnerabilities for this version</w:t>
             </w:r>
           </w:p>
         </w:tc>
@@ -6284,113 +6366,6 @@
             <w:insideH w:val="none" w:color="auto" w:sz="0" w:space="0"/>
             <w:insideV w:val="none" w:color="auto" w:sz="0" w:space="0"/>
           </w:tblBorders>
-          <w:shd w:val="clear" w:color="auto" w:fill="auto"/>
-          <w:tblCellMar>
-            <w:top w:w="15" w:type="dxa"/>
-            <w:left w:w="15" w:type="dxa"/>
-            <w:bottom w:w="15" w:type="dxa"/>
-            <w:right w:w="15" w:type="dxa"/>
-          </w:tblCellMar>
-        </w:tblPrEx>
-        <w:trPr>
-          <w:tblCellSpacing w:w="15" w:type="dxa"/>
-        </w:trPr>
-        <w:tc>
-          <w:tcPr>
-            <w:tcW w:w="0" w:type="auto"/>
-            <w:shd w:val="clear" w:color="auto" w:fill="auto"/>
-            <w:vAlign w:val="center"/>
-          </w:tcPr>
-          <w:p>
-            <w:pPr>
-              <w:keepNext w:val="0"/>
-              <w:keepLines w:val="0"/>
-              <w:widowControl/>
-              <w:suppressLineNumbers w:val="0"/>
-              <w:jc w:val="left"/>
-              <w:rPr>
-                <w:rFonts w:hint="default" w:ascii="Arial" w:hAnsi="Arial" w:cs="Arial"/>
-                <w:sz w:val="28"/>
-                <w:szCs w:val="28"/>
-              </w:rPr>
-            </w:pPr>
-            <w:r>
-              <w:rPr>
-                <w:rStyle w:val="11"/>
-                <w:rFonts w:hint="default" w:ascii="Arial" w:hAnsi="Arial" w:eastAsia="SimSun" w:cs="Arial"/>
-                <w:kern w:val="0"/>
-                <w:sz w:val="28"/>
-                <w:szCs w:val="28"/>
-                <w:lang w:val="en-US" w:eastAsia="zh-CN" w:bidi="ar"/>
-              </w:rPr>
-              <w:t>What it means</w:t>
-            </w:r>
-          </w:p>
-        </w:tc>
-        <w:tc>
-          <w:tcPr>
-            <w:tcW w:w="0" w:type="auto"/>
-            <w:shd w:val="clear" w:color="auto" w:fill="auto"/>
-            <w:vAlign w:val="center"/>
-          </w:tcPr>
-          <w:p>
-            <w:pPr>
-              <w:keepNext w:val="0"/>
-              <w:keepLines w:val="0"/>
-              <w:widowControl/>
-              <w:suppressLineNumbers w:val="0"/>
-              <w:jc w:val="left"/>
-              <w:rPr>
-                <w:rFonts w:hint="default" w:ascii="Arial" w:hAnsi="Arial" w:cs="Arial"/>
-                <w:sz w:val="28"/>
-                <w:szCs w:val="28"/>
-              </w:rPr>
-            </w:pPr>
-            <w:r>
-              <w:rPr>
-                <w:rFonts w:hint="default" w:ascii="Arial" w:hAnsi="Arial" w:eastAsia="SimSun" w:cs="Arial"/>
-                <w:kern w:val="0"/>
-                <w:sz w:val="28"/>
-                <w:szCs w:val="28"/>
-                <w:lang w:val="en-US" w:eastAsia="zh-CN" w:bidi="ar"/>
-              </w:rPr>
-              <w:t xml:space="preserve">Server is openly advertising it runs </w:t>
-            </w:r>
-            <w:r>
-              <w:rPr>
-                <w:rStyle w:val="11"/>
-                <w:rFonts w:hint="default" w:ascii="Arial" w:hAnsi="Arial" w:eastAsia="SimSun" w:cs="Arial"/>
-                <w:kern w:val="0"/>
-                <w:sz w:val="28"/>
-                <w:szCs w:val="28"/>
-                <w:lang w:val="en-US" w:eastAsia="zh-CN" w:bidi="ar"/>
-              </w:rPr>
-              <w:t>Apache Tomcat/Coyote 1.1</w:t>
-            </w:r>
-            <w:r>
-              <w:rPr>
-                <w:rFonts w:hint="default" w:ascii="Arial" w:hAnsi="Arial" w:eastAsia="SimSun" w:cs="Arial"/>
-                <w:kern w:val="0"/>
-                <w:sz w:val="28"/>
-                <w:szCs w:val="28"/>
-                <w:lang w:val="en-US" w:eastAsia="zh-CN" w:bidi="ar"/>
-              </w:rPr>
-              <w:t xml:space="preserve"> — attackers can look up known vulnerabilities for this version</w:t>
-            </w:r>
-          </w:p>
-        </w:tc>
-      </w:tr>
-      <w:tr>
-        <w:tblPrEx>
-          <w:tblBorders>
-            <w:top w:val="none" w:color="auto" w:sz="0" w:space="0"/>
-            <w:left w:val="none" w:color="auto" w:sz="0" w:space="0"/>
-            <w:bottom w:val="none" w:color="auto" w:sz="0" w:space="0"/>
-            <w:right w:val="none" w:color="auto" w:sz="0" w:space="0"/>
-            <w:insideH w:val="none" w:color="auto" w:sz="0" w:space="0"/>
-            <w:insideV w:val="none" w:color="auto" w:sz="0" w:space="0"/>
-          </w:tblBorders>
-          <w:shd w:val="clear" w:color="auto" w:fill="auto"/>
           <w:tblCellMar>
             <w:top w:w="15" w:type="dxa"/>
             <w:left w:w="15" w:type="dxa"/>
@@ -6864,6 +6839,7 @@
             <w:insideH w:val="none" w:color="auto" w:sz="0" w:space="0"/>
             <w:insideV w:val="none" w:color="auto" w:sz="0" w:space="0"/>
           </w:tblBorders>
+          <w:shd w:val="clear" w:color="auto" w:fill="auto"/>
           <w:tblCellMar>
             <w:top w:w="15" w:type="dxa"/>
             <w:left w:w="15" w:type="dxa"/>
@@ -6948,6 +6924,7 @@
             <w:insideH w:val="none" w:color="auto" w:sz="0" w:space="0"/>
             <w:insideV w:val="none" w:color="auto" w:sz="0" w:space="0"/>
           </w:tblBorders>
+          <w:shd w:val="clear" w:color="auto" w:fill="auto"/>
           <w:tblCellMar>
             <w:top w:w="15" w:type="dxa"/>
             <w:left w:w="15" w:type="dxa"/>
@@ -7317,7 +7294,6 @@
             <w:insideH w:val="none" w:color="auto" w:sz="0" w:space="0"/>
             <w:insideV w:val="none" w:color="auto" w:sz="0" w:space="0"/>
           </w:tblBorders>
-          <w:shd w:val="clear"/>
           <w:tblCellMar>
             <w:top w:w="15" w:type="dxa"/>
             <w:left w:w="15" w:type="dxa"/>
@@ -7395,6 +7371,90 @@
                 <w:lang w:val="en-US" w:eastAsia="zh-CN" w:bidi="ar"/>
               </w:rPr>
               <w:t>Details</w:t>
+            </w:r>
+          </w:p>
+        </w:tc>
+      </w:tr>
+      <w:tr>
+        <w:tblPrEx>
+          <w:tblBorders>
+            <w:top w:val="none" w:color="auto" w:sz="0" w:space="0"/>
+            <w:left w:val="none" w:color="auto" w:sz="0" w:space="0"/>
+            <w:bottom w:val="none" w:color="auto" w:sz="0" w:space="0"/>
+            <w:right w:val="none" w:color="auto" w:sz="0" w:space="0"/>
+            <w:insideH w:val="none" w:color="auto" w:sz="0" w:space="0"/>
+            <w:insideV w:val="none" w:color="auto" w:sz="0" w:space="0"/>
+          </w:tblBorders>
+          <w:tblCellMar>
+            <w:top w:w="15" w:type="dxa"/>
+            <w:left w:w="15" w:type="dxa"/>
+            <w:bottom w:w="15" w:type="dxa"/>
+            <w:right w:w="15" w:type="dxa"/>
+          </w:tblCellMar>
+        </w:tblPrEx>
+        <w:trPr>
+          <w:tblCellSpacing w:w="15" w:type="dxa"/>
+        </w:trPr>
+        <w:tc>
+          <w:tcPr>
+            <w:tcW w:w="0" w:type="auto"/>
+            <w:shd w:val="clear"/>
+            <w:vAlign w:val="center"/>
+          </w:tcPr>
+          <w:p>
+            <w:pPr>
+              <w:keepNext w:val="0"/>
+              <w:keepLines w:val="0"/>
+              <w:widowControl/>
+              <w:suppressLineNumbers w:val="0"/>
+              <w:jc w:val="left"/>
+              <w:rPr>
+                <w:rFonts w:hint="default" w:ascii="Arial" w:hAnsi="Arial" w:cs="Arial"/>
+                <w:sz w:val="28"/>
+                <w:szCs w:val="28"/>
+              </w:rPr>
+            </w:pPr>
+            <w:r>
+              <w:rPr>
+                <w:rStyle w:val="11"/>
+                <w:rFonts w:hint="default" w:ascii="Arial" w:hAnsi="Arial" w:eastAsia="SimSun" w:cs="Arial"/>
+                <w:kern w:val="0"/>
+                <w:sz w:val="28"/>
+                <w:szCs w:val="28"/>
+                <w:lang w:val="en-US" w:eastAsia="zh-CN" w:bidi="ar"/>
+              </w:rPr>
+              <w:t>Risk</w:t>
+            </w:r>
+          </w:p>
+        </w:tc>
+        <w:tc>
+          <w:tcPr>
+            <w:tcW w:w="0" w:type="auto"/>
+            <w:shd w:val="clear"/>
+            <w:vAlign w:val="center"/>
+          </w:tcPr>
+          <w:p>
+            <w:pPr>
+              <w:keepNext w:val="0"/>
+              <w:keepLines w:val="0"/>
+              <w:widowControl/>
+              <w:suppressLineNumbers w:val="0"/>
+              <w:jc w:val="left"/>
+              <w:rPr>
+                <w:rFonts w:hint="default" w:ascii="Arial" w:hAnsi="Arial" w:cs="Arial"/>
+                <w:sz w:val="28"/>
+                <w:szCs w:val="28"/>
+              </w:rPr>
+            </w:pPr>
+            <w:r>
+              <w:rPr>
+                <w:rFonts w:hint="default" w:ascii="Arial" w:hAnsi="Arial" w:eastAsia="SimSun" w:cs="Arial"/>
+                <w:kern w:val="0"/>
+                <w:sz w:val="28"/>
+                <w:szCs w:val="28"/>
+                <w:lang w:val="en-US" w:eastAsia="zh-CN" w:bidi="ar"/>
+              </w:rPr>
+              <w:t xml:space="preserve"> High</w:t>
             </w:r>
           </w:p>
         </w:tc>
@@ -7448,7 +7508,7 @@
                 <w:szCs w:val="28"/>
                 <w:lang w:val="en-US" w:eastAsia="zh-CN" w:bidi="ar"/>
               </w:rPr>
-              <w:t>Risk</w:t>
+              <w:t>Source</w:t>
             </w:r>
           </w:p>
         </w:tc>
@@ -7479,7 +7539,7 @@
                 <w:szCs w:val="28"/>
                 <w:lang w:val="en-US" w:eastAsia="zh-CN" w:bidi="ar"/>
               </w:rPr>
-              <w:t xml:space="preserve"> High</w:t>
+              <w:t>Nmap Scan</w:t>
             </w:r>
           </w:p>
         </w:tc>
@@ -7533,7 +7593,7 @@
                 <w:szCs w:val="28"/>
                 <w:lang w:val="en-US" w:eastAsia="zh-CN" w:bidi="ar"/>
               </w:rPr>
-              <w:t>Source</w:t>
+              <w:t>What it means</w:t>
             </w:r>
           </w:p>
         </w:tc>
@@ -7564,7 +7624,7 @@
                 <w:szCs w:val="28"/>
                 <w:lang w:val="en-US" w:eastAsia="zh-CN" w:bidi="ar"/>
               </w:rPr>
-              <w:t>Nmap Scan</w:t>
+              <w:t>Port 80 is running unencrypted HTTP — all data sent through this port can be intercepted by attackers</w:t>
             </w:r>
           </w:p>
         </w:tc>
@@ -7579,90 +7639,7 @@
             <w:insideH w:val="none" w:color="auto" w:sz="0" w:space="0"/>
             <w:insideV w:val="none" w:color="auto" w:sz="0" w:space="0"/>
           </w:tblBorders>
-          <w:tblCellMar>
-            <w:top w:w="15" w:type="dxa"/>
-            <w:left w:w="15" w:type="dxa"/>
-            <w:bottom w:w="15" w:type="dxa"/>
-            <w:right w:w="15" w:type="dxa"/>
-          </w:tblCellMar>
-        </w:tblPrEx>
-        <w:trPr>
-          <w:tblCellSpacing w:w="15" w:type="dxa"/>
-        </w:trPr>
-        <w:tc>
-          <w:tcPr>
-            <w:tcW w:w="0" w:type="auto"/>
-            <w:shd w:val="clear"/>
-            <w:vAlign w:val="center"/>
-          </w:tcPr>
-          <w:p>
-            <w:pPr>
-              <w:keepNext w:val="0"/>
-              <w:keepLines w:val="0"/>
-              <w:widowControl/>
-              <w:suppressLineNumbers w:val="0"/>
-              <w:jc w:val="left"/>
-              <w:rPr>
-                <w:rFonts w:hint="default" w:ascii="Arial" w:hAnsi="Arial" w:cs="Arial"/>
-                <w:sz w:val="28"/>
-                <w:szCs w:val="28"/>
-              </w:rPr>
-            </w:pPr>
-            <w:r>
-              <w:rPr>
-                <w:rStyle w:val="11"/>
-                <w:rFonts w:hint="default" w:ascii="Arial" w:hAnsi="Arial" w:eastAsia="SimSun" w:cs="Arial"/>
-                <w:kern w:val="0"/>
-                <w:sz w:val="28"/>
-                <w:szCs w:val="28"/>
-                <w:lang w:val="en-US" w:eastAsia="zh-CN" w:bidi="ar"/>
-              </w:rPr>
-              <w:t>What it means</w:t>
-            </w:r>
-          </w:p>
-        </w:tc>
-        <w:tc>
-          <w:tcPr>
-            <w:tcW w:w="0" w:type="auto"/>
-            <w:shd w:val="clear"/>
-            <w:vAlign w:val="center"/>
-          </w:tcPr>
-          <w:p>
-            <w:pPr>
-              <w:keepNext w:val="0"/>
-              <w:keepLines w:val="0"/>
-              <w:widowControl/>
-              <w:suppressLineNumbers w:val="0"/>
-              <w:jc w:val="left"/>
-              <w:rPr>
-                <w:rFonts w:hint="default" w:ascii="Arial" w:hAnsi="Arial" w:cs="Arial"/>
-                <w:sz w:val="28"/>
-                <w:szCs w:val="28"/>
-              </w:rPr>
-            </w:pPr>
-            <w:r>
-              <w:rPr>
-                <w:rFonts w:hint="default" w:ascii="Arial" w:hAnsi="Arial" w:eastAsia="SimSun" w:cs="Arial"/>
-                <w:kern w:val="0"/>
-                <w:sz w:val="28"/>
-                <w:szCs w:val="28"/>
-                <w:lang w:val="en-US" w:eastAsia="zh-CN" w:bidi="ar"/>
-              </w:rPr>
-              <w:t>Port 80 is running unencrypted HTTP — all data sent through this port can be intercepted by attackers</w:t>
-            </w:r>
-          </w:p>
-        </w:tc>
-      </w:tr>
-      <w:tr>
-        <w:tblPrEx>
-          <w:tblBorders>
-            <w:top w:val="none" w:color="auto" w:sz="0" w:space="0"/>
-            <w:left w:val="none" w:color="auto" w:sz="0" w:space="0"/>
-            <w:bottom w:val="none" w:color="auto" w:sz="0" w:space="0"/>
-            <w:right w:val="none" w:color="auto" w:sz="0" w:space="0"/>
-            <w:insideH w:val="none" w:color="auto" w:sz="0" w:space="0"/>
-            <w:insideV w:val="none" w:color="auto" w:sz="0" w:space="0"/>
-          </w:tblBorders>
+          <w:shd w:val="clear"/>
           <w:tblCellMar>
             <w:top w:w="15" w:type="dxa"/>
             <w:left w:w="15" w:type="dxa"/>
@@ -7801,15 +7778,6 @@
       </w:tblGrid>
       <w:tr>
         <w:tblPrEx>
-          <w:tblBorders>
-            <w:top w:val="none" w:color="auto" w:sz="0" w:space="0"/>
-            <w:left w:val="none" w:color="auto" w:sz="0" w:space="0"/>
-            <w:bottom w:val="none" w:color="auto" w:sz="0" w:space="0"/>
-            <w:right w:val="none" w:color="auto" w:sz="0" w:space="0"/>
-            <w:insideH w:val="none" w:color="auto" w:sz="0" w:space="0"/>
-            <w:insideV w:val="none" w:color="auto" w:sz="0" w:space="0"/>
-          </w:tblBorders>
-          <w:shd w:val="clear"/>
           <w:tblCellMar>
             <w:top w:w="15" w:type="dxa"/>
             <w:left w:w="15" w:type="dxa"/>
@@ -8924,6 +8892,7 @@
             <w:insideH w:val="none" w:color="auto" w:sz="0" w:space="0"/>
             <w:insideV w:val="none" w:color="auto" w:sz="0" w:space="0"/>
           </w:tblBorders>
+          <w:shd w:val="clear" w:color="auto" w:fill="auto"/>
           <w:tblCellMar>
             <w:top w:w="15" w:type="dxa"/>
             <w:left w:w="15" w:type="dxa"/>
@@ -9069,6 +9038,7 @@
             <w:insideH w:val="none" w:color="auto" w:sz="0" w:space="0"/>
             <w:insideV w:val="none" w:color="auto" w:sz="0" w:space="0"/>
           </w:tblBorders>
+          <w:shd w:val="clear" w:color="auto" w:fill="auto"/>
           <w:tblCellMar>
             <w:top w:w="15" w:type="dxa"/>
             <w:left w:w="15" w:type="dxa"/>
@@ -9214,6 +9184,7 @@
             <w:insideH w:val="none" w:color="auto" w:sz="0" w:space="0"/>
             <w:insideV w:val="none" w:color="auto" w:sz="0" w:space="0"/>
           </w:tblBorders>
+          <w:shd w:val="clear" w:color="auto" w:fill="auto"/>
           <w:tblCellMar>
             <w:top w:w="15" w:type="dxa"/>
             <w:left w:w="15" w:type="dxa"/>
@@ -10316,7 +10287,6 @@
             <w:insideH w:val="none" w:color="auto" w:sz="0" w:space="0"/>
             <w:insideV w:val="none" w:color="auto" w:sz="0" w:space="0"/>
           </w:tblBorders>
-          <w:shd w:val="clear" w:color="auto" w:fill="auto"/>
           <w:tblCellMar>
             <w:top w:w="15" w:type="dxa"/>
             <w:left w:w="15" w:type="dxa"/>
@@ -12909,8 +12879,8 @@
         </w:tblCellMar>
       </w:tblPr>
       <w:tblGrid>
-        <w:gridCol w:w="3032"/>
-        <w:gridCol w:w="3951"/>
+        <w:gridCol w:w="2248"/>
+        <w:gridCol w:w="6148"/>
       </w:tblGrid>
       <w:tr>
         <w:tblPrEx>
@@ -13262,6 +13232,7 @@
             <w:insideH w:val="none" w:color="auto" w:sz="0" w:space="0"/>
             <w:insideV w:val="none" w:color="auto" w:sz="0" w:space="0"/>
           </w:tblBorders>
+          <w:shd w:val="clear" w:color="auto" w:fill="auto"/>
           <w:tblCellMar>
             <w:top w:w="15" w:type="dxa"/>
             <w:left w:w="15" w:type="dxa"/>
@@ -13442,9 +13413,11 @@
               <w:suppressLineNumbers w:val="0"/>
               <w:jc w:val="left"/>
               <w:rPr>
-                <w:rFonts w:hint="default" w:ascii="Arial" w:hAnsi="Arial" w:cs="Arial"/>
-                <w:sz w:val="28"/>
-                <w:szCs w:val="28"/>
+                <w:rFonts w:hint="default" w:ascii="Arial" w:hAnsi="Arial" w:eastAsia="SimSun" w:cs="Arial"/>
+                <w:kern w:val="0"/>
+                <w:sz w:val="28"/>
+                <w:szCs w:val="28"/>
+                <w:lang w:val="en-US" w:eastAsia="zh-CN" w:bidi="ar"/>
               </w:rPr>
             </w:pPr>
             <w:r>
@@ -13496,6 +13469,155 @@
               </w:rPr>
               <w:fldChar w:fldCharType="end"/>
             </w:r>
+          </w:p>
+        </w:tc>
+      </w:tr>
+      <w:tr>
+        <w:tblPrEx>
+          <w:tblBorders>
+            <w:top w:val="none" w:color="auto" w:sz="0" w:space="0"/>
+            <w:left w:val="none" w:color="auto" w:sz="0" w:space="0"/>
+            <w:bottom w:val="none" w:color="auto" w:sz="0" w:space="0"/>
+            <w:right w:val="none" w:color="auto" w:sz="0" w:space="0"/>
+            <w:insideH w:val="none" w:color="auto" w:sz="0" w:space="0"/>
+            <w:insideV w:val="none" w:color="auto" w:sz="0" w:space="0"/>
+          </w:tblBorders>
+          <w:shd w:val="clear" w:color="auto" w:fill="auto"/>
+          <w:tblCellMar>
+            <w:top w:w="15" w:type="dxa"/>
+            <w:left w:w="15" w:type="dxa"/>
+            <w:bottom w:w="15" w:type="dxa"/>
+            <w:right w:w="15" w:type="dxa"/>
+          </w:tblCellMar>
+        </w:tblPrEx>
+        <w:trPr>
+          <w:tblCellSpacing w:w="15" w:type="dxa"/>
+        </w:trPr>
+        <w:tc>
+          <w:tcPr>
+            <w:tcW w:w="0" w:type="auto"/>
+            <w:shd w:val="clear" w:color="auto" w:fill="auto"/>
+            <w:vAlign w:val="center"/>
+          </w:tcPr>
+          <w:p>
+            <w:pPr>
+              <w:keepNext w:val="0"/>
+              <w:keepLines w:val="0"/>
+              <w:widowControl/>
+              <w:suppressLineNumbers w:val="0"/>
+              <w:jc w:val="left"/>
+              <w:rPr>
+                <w:rStyle w:val="11"/>
+                <w:rFonts w:hint="default" w:ascii="Arial" w:hAnsi="Arial" w:eastAsia="SimSun" w:cs="Arial"/>
+                <w:kern w:val="0"/>
+                <w:sz w:val="28"/>
+                <w:szCs w:val="28"/>
+                <w:lang w:val="en-IN" w:eastAsia="zh-CN" w:bidi="ar"/>
+              </w:rPr>
+            </w:pPr>
+            <w:r>
+              <w:rPr>
+                <w:rStyle w:val="11"/>
+                <w:rFonts w:hint="default" w:ascii="Arial" w:hAnsi="Arial" w:eastAsia="SimSun" w:cs="Arial"/>
+                <w:kern w:val="0"/>
+                <w:sz w:val="28"/>
+                <w:szCs w:val="28"/>
+                <w:lang w:val="en-IN" w:eastAsia="zh-CN" w:bidi="ar"/>
+              </w:rPr>
+              <w:t>github</w:t>
+            </w:r>
+          </w:p>
+        </w:tc>
+        <w:tc>
+          <w:tcPr>
+            <w:tcW w:w="0" w:type="auto"/>
+            <w:shd w:val="clear" w:color="auto" w:fill="auto"/>
+            <w:vAlign w:val="center"/>
+          </w:tcPr>
+          <w:p>
+            <w:pPr>
+              <w:keepNext w:val="0"/>
+              <w:keepLines w:val="0"/>
+              <w:widowControl/>
+              <w:suppressLineNumbers w:val="0"/>
+              <w:jc w:val="left"/>
+              <w:rPr>
+                <w:rFonts w:hint="default" w:ascii="Arial" w:hAnsi="Arial" w:eastAsia="SimSun" w:cs="Arial"/>
+                <w:kern w:val="0"/>
+                <w:sz w:val="28"/>
+                <w:szCs w:val="28"/>
+                <w:lang w:val="en-US" w:eastAsia="zh-CN" w:bidi="ar"/>
+              </w:rPr>
+            </w:pPr>
+            <w:r>
+              <w:rPr>
+                <w:rFonts w:hint="default" w:ascii="Arial" w:hAnsi="Arial" w:eastAsia="SimSun" w:cs="Arial"/>
+                <w:kern w:val="0"/>
+                <w:sz w:val="28"/>
+                <w:szCs w:val="28"/>
+                <w:lang w:val="en-US" w:eastAsia="zh-CN" w:bidi="ar"/>
+              </w:rPr>
+              <w:fldChar w:fldCharType="begin"/>
+            </w:r>
+            <w:r>
+              <w:rPr>
+                <w:rFonts w:hint="default" w:ascii="Arial" w:hAnsi="Arial" w:eastAsia="SimSun" w:cs="Arial"/>
+                <w:kern w:val="0"/>
+                <w:sz w:val="28"/>
+                <w:szCs w:val="28"/>
+                <w:lang w:val="en-US" w:eastAsia="zh-CN" w:bidi="ar"/>
+              </w:rPr>
+              <w:instrText xml:space="preserve"> HYPERLINK "https://github.com/ponskiruthika23-create/FUTURE_CS_01" </w:instrText>
+            </w:r>
+            <w:r>
+              <w:rPr>
+                <w:rFonts w:hint="default" w:ascii="Arial" w:hAnsi="Arial" w:eastAsia="SimSun" w:cs="Arial"/>
+                <w:kern w:val="0"/>
+                <w:sz w:val="28"/>
+                <w:szCs w:val="28"/>
+                <w:lang w:val="en-US" w:eastAsia="zh-CN" w:bidi="ar"/>
+              </w:rPr>
+              <w:fldChar w:fldCharType="separate"/>
+            </w:r>
+            <w:r>
+              <w:rPr>
+                <w:rStyle w:val="9"/>
+                <w:rFonts w:hint="default" w:ascii="Arial" w:hAnsi="Arial" w:eastAsia="SimSun" w:cs="Arial"/>
+                <w:kern w:val="0"/>
+                <w:sz w:val="28"/>
+                <w:szCs w:val="28"/>
+                <w:lang w:val="en-US" w:eastAsia="zh-CN" w:bidi="ar"/>
+              </w:rPr>
+              <w:t>https://github.com/ponskiruthika23-create/FUTURE_CS_01</w:t>
+            </w:r>
+            <w:r>
+              <w:rPr>
+                <w:rFonts w:hint="default" w:ascii="Arial" w:hAnsi="Arial" w:eastAsia="SimSun" w:cs="Arial"/>
+                <w:kern w:val="0"/>
+                <w:sz w:val="28"/>
+                <w:szCs w:val="28"/>
+                <w:lang w:val="en-US" w:eastAsia="zh-CN" w:bidi="ar"/>
+              </w:rPr>
+              <w:fldChar w:fldCharType="end"/>
+            </w:r>
+          </w:p>
+          <w:p>
+            <w:pPr>
+              <w:keepNext w:val="0"/>
+              <w:keepLines w:val="0"/>
+              <w:widowControl/>
+              <w:suppressLineNumbers w:val="0"/>
+              <w:jc w:val="left"/>
+              <w:rPr>
+                <w:rFonts w:hint="default" w:ascii="Arial" w:hAnsi="Arial" w:eastAsia="SimSun" w:cs="Arial"/>
+                <w:kern w:val="0"/>
+                <w:sz w:val="28"/>
+                <w:szCs w:val="28"/>
+                <w:lang w:val="en-US" w:eastAsia="zh-CN" w:bidi="ar"/>
+              </w:rPr>
+            </w:pPr>
+            <w:bookmarkStart w:id="0" w:name="_GoBack"/>
+            <w:bookmarkEnd w:id="0"/>
           </w:p>
         </w:tc>
       </w:tr>

--- a/Vulnerability_Assessment_Report_FUTURE_CS_01.docx
+++ b/Vulnerability_Assessment_Report_FUTURE_CS_01.docx
@@ -526,11 +526,19 @@
       </w:pPr>
       <w:r>
         <w:rPr>
-          <w:rFonts w:hint="default" w:ascii="Arial" w:hAnsi="Arial" w:cs="Arial"/>
+          <w:rFonts w:hint="default" w:ascii="Arial" w:hAnsi="Arial" w:eastAsia="SimSun" w:cs="Arial"/>
           <w:sz w:val="32"/>
           <w:szCs w:val="32"/>
         </w:rPr>
-        <w:t xml:space="preserve">A vulnerability assessment is a security check performed on a website to find weaknesses that attackers could exploit. In this report, I performed a vulnerability assessment on </w:t>
+        <w:t>"In this task I performed a security check on a website to find weaknesses</w:t>
+      </w:r>
+      <w:r>
+        <w:rPr>
+          <w:rFonts w:hint="default" w:ascii="Arial" w:hAnsi="Arial" w:cs="Arial"/>
+          <w:sz w:val="32"/>
+          <w:szCs w:val="32"/>
+        </w:rPr>
+        <w:t xml:space="preserve"> to find weaknesses that attackers could exploit. In this report, I performed a vulnerability assessment on </w:t>
       </w:r>
       <w:r>
         <w:rPr>
@@ -866,7 +874,6 @@
             <w:insideH w:val="none" w:color="auto" w:sz="0" w:space="0"/>
             <w:insideV w:val="none" w:color="auto" w:sz="0" w:space="0"/>
           </w:tblBorders>
-          <w:shd w:val="clear" w:color="auto" w:fill="auto"/>
           <w:tblCellMar>
             <w:top w:w="15" w:type="dxa"/>
             <w:left w:w="15" w:type="dxa"/>
@@ -1034,7 +1041,6 @@
             <w:insideH w:val="none" w:color="auto" w:sz="0" w:space="0"/>
             <w:insideV w:val="none" w:color="auto" w:sz="0" w:space="0"/>
           </w:tblBorders>
-          <w:shd w:val="clear" w:color="auto" w:fill="auto"/>
           <w:tblCellMar>
             <w:top w:w="15" w:type="dxa"/>
             <w:left w:w="15" w:type="dxa"/>
@@ -1118,7 +1124,6 @@
             <w:insideH w:val="none" w:color="auto" w:sz="0" w:space="0"/>
             <w:insideV w:val="none" w:color="auto" w:sz="0" w:space="0"/>
           </w:tblBorders>
-          <w:shd w:val="clear" w:color="auto" w:fill="auto"/>
           <w:tblCellMar>
             <w:top w:w="15" w:type="dxa"/>
             <w:left w:w="15" w:type="dxa"/>
@@ -1403,20 +1408,6 @@
         </w:rPr>
         <w:t>Provided remediation steps for each finding</w:t>
       </w:r>
-    </w:p>
-    <w:p>
-      <w:pPr>
-        <w:pStyle w:val="2"/>
-        <w:keepNext w:val="0"/>
-        <w:keepLines w:val="0"/>
-        <w:widowControl/>
-        <w:suppressLineNumbers w:val="0"/>
-        <w:rPr>
-          <w:rFonts w:hint="default" w:ascii="Arial" w:hAnsi="Arial" w:cs="Arial"/>
-          <w:sz w:val="28"/>
-          <w:szCs w:val="28"/>
-        </w:rPr>
-      </w:pPr>
     </w:p>
     <w:p>
       <w:pPr>
@@ -2343,6 +2334,15 @@
       </w:tblGrid>
       <w:tr>
         <w:tblPrEx>
+          <w:tblBorders>
+            <w:top w:val="none" w:color="auto" w:sz="0" w:space="0"/>
+            <w:left w:val="none" w:color="auto" w:sz="0" w:space="0"/>
+            <w:bottom w:val="none" w:color="auto" w:sz="0" w:space="0"/>
+            <w:right w:val="none" w:color="auto" w:sz="0" w:space="0"/>
+            <w:insideH w:val="none" w:color="auto" w:sz="0" w:space="0"/>
+            <w:insideV w:val="none" w:color="auto" w:sz="0" w:space="0"/>
+          </w:tblBorders>
+          <w:shd w:val="clear" w:color="auto" w:fill="auto"/>
           <w:tblCellMar>
             <w:top w:w="15" w:type="dxa"/>
             <w:left w:w="15" w:type="dxa"/>
@@ -2518,7 +2518,6 @@
             <w:insideH w:val="none" w:color="auto" w:sz="0" w:space="0"/>
             <w:insideV w:val="none" w:color="auto" w:sz="0" w:space="0"/>
           </w:tblBorders>
-          <w:shd w:val="clear" w:color="auto" w:fill="auto"/>
           <w:tblCellMar>
             <w:top w:w="15" w:type="dxa"/>
             <w:left w:w="15" w:type="dxa"/>
@@ -2799,11 +2798,6 @@
     </w:p>
     <w:p>
       <w:pPr>
-        <w:jc w:val="left"/>
-      </w:pPr>
-    </w:p>
-    <w:p>
-      <w:pPr>
         <w:pStyle w:val="2"/>
         <w:keepNext w:val="0"/>
         <w:keepLines w:val="0"/>
@@ -2900,6 +2894,7 @@
             <w:insideH w:val="none" w:color="auto" w:sz="0" w:space="0"/>
             <w:insideV w:val="none" w:color="auto" w:sz="0" w:space="0"/>
           </w:tblBorders>
+          <w:shd w:val="clear" w:color="auto" w:fill="auto"/>
           <w:tblCellMar>
             <w:top w:w="15" w:type="dxa"/>
             <w:left w:w="15" w:type="dxa"/>
@@ -2991,7 +2986,6 @@
             <w:insideH w:val="none" w:color="auto" w:sz="0" w:space="0"/>
             <w:insideV w:val="none" w:color="auto" w:sz="0" w:space="0"/>
           </w:tblBorders>
-          <w:shd w:val="clear" w:color="auto" w:fill="auto"/>
           <w:tblCellMar>
             <w:top w:w="15" w:type="dxa"/>
             <w:left w:w="15" w:type="dxa"/>
@@ -3334,6 +3328,7 @@
             <w:insideH w:val="none" w:color="auto" w:sz="0" w:space="0"/>
             <w:insideV w:val="none" w:color="auto" w:sz="0" w:space="0"/>
           </w:tblBorders>
+          <w:shd w:val="clear" w:color="auto" w:fill="auto"/>
           <w:tblCellMar>
             <w:top w:w="15" w:type="dxa"/>
             <w:left w:w="15" w:type="dxa"/>
@@ -3509,7 +3504,6 @@
             <w:insideH w:val="none" w:color="auto" w:sz="0" w:space="0"/>
             <w:insideV w:val="none" w:color="auto" w:sz="0" w:space="0"/>
           </w:tblBorders>
-          <w:shd w:val="clear" w:color="auto" w:fill="auto"/>
           <w:tblCellMar>
             <w:top w:w="15" w:type="dxa"/>
             <w:left w:w="15" w:type="dxa"/>
@@ -3594,7 +3588,6 @@
             <w:insideH w:val="none" w:color="auto" w:sz="0" w:space="0"/>
             <w:insideV w:val="none" w:color="auto" w:sz="0" w:space="0"/>
           </w:tblBorders>
-          <w:shd w:val="clear" w:color="auto" w:fill="auto"/>
           <w:tblCellMar>
             <w:top w:w="15" w:type="dxa"/>
             <w:left w:w="15" w:type="dxa"/>
@@ -3944,6 +3937,7 @@
             <w:insideH w:val="none" w:color="auto" w:sz="0" w:space="0"/>
             <w:insideV w:val="none" w:color="auto" w:sz="0" w:space="0"/>
           </w:tblBorders>
+          <w:shd w:val="clear" w:color="auto" w:fill="auto"/>
           <w:tblCellMar>
             <w:top w:w="15" w:type="dxa"/>
             <w:left w:w="15" w:type="dxa"/>
@@ -4028,6 +4022,7 @@
             <w:insideH w:val="none" w:color="auto" w:sz="0" w:space="0"/>
             <w:insideV w:val="none" w:color="auto" w:sz="0" w:space="0"/>
           </w:tblBorders>
+          <w:shd w:val="clear" w:color="auto" w:fill="auto"/>
           <w:tblCellMar>
             <w:top w:w="15" w:type="dxa"/>
             <w:left w:w="15" w:type="dxa"/>
@@ -4277,6 +4272,7 @@
             <w:insideH w:val="none" w:color="auto" w:sz="0" w:space="0"/>
             <w:insideV w:val="none" w:color="auto" w:sz="0" w:space="0"/>
           </w:tblBorders>
+          <w:shd w:val="clear" w:color="auto" w:fill="auto"/>
           <w:tblCellMar>
             <w:top w:w="15" w:type="dxa"/>
             <w:left w:w="15" w:type="dxa"/>
@@ -4354,6 +4350,90 @@
                 <w:lang w:val="en-US" w:eastAsia="zh-CN" w:bidi="ar"/>
               </w:rPr>
               <w:t>Details</w:t>
+            </w:r>
+          </w:p>
+        </w:tc>
+      </w:tr>
+      <w:tr>
+        <w:tblPrEx>
+          <w:tblBorders>
+            <w:top w:val="none" w:color="auto" w:sz="0" w:space="0"/>
+            <w:left w:val="none" w:color="auto" w:sz="0" w:space="0"/>
+            <w:bottom w:val="none" w:color="auto" w:sz="0" w:space="0"/>
+            <w:right w:val="none" w:color="auto" w:sz="0" w:space="0"/>
+            <w:insideH w:val="none" w:color="auto" w:sz="0" w:space="0"/>
+            <w:insideV w:val="none" w:color="auto" w:sz="0" w:space="0"/>
+          </w:tblBorders>
+          <w:tblCellMar>
+            <w:top w:w="15" w:type="dxa"/>
+            <w:left w:w="15" w:type="dxa"/>
+            <w:bottom w:w="15" w:type="dxa"/>
+            <w:right w:w="15" w:type="dxa"/>
+          </w:tblCellMar>
+        </w:tblPrEx>
+        <w:trPr>
+          <w:tblCellSpacing w:w="15" w:type="dxa"/>
+        </w:trPr>
+        <w:tc>
+          <w:tcPr>
+            <w:tcW w:w="0" w:type="auto"/>
+            <w:shd w:val="clear" w:color="auto" w:fill="auto"/>
+            <w:vAlign w:val="center"/>
+          </w:tcPr>
+          <w:p>
+            <w:pPr>
+              <w:keepNext w:val="0"/>
+              <w:keepLines w:val="0"/>
+              <w:widowControl/>
+              <w:suppressLineNumbers w:val="0"/>
+              <w:jc w:val="left"/>
+              <w:rPr>
+                <w:rFonts w:hint="default" w:ascii="Arial" w:hAnsi="Arial" w:cs="Arial"/>
+                <w:sz w:val="28"/>
+                <w:szCs w:val="28"/>
+              </w:rPr>
+            </w:pPr>
+            <w:r>
+              <w:rPr>
+                <w:rStyle w:val="11"/>
+                <w:rFonts w:hint="default" w:ascii="Arial" w:hAnsi="Arial" w:eastAsia="SimSun" w:cs="Arial"/>
+                <w:kern w:val="0"/>
+                <w:sz w:val="28"/>
+                <w:szCs w:val="28"/>
+                <w:lang w:val="en-US" w:eastAsia="zh-CN" w:bidi="ar"/>
+              </w:rPr>
+              <w:t>Risk</w:t>
+            </w:r>
+          </w:p>
+        </w:tc>
+        <w:tc>
+          <w:tcPr>
+            <w:tcW w:w="0" w:type="auto"/>
+            <w:shd w:val="clear" w:color="auto" w:fill="auto"/>
+            <w:vAlign w:val="center"/>
+          </w:tcPr>
+          <w:p>
+            <w:pPr>
+              <w:keepNext w:val="0"/>
+              <w:keepLines w:val="0"/>
+              <w:widowControl/>
+              <w:suppressLineNumbers w:val="0"/>
+              <w:jc w:val="left"/>
+              <w:rPr>
+                <w:rFonts w:hint="default" w:ascii="Arial" w:hAnsi="Arial" w:cs="Arial"/>
+                <w:sz w:val="28"/>
+                <w:szCs w:val="28"/>
+              </w:rPr>
+            </w:pPr>
+            <w:r>
+              <w:rPr>
+                <w:rFonts w:hint="default" w:ascii="Arial" w:hAnsi="Arial" w:eastAsia="SimSun" w:cs="Arial"/>
+                <w:kern w:val="0"/>
+                <w:sz w:val="28"/>
+                <w:szCs w:val="28"/>
+                <w:lang w:val="en-US" w:eastAsia="zh-CN" w:bidi="ar"/>
+              </w:rPr>
+              <w:t xml:space="preserve"> High</w:t>
             </w:r>
           </w:p>
         </w:tc>
@@ -4407,38 +4487,38 @@
                 <w:szCs w:val="28"/>
                 <w:lang w:val="en-US" w:eastAsia="zh-CN" w:bidi="ar"/>
               </w:rPr>
-              <w:t>Risk</w:t>
-            </w:r>
-          </w:p>
-        </w:tc>
-        <w:tc>
-          <w:tcPr>
-            <w:tcW w:w="0" w:type="auto"/>
-            <w:shd w:val="clear" w:color="auto" w:fill="auto"/>
-            <w:vAlign w:val="center"/>
-          </w:tcPr>
-          <w:p>
-            <w:pPr>
-              <w:keepNext w:val="0"/>
-              <w:keepLines w:val="0"/>
-              <w:widowControl/>
-              <w:suppressLineNumbers w:val="0"/>
-              <w:jc w:val="left"/>
-              <w:rPr>
-                <w:rFonts w:hint="default" w:ascii="Arial" w:hAnsi="Arial" w:cs="Arial"/>
-                <w:sz w:val="28"/>
-                <w:szCs w:val="28"/>
-              </w:rPr>
-            </w:pPr>
-            <w:r>
-              <w:rPr>
-                <w:rFonts w:hint="default" w:ascii="Arial" w:hAnsi="Arial" w:eastAsia="SimSun" w:cs="Arial"/>
-                <w:kern w:val="0"/>
-                <w:sz w:val="28"/>
-                <w:szCs w:val="28"/>
-                <w:lang w:val="en-US" w:eastAsia="zh-CN" w:bidi="ar"/>
-              </w:rPr>
-              <w:t xml:space="preserve"> High</w:t>
+              <w:t>What it means</w:t>
+            </w:r>
+          </w:p>
+        </w:tc>
+        <w:tc>
+          <w:tcPr>
+            <w:tcW w:w="0" w:type="auto"/>
+            <w:shd w:val="clear" w:color="auto" w:fill="auto"/>
+            <w:vAlign w:val="center"/>
+          </w:tcPr>
+          <w:p>
+            <w:pPr>
+              <w:keepNext w:val="0"/>
+              <w:keepLines w:val="0"/>
+              <w:widowControl/>
+              <w:suppressLineNumbers w:val="0"/>
+              <w:jc w:val="left"/>
+              <w:rPr>
+                <w:rFonts w:hint="default" w:ascii="Arial" w:hAnsi="Arial" w:cs="Arial"/>
+                <w:sz w:val="28"/>
+                <w:szCs w:val="28"/>
+              </w:rPr>
+            </w:pPr>
+            <w:r>
+              <w:rPr>
+                <w:rFonts w:hint="default" w:ascii="Arial" w:hAnsi="Arial" w:eastAsia="SimSun" w:cs="Arial"/>
+                <w:kern w:val="0"/>
+                <w:sz w:val="28"/>
+                <w:szCs w:val="28"/>
+                <w:lang w:val="en-US" w:eastAsia="zh-CN" w:bidi="ar"/>
+              </w:rPr>
+              <w:t>Any website can access this site's resources — attackers can steal data from other domains</w:t>
             </w:r>
           </w:p>
         </w:tc>
@@ -4492,91 +4572,6 @@
                 <w:szCs w:val="28"/>
                 <w:lang w:val="en-US" w:eastAsia="zh-CN" w:bidi="ar"/>
               </w:rPr>
-              <w:t>What it means</w:t>
-            </w:r>
-          </w:p>
-        </w:tc>
-        <w:tc>
-          <w:tcPr>
-            <w:tcW w:w="0" w:type="auto"/>
-            <w:shd w:val="clear" w:color="auto" w:fill="auto"/>
-            <w:vAlign w:val="center"/>
-          </w:tcPr>
-          <w:p>
-            <w:pPr>
-              <w:keepNext w:val="0"/>
-              <w:keepLines w:val="0"/>
-              <w:widowControl/>
-              <w:suppressLineNumbers w:val="0"/>
-              <w:jc w:val="left"/>
-              <w:rPr>
-                <w:rFonts w:hint="default" w:ascii="Arial" w:hAnsi="Arial" w:cs="Arial"/>
-                <w:sz w:val="28"/>
-                <w:szCs w:val="28"/>
-              </w:rPr>
-            </w:pPr>
-            <w:r>
-              <w:rPr>
-                <w:rFonts w:hint="default" w:ascii="Arial" w:hAnsi="Arial" w:eastAsia="SimSun" w:cs="Arial"/>
-                <w:kern w:val="0"/>
-                <w:sz w:val="28"/>
-                <w:szCs w:val="28"/>
-                <w:lang w:val="en-US" w:eastAsia="zh-CN" w:bidi="ar"/>
-              </w:rPr>
-              <w:t>Any website can access this site's resources — attackers can steal data from other domains</w:t>
-            </w:r>
-          </w:p>
-        </w:tc>
-      </w:tr>
-      <w:tr>
-        <w:tblPrEx>
-          <w:tblBorders>
-            <w:top w:val="none" w:color="auto" w:sz="0" w:space="0"/>
-            <w:left w:val="none" w:color="auto" w:sz="0" w:space="0"/>
-            <w:bottom w:val="none" w:color="auto" w:sz="0" w:space="0"/>
-            <w:right w:val="none" w:color="auto" w:sz="0" w:space="0"/>
-            <w:insideH w:val="none" w:color="auto" w:sz="0" w:space="0"/>
-            <w:insideV w:val="none" w:color="auto" w:sz="0" w:space="0"/>
-          </w:tblBorders>
-          <w:shd w:val="clear" w:color="auto" w:fill="auto"/>
-          <w:tblCellMar>
-            <w:top w:w="15" w:type="dxa"/>
-            <w:left w:w="15" w:type="dxa"/>
-            <w:bottom w:w="15" w:type="dxa"/>
-            <w:right w:w="15" w:type="dxa"/>
-          </w:tblCellMar>
-        </w:tblPrEx>
-        <w:trPr>
-          <w:tblCellSpacing w:w="15" w:type="dxa"/>
-        </w:trPr>
-        <w:tc>
-          <w:tcPr>
-            <w:tcW w:w="0" w:type="auto"/>
-            <w:shd w:val="clear" w:color="auto" w:fill="auto"/>
-            <w:vAlign w:val="center"/>
-          </w:tcPr>
-          <w:p>
-            <w:pPr>
-              <w:keepNext w:val="0"/>
-              <w:keepLines w:val="0"/>
-              <w:widowControl/>
-              <w:suppressLineNumbers w:val="0"/>
-              <w:jc w:val="left"/>
-              <w:rPr>
-                <w:rFonts w:hint="default" w:ascii="Arial" w:hAnsi="Arial" w:cs="Arial"/>
-                <w:sz w:val="28"/>
-                <w:szCs w:val="28"/>
-              </w:rPr>
-            </w:pPr>
-            <w:r>
-              <w:rPr>
-                <w:rStyle w:val="11"/>
-                <w:rFonts w:hint="default" w:ascii="Arial" w:hAnsi="Arial" w:eastAsia="SimSun" w:cs="Arial"/>
-                <w:kern w:val="0"/>
-                <w:sz w:val="28"/>
-                <w:szCs w:val="28"/>
-                <w:lang w:val="en-US" w:eastAsia="zh-CN" w:bidi="ar"/>
-              </w:rPr>
               <w:t>Fix</w:t>
             </w:r>
           </w:p>
@@ -4635,37 +4630,6 @@
         </w:tc>
       </w:tr>
     </w:tbl>
-    <w:p>
-      <w:pPr>
-        <w:keepNext w:val="0"/>
-        <w:keepLines w:val="0"/>
-        <w:widowControl/>
-        <w:suppressLineNumbers w:val="0"/>
-        <w:rPr>
-          <w:rFonts w:hint="default" w:ascii="Arial" w:hAnsi="Arial" w:cs="Arial"/>
-          <w:sz w:val="28"/>
-          <w:szCs w:val="28"/>
-        </w:rPr>
-      </w:pPr>
-      <w:r>
-        <w:rPr>
-          <w:rFonts w:hint="default" w:ascii="Arial" w:hAnsi="Arial" w:cs="Arial"/>
-          <w:sz w:val="28"/>
-          <w:szCs w:val="28"/>
-        </w:rPr>
-        <w:pict>
-          <v:rect id="_x0000_i1025" o:spt="1" style="height:1.5pt;width:432pt;" fillcolor="#A0A0A0" filled="t" stroked="f" coordsize="21600,21600" o:hr="t" o:hrstd="t" o:hralign="center">
-            <v:path/>
-            <v:fill on="t" focussize="0,0"/>
-            <v:stroke on="f"/>
-            <v:imagedata o:title=""/>
-            <o:lock v:ext="edit"/>
-            <w10:wrap type="none"/>
-            <w10:anchorlock/>
-          </v:rect>
-        </w:pict>
-      </w:r>
-    </w:p>
     <w:p>
       <w:pPr>
         <w:pStyle w:val="2"/>
@@ -4742,6 +4706,7 @@
             <w:insideH w:val="none" w:color="auto" w:sz="0" w:space="0"/>
             <w:insideV w:val="none" w:color="auto" w:sz="0" w:space="0"/>
           </w:tblBorders>
+          <w:shd w:val="clear" w:color="auto" w:fill="auto"/>
           <w:tblCellMar>
             <w:top w:w="15" w:type="dxa"/>
             <w:left w:w="15" w:type="dxa"/>
@@ -5189,6 +5154,7 @@
             <w:insideH w:val="none" w:color="auto" w:sz="0" w:space="0"/>
             <w:insideV w:val="none" w:color="auto" w:sz="0" w:space="0"/>
           </w:tblBorders>
+          <w:shd w:val="clear" w:color="auto" w:fill="auto"/>
           <w:tblCellMar>
             <w:top w:w="15" w:type="dxa"/>
             <w:left w:w="15" w:type="dxa"/>
@@ -5365,6 +5331,7 @@
             <w:insideH w:val="none" w:color="auto" w:sz="0" w:space="0"/>
             <w:insideV w:val="none" w:color="auto" w:sz="0" w:space="0"/>
           </w:tblBorders>
+          <w:shd w:val="clear" w:color="auto" w:fill="auto"/>
           <w:tblCellMar>
             <w:top w:w="15" w:type="dxa"/>
             <w:left w:w="15" w:type="dxa"/>
@@ -5449,6 +5416,7 @@
             <w:insideH w:val="none" w:color="auto" w:sz="0" w:space="0"/>
             <w:insideV w:val="none" w:color="auto" w:sz="0" w:space="0"/>
           </w:tblBorders>
+          <w:shd w:val="clear" w:color="auto" w:fill="auto"/>
           <w:tblCellMar>
             <w:top w:w="15" w:type="dxa"/>
             <w:left w:w="15" w:type="dxa"/>
@@ -5601,6 +5569,20 @@
           <w:szCs w:val="28"/>
         </w:rPr>
       </w:pPr>
+    </w:p>
+    <w:p>
+      <w:pPr>
+        <w:pStyle w:val="2"/>
+        <w:keepNext w:val="0"/>
+        <w:keepLines w:val="0"/>
+        <w:widowControl/>
+        <w:suppressLineNumbers w:val="0"/>
+        <w:rPr>
+          <w:rFonts w:hint="default" w:ascii="Arial" w:hAnsi="Arial" w:cs="Arial"/>
+          <w:sz w:val="28"/>
+          <w:szCs w:val="28"/>
+        </w:rPr>
+      </w:pPr>
       <w:r>
         <w:rPr>
           <w:rFonts w:hint="default" w:ascii="Arial" w:hAnsi="Arial" w:cs="Arial"/>
@@ -5664,6 +5646,7 @@
             <w:insideH w:val="none" w:color="auto" w:sz="0" w:space="0"/>
             <w:insideV w:val="none" w:color="auto" w:sz="0" w:space="0"/>
           </w:tblBorders>
+          <w:shd w:val="clear" w:color="auto" w:fill="auto"/>
           <w:tblCellMar>
             <w:top w:w="15" w:type="dxa"/>
             <w:left w:w="15" w:type="dxa"/>
@@ -5755,6 +5738,7 @@
             <w:insideH w:val="none" w:color="auto" w:sz="0" w:space="0"/>
             <w:insideV w:val="none" w:color="auto" w:sz="0" w:space="0"/>
           </w:tblBorders>
+          <w:shd w:val="clear" w:color="auto" w:fill="auto"/>
           <w:tblCellMar>
             <w:top w:w="15" w:type="dxa"/>
             <w:left w:w="15" w:type="dxa"/>
@@ -5839,6 +5823,7 @@
             <w:insideH w:val="none" w:color="auto" w:sz="0" w:space="0"/>
             <w:insideV w:val="none" w:color="auto" w:sz="0" w:space="0"/>
           </w:tblBorders>
+          <w:shd w:val="clear" w:color="auto" w:fill="auto"/>
           <w:tblCellMar>
             <w:top w:w="15" w:type="dxa"/>
             <w:left w:w="15" w:type="dxa"/>
@@ -5923,6 +5908,7 @@
             <w:insideH w:val="none" w:color="auto" w:sz="0" w:space="0"/>
             <w:insideV w:val="none" w:color="auto" w:sz="0" w:space="0"/>
           </w:tblBorders>
+          <w:shd w:val="clear" w:color="auto" w:fill="auto"/>
           <w:tblCellMar>
             <w:top w:w="15" w:type="dxa"/>
             <w:left w:w="15" w:type="dxa"/>
@@ -6085,6 +6071,7 @@
             <w:insideH w:val="none" w:color="auto" w:sz="0" w:space="0"/>
             <w:insideV w:val="none" w:color="auto" w:sz="0" w:space="0"/>
           </w:tblBorders>
+          <w:shd w:val="clear" w:color="auto" w:fill="auto"/>
           <w:tblCellMar>
             <w:top w:w="15" w:type="dxa"/>
             <w:left w:w="15" w:type="dxa"/>
@@ -7260,6 +7247,7 @@
     </w:p>
     <w:tbl>
       <w:tblPr>
+        <w:tblStyle w:val="4"/>
         <w:tblW w:w="0" w:type="auto"/>
         <w:tblCellSpacing w:w="15" w:type="dxa"/>
         <w:tblInd w:w="0" w:type="dxa"/>
@@ -7271,7 +7259,7 @@
           <w:insideH w:val="none" w:color="auto" w:sz="0" w:space="0"/>
           <w:insideV w:val="none" w:color="auto" w:sz="0" w:space="0"/>
         </w:tblBorders>
-        <w:shd w:val="clear"/>
+        <w:shd w:val="clear" w:color="auto" w:fill="auto"/>
         <w:tblLayout w:type="autofit"/>
         <w:tblCellMar>
           <w:top w:w="15" w:type="dxa"/>
@@ -7294,6 +7282,7 @@
             <w:insideH w:val="none" w:color="auto" w:sz="0" w:space="0"/>
             <w:insideV w:val="none" w:color="auto" w:sz="0" w:space="0"/>
           </w:tblBorders>
+          <w:shd w:val="clear" w:color="auto" w:fill="auto"/>
           <w:tblCellMar>
             <w:top w:w="15" w:type="dxa"/>
             <w:left w:w="15" w:type="dxa"/>
@@ -7307,7 +7296,7 @@
         <w:tc>
           <w:tcPr>
             <w:tcW w:w="0" w:type="auto"/>
-            <w:shd w:val="clear"/>
+            <w:shd w:val="clear" w:color="auto" w:fill="auto"/>
             <w:vAlign w:val="center"/>
           </w:tcPr>
           <w:p>
@@ -7342,7 +7331,7 @@
         <w:tc>
           <w:tcPr>
             <w:tcW w:w="0" w:type="auto"/>
-            <w:shd w:val="clear"/>
+            <w:shd w:val="clear" w:color="auto" w:fill="auto"/>
             <w:vAlign w:val="center"/>
           </w:tcPr>
           <w:p>
@@ -7385,6 +7374,7 @@
             <w:insideH w:val="none" w:color="auto" w:sz="0" w:space="0"/>
             <w:insideV w:val="none" w:color="auto" w:sz="0" w:space="0"/>
           </w:tblBorders>
+          <w:shd w:val="clear" w:color="auto" w:fill="auto"/>
           <w:tblCellMar>
             <w:top w:w="15" w:type="dxa"/>
             <w:left w:w="15" w:type="dxa"/>
@@ -7398,7 +7388,7 @@
         <w:tc>
           <w:tcPr>
             <w:tcW w:w="0" w:type="auto"/>
-            <w:shd w:val="clear"/>
+            <w:shd w:val="clear" w:color="auto" w:fill="auto"/>
             <w:vAlign w:val="center"/>
           </w:tcPr>
           <w:p>
@@ -7430,7 +7420,7 @@
         <w:tc>
           <w:tcPr>
             <w:tcW w:w="0" w:type="auto"/>
-            <w:shd w:val="clear"/>
+            <w:shd w:val="clear" w:color="auto" w:fill="auto"/>
             <w:vAlign w:val="center"/>
           </w:tcPr>
           <w:p>
@@ -7469,7 +7459,7 @@
             <w:insideH w:val="none" w:color="auto" w:sz="0" w:space="0"/>
             <w:insideV w:val="none" w:color="auto" w:sz="0" w:space="0"/>
           </w:tblBorders>
-          <w:shd w:val="clear"/>
+          <w:shd w:val="clear" w:color="auto" w:fill="auto"/>
           <w:tblCellMar>
             <w:top w:w="15" w:type="dxa"/>
             <w:left w:w="15" w:type="dxa"/>
@@ -7483,7 +7473,7 @@
         <w:tc>
           <w:tcPr>
             <w:tcW w:w="0" w:type="auto"/>
-            <w:shd w:val="clear"/>
+            <w:shd w:val="clear" w:color="auto" w:fill="auto"/>
             <w:vAlign w:val="center"/>
           </w:tcPr>
           <w:p>
@@ -7515,7 +7505,7 @@
         <w:tc>
           <w:tcPr>
             <w:tcW w:w="0" w:type="auto"/>
-            <w:shd w:val="clear"/>
+            <w:shd w:val="clear" w:color="auto" w:fill="auto"/>
             <w:vAlign w:val="center"/>
           </w:tcPr>
           <w:p>
@@ -7554,7 +7544,7 @@
             <w:insideH w:val="none" w:color="auto" w:sz="0" w:space="0"/>
             <w:insideV w:val="none" w:color="auto" w:sz="0" w:space="0"/>
           </w:tblBorders>
-          <w:shd w:val="clear"/>
+          <w:shd w:val="clear" w:color="auto" w:fill="auto"/>
           <w:tblCellMar>
             <w:top w:w="15" w:type="dxa"/>
             <w:left w:w="15" w:type="dxa"/>
@@ -7568,7 +7558,7 @@
         <w:tc>
           <w:tcPr>
             <w:tcW w:w="0" w:type="auto"/>
-            <w:shd w:val="clear"/>
+            <w:shd w:val="clear" w:color="auto" w:fill="auto"/>
             <w:vAlign w:val="center"/>
           </w:tcPr>
           <w:p>
@@ -7600,7 +7590,7 @@
         <w:tc>
           <w:tcPr>
             <w:tcW w:w="0" w:type="auto"/>
-            <w:shd w:val="clear"/>
+            <w:shd w:val="clear" w:color="auto" w:fill="auto"/>
             <w:vAlign w:val="center"/>
           </w:tcPr>
           <w:p>
@@ -7639,7 +7629,7 @@
             <w:insideH w:val="none" w:color="auto" w:sz="0" w:space="0"/>
             <w:insideV w:val="none" w:color="auto" w:sz="0" w:space="0"/>
           </w:tblBorders>
-          <w:shd w:val="clear"/>
+          <w:shd w:val="clear" w:color="auto" w:fill="auto"/>
           <w:tblCellMar>
             <w:top w:w="15" w:type="dxa"/>
             <w:left w:w="15" w:type="dxa"/>
@@ -7653,7 +7643,7 @@
         <w:tc>
           <w:tcPr>
             <w:tcW w:w="0" w:type="auto"/>
-            <w:shd w:val="clear"/>
+            <w:shd w:val="clear" w:color="auto" w:fill="auto"/>
             <w:vAlign w:val="center"/>
           </w:tcPr>
           <w:p>
@@ -7685,7 +7675,7 @@
         <w:tc>
           <w:tcPr>
             <w:tcW w:w="0" w:type="auto"/>
-            <w:shd w:val="clear"/>
+            <w:shd w:val="clear" w:color="auto" w:fill="auto"/>
             <w:vAlign w:val="center"/>
           </w:tcPr>
           <w:p>
@@ -7752,6 +7742,7 @@
     </w:p>
     <w:tbl>
       <w:tblPr>
+        <w:tblStyle w:val="4"/>
         <w:tblW w:w="0" w:type="auto"/>
         <w:tblCellSpacing w:w="15" w:type="dxa"/>
         <w:tblInd w:w="0" w:type="dxa"/>
@@ -7763,7 +7754,7 @@
           <w:insideH w:val="none" w:color="auto" w:sz="0" w:space="0"/>
           <w:insideV w:val="none" w:color="auto" w:sz="0" w:space="0"/>
         </w:tblBorders>
-        <w:shd w:val="clear"/>
+        <w:shd w:val="clear" w:color="auto" w:fill="auto"/>
         <w:tblLayout w:type="autofit"/>
         <w:tblCellMar>
           <w:top w:w="15" w:type="dxa"/>
@@ -7778,6 +7769,15 @@
       </w:tblGrid>
       <w:tr>
         <w:tblPrEx>
+          <w:tblBorders>
+            <w:top w:val="none" w:color="auto" w:sz="0" w:space="0"/>
+            <w:left w:val="none" w:color="auto" w:sz="0" w:space="0"/>
+            <w:bottom w:val="none" w:color="auto" w:sz="0" w:space="0"/>
+            <w:right w:val="none" w:color="auto" w:sz="0" w:space="0"/>
+            <w:insideH w:val="none" w:color="auto" w:sz="0" w:space="0"/>
+            <w:insideV w:val="none" w:color="auto" w:sz="0" w:space="0"/>
+          </w:tblBorders>
+          <w:shd w:val="clear" w:color="auto" w:fill="auto"/>
           <w:tblCellMar>
             <w:top w:w="15" w:type="dxa"/>
             <w:left w:w="15" w:type="dxa"/>
@@ -7791,7 +7791,7 @@
         <w:tc>
           <w:tcPr>
             <w:tcW w:w="0" w:type="auto"/>
-            <w:shd w:val="clear"/>
+            <w:shd w:val="clear" w:color="auto" w:fill="auto"/>
             <w:vAlign w:val="center"/>
           </w:tcPr>
           <w:p>
@@ -7826,7 +7826,7 @@
         <w:tc>
           <w:tcPr>
             <w:tcW w:w="0" w:type="auto"/>
-            <w:shd w:val="clear"/>
+            <w:shd w:val="clear" w:color="auto" w:fill="auto"/>
             <w:vAlign w:val="center"/>
           </w:tcPr>
           <w:p>
@@ -7869,7 +7869,7 @@
             <w:insideH w:val="none" w:color="auto" w:sz="0" w:space="0"/>
             <w:insideV w:val="none" w:color="auto" w:sz="0" w:space="0"/>
           </w:tblBorders>
-          <w:shd w:val="clear"/>
+          <w:shd w:val="clear" w:color="auto" w:fill="auto"/>
           <w:tblCellMar>
             <w:top w:w="15" w:type="dxa"/>
             <w:left w:w="15" w:type="dxa"/>
@@ -7883,7 +7883,7 @@
         <w:tc>
           <w:tcPr>
             <w:tcW w:w="0" w:type="auto"/>
-            <w:shd w:val="clear"/>
+            <w:shd w:val="clear" w:color="auto" w:fill="auto"/>
             <w:vAlign w:val="center"/>
           </w:tcPr>
           <w:p>
@@ -7915,7 +7915,7 @@
         <w:tc>
           <w:tcPr>
             <w:tcW w:w="0" w:type="auto"/>
-            <w:shd w:val="clear"/>
+            <w:shd w:val="clear" w:color="auto" w:fill="auto"/>
             <w:vAlign w:val="center"/>
           </w:tcPr>
           <w:p>
@@ -7954,7 +7954,7 @@
             <w:insideH w:val="none" w:color="auto" w:sz="0" w:space="0"/>
             <w:insideV w:val="none" w:color="auto" w:sz="0" w:space="0"/>
           </w:tblBorders>
-          <w:shd w:val="clear"/>
+          <w:shd w:val="clear" w:color="auto" w:fill="auto"/>
           <w:tblCellMar>
             <w:top w:w="15" w:type="dxa"/>
             <w:left w:w="15" w:type="dxa"/>
@@ -7968,7 +7968,7 @@
         <w:tc>
           <w:tcPr>
             <w:tcW w:w="0" w:type="auto"/>
-            <w:shd w:val="clear"/>
+            <w:shd w:val="clear" w:color="auto" w:fill="auto"/>
             <w:vAlign w:val="center"/>
           </w:tcPr>
           <w:p>
@@ -8000,7 +8000,7 @@
         <w:tc>
           <w:tcPr>
             <w:tcW w:w="0" w:type="auto"/>
-            <w:shd w:val="clear"/>
+            <w:shd w:val="clear" w:color="auto" w:fill="auto"/>
             <w:vAlign w:val="center"/>
           </w:tcPr>
           <w:p>
@@ -8039,7 +8039,7 @@
             <w:insideH w:val="none" w:color="auto" w:sz="0" w:space="0"/>
             <w:insideV w:val="none" w:color="auto" w:sz="0" w:space="0"/>
           </w:tblBorders>
-          <w:shd w:val="clear"/>
+          <w:shd w:val="clear" w:color="auto" w:fill="auto"/>
           <w:tblCellMar>
             <w:top w:w="15" w:type="dxa"/>
             <w:left w:w="15" w:type="dxa"/>
@@ -8053,7 +8053,7 @@
         <w:tc>
           <w:tcPr>
             <w:tcW w:w="0" w:type="auto"/>
-            <w:shd w:val="clear"/>
+            <w:shd w:val="clear" w:color="auto" w:fill="auto"/>
             <w:vAlign w:val="center"/>
           </w:tcPr>
           <w:p>
@@ -8085,7 +8085,7 @@
         <w:tc>
           <w:tcPr>
             <w:tcW w:w="0" w:type="auto"/>
-            <w:shd w:val="clear"/>
+            <w:shd w:val="clear" w:color="auto" w:fill="auto"/>
             <w:vAlign w:val="center"/>
           </w:tcPr>
           <w:p>
@@ -8124,7 +8124,7 @@
             <w:insideH w:val="none" w:color="auto" w:sz="0" w:space="0"/>
             <w:insideV w:val="none" w:color="auto" w:sz="0" w:space="0"/>
           </w:tblBorders>
-          <w:shd w:val="clear"/>
+          <w:shd w:val="clear" w:color="auto" w:fill="auto"/>
           <w:tblCellMar>
             <w:top w:w="15" w:type="dxa"/>
             <w:left w:w="15" w:type="dxa"/>
@@ -8138,7 +8138,7 @@
         <w:tc>
           <w:tcPr>
             <w:tcW w:w="0" w:type="auto"/>
-            <w:shd w:val="clear"/>
+            <w:shd w:val="clear" w:color="auto" w:fill="auto"/>
             <w:vAlign w:val="center"/>
           </w:tcPr>
           <w:p>
@@ -8170,7 +8170,7 @@
         <w:tc>
           <w:tcPr>
             <w:tcW w:w="0" w:type="auto"/>
-            <w:shd w:val="clear"/>
+            <w:shd w:val="clear" w:color="auto" w:fill="auto"/>
             <w:vAlign w:val="center"/>
           </w:tcPr>
           <w:p>
@@ -8202,7 +8202,11 @@
     </w:tbl>
     <w:p>
       <w:pPr>
-        <w:jc w:val="left"/>
+        <w:pStyle w:val="2"/>
+        <w:keepNext w:val="0"/>
+        <w:keepLines w:val="0"/>
+        <w:widowControl/>
+        <w:suppressLineNumbers w:val="0"/>
         <w:rPr>
           <w:rFonts w:hint="default" w:ascii="Arial" w:hAnsi="Arial" w:cs="Arial"/>
           <w:sz w:val="28"/>
@@ -8212,7 +8216,11 @@
     </w:p>
     <w:p>
       <w:pPr>
-        <w:jc w:val="center"/>
+        <w:pStyle w:val="2"/>
+        <w:keepNext w:val="0"/>
+        <w:keepLines w:val="0"/>
+        <w:widowControl/>
+        <w:suppressLineNumbers w:val="0"/>
         <w:rPr>
           <w:rFonts w:hint="default" w:ascii="Arial" w:hAnsi="Arial" w:cs="Arial"/>
           <w:sz w:val="28"/>
@@ -8222,7 +8230,11 @@
     </w:p>
     <w:p>
       <w:pPr>
-        <w:jc w:val="center"/>
+        <w:pStyle w:val="2"/>
+        <w:keepNext w:val="0"/>
+        <w:keepLines w:val="0"/>
+        <w:widowControl/>
+        <w:suppressLineNumbers w:val="0"/>
         <w:rPr>
           <w:rFonts w:hint="default" w:ascii="Arial" w:hAnsi="Arial" w:cs="Arial"/>
           <w:sz w:val="28"/>
@@ -8232,7 +8244,11 @@
     </w:p>
     <w:p>
       <w:pPr>
-        <w:jc w:val="center"/>
+        <w:pStyle w:val="2"/>
+        <w:keepNext w:val="0"/>
+        <w:keepLines w:val="0"/>
+        <w:widowControl/>
+        <w:suppressLineNumbers w:val="0"/>
         <w:rPr>
           <w:rFonts w:hint="default" w:ascii="Arial" w:hAnsi="Arial" w:cs="Arial"/>
           <w:sz w:val="28"/>
@@ -8242,87 +8258,72 @@
     </w:p>
     <w:p>
       <w:pPr>
-        <w:jc w:val="center"/>
+        <w:pStyle w:val="2"/>
+        <w:keepNext w:val="0"/>
+        <w:keepLines w:val="0"/>
+        <w:widowControl/>
+        <w:suppressLineNumbers w:val="0"/>
+        <w:rPr>
+          <w:rFonts w:hint="default" w:ascii="Arial" w:hAnsi="Arial" w:cs="Arial"/>
+          <w:sz w:val="28"/>
+          <w:szCs w:val="28"/>
+        </w:rPr>
       </w:pPr>
     </w:p>
     <w:p>
       <w:pPr>
-        <w:jc w:val="center"/>
+        <w:pStyle w:val="2"/>
+        <w:keepNext w:val="0"/>
+        <w:keepLines w:val="0"/>
+        <w:widowControl/>
+        <w:suppressLineNumbers w:val="0"/>
+        <w:rPr>
+          <w:rFonts w:hint="default" w:ascii="Arial" w:hAnsi="Arial" w:cs="Arial"/>
+          <w:sz w:val="28"/>
+          <w:szCs w:val="28"/>
+        </w:rPr>
       </w:pPr>
     </w:p>
     <w:p>
       <w:pPr>
-        <w:jc w:val="center"/>
+        <w:pStyle w:val="2"/>
+        <w:keepNext w:val="0"/>
+        <w:keepLines w:val="0"/>
+        <w:widowControl/>
+        <w:suppressLineNumbers w:val="0"/>
+        <w:rPr>
+          <w:rFonts w:hint="default" w:ascii="Arial" w:hAnsi="Arial" w:cs="Arial"/>
+          <w:sz w:val="28"/>
+          <w:szCs w:val="28"/>
+        </w:rPr>
       </w:pPr>
     </w:p>
     <w:p>
       <w:pPr>
-        <w:jc w:val="center"/>
+        <w:pStyle w:val="2"/>
+        <w:keepNext w:val="0"/>
+        <w:keepLines w:val="0"/>
+        <w:widowControl/>
+        <w:suppressLineNumbers w:val="0"/>
+        <w:rPr>
+          <w:rFonts w:hint="default" w:ascii="Arial" w:hAnsi="Arial" w:cs="Arial"/>
+          <w:sz w:val="28"/>
+          <w:szCs w:val="28"/>
+        </w:rPr>
       </w:pPr>
     </w:p>
     <w:p>
       <w:pPr>
-        <w:jc w:val="center"/>
-      </w:pPr>
-    </w:p>
-    <w:p>
-      <w:pPr>
-        <w:jc w:val="center"/>
-      </w:pPr>
-    </w:p>
-    <w:p>
-      <w:pPr>
-        <w:jc w:val="center"/>
-      </w:pPr>
-    </w:p>
-    <w:p>
-      <w:pPr>
-        <w:jc w:val="center"/>
-      </w:pPr>
-    </w:p>
-    <w:p>
-      <w:pPr>
-        <w:jc w:val="center"/>
-      </w:pPr>
-    </w:p>
-    <w:p>
-      <w:pPr>
-        <w:jc w:val="center"/>
-      </w:pPr>
-    </w:p>
-    <w:p>
-      <w:pPr>
-        <w:jc w:val="center"/>
-      </w:pPr>
-    </w:p>
-    <w:p>
-      <w:pPr>
-        <w:jc w:val="center"/>
-      </w:pPr>
-    </w:p>
-    <w:p>
-      <w:pPr>
-        <w:jc w:val="center"/>
-      </w:pPr>
-    </w:p>
-    <w:p>
-      <w:pPr>
-        <w:jc w:val="center"/>
-      </w:pPr>
-    </w:p>
-    <w:p>
-      <w:pPr>
-        <w:jc w:val="center"/>
-      </w:pPr>
-    </w:p>
-    <w:p>
-      <w:pPr>
-        <w:jc w:val="center"/>
-      </w:pPr>
-    </w:p>
-    <w:p>
-      <w:pPr>
-        <w:jc w:val="center"/>
+        <w:pStyle w:val="2"/>
+        <w:keepNext w:val="0"/>
+        <w:keepLines w:val="0"/>
+        <w:widowControl/>
+        <w:suppressLineNumbers w:val="0"/>
+        <w:rPr>
+          <w:rFonts w:hint="default" w:ascii="Arial" w:hAnsi="Arial" w:cs="Arial"/>
+          <w:sz w:val="28"/>
+          <w:szCs w:val="28"/>
+        </w:rPr>
       </w:pPr>
     </w:p>
     <w:p>
@@ -8438,7 +8439,6 @@
             <w:insideH w:val="none" w:color="auto" w:sz="0" w:space="0"/>
             <w:insideV w:val="none" w:color="auto" w:sz="0" w:space="0"/>
           </w:tblBorders>
-          <w:shd w:val="clear" w:color="auto" w:fill="auto"/>
           <w:tblCellMar>
             <w:top w:w="15" w:type="dxa"/>
             <w:left w:w="15" w:type="dxa"/>
@@ -8586,6 +8586,151 @@
                 <w:lang w:val="en-US" w:eastAsia="zh-CN" w:bidi="ar"/>
               </w:rPr>
               <w:t>Risk Level</w:t>
+            </w:r>
+          </w:p>
+        </w:tc>
+      </w:tr>
+      <w:tr>
+        <w:tblPrEx>
+          <w:tblBorders>
+            <w:top w:val="none" w:color="auto" w:sz="0" w:space="0"/>
+            <w:left w:val="none" w:color="auto" w:sz="0" w:space="0"/>
+            <w:bottom w:val="none" w:color="auto" w:sz="0" w:space="0"/>
+            <w:right w:val="none" w:color="auto" w:sz="0" w:space="0"/>
+            <w:insideH w:val="none" w:color="auto" w:sz="0" w:space="0"/>
+            <w:insideV w:val="none" w:color="auto" w:sz="0" w:space="0"/>
+          </w:tblBorders>
+          <w:tblCellMar>
+            <w:top w:w="15" w:type="dxa"/>
+            <w:left w:w="15" w:type="dxa"/>
+            <w:bottom w:w="15" w:type="dxa"/>
+            <w:right w:w="15" w:type="dxa"/>
+          </w:tblCellMar>
+        </w:tblPrEx>
+        <w:trPr>
+          <w:tblCellSpacing w:w="15" w:type="dxa"/>
+        </w:trPr>
+        <w:tc>
+          <w:tcPr>
+            <w:tcW w:w="0" w:type="auto"/>
+            <w:shd w:val="clear" w:color="auto" w:fill="auto"/>
+            <w:vAlign w:val="center"/>
+          </w:tcPr>
+          <w:p>
+            <w:pPr>
+              <w:keepNext w:val="0"/>
+              <w:keepLines w:val="0"/>
+              <w:widowControl/>
+              <w:suppressLineNumbers w:val="0"/>
+              <w:jc w:val="left"/>
+              <w:rPr>
+                <w:rFonts w:hint="default" w:ascii="Arial" w:hAnsi="Arial" w:cs="Arial"/>
+                <w:sz w:val="28"/>
+                <w:szCs w:val="28"/>
+              </w:rPr>
+            </w:pPr>
+            <w:r>
+              <w:rPr>
+                <w:rFonts w:hint="default" w:ascii="Arial" w:hAnsi="Arial" w:eastAsia="SimSun" w:cs="Arial"/>
+                <w:kern w:val="0"/>
+                <w:sz w:val="28"/>
+                <w:szCs w:val="28"/>
+                <w:lang w:val="en-US" w:eastAsia="zh-CN" w:bidi="ar"/>
+              </w:rPr>
+              <w:t>1</w:t>
+            </w:r>
+          </w:p>
+        </w:tc>
+        <w:tc>
+          <w:tcPr>
+            <w:tcW w:w="0" w:type="auto"/>
+            <w:shd w:val="clear" w:color="auto" w:fill="auto"/>
+            <w:vAlign w:val="center"/>
+          </w:tcPr>
+          <w:p>
+            <w:pPr>
+              <w:keepNext w:val="0"/>
+              <w:keepLines w:val="0"/>
+              <w:widowControl/>
+              <w:suppressLineNumbers w:val="0"/>
+              <w:jc w:val="left"/>
+              <w:rPr>
+                <w:rFonts w:hint="default" w:ascii="Arial" w:hAnsi="Arial" w:cs="Arial"/>
+                <w:sz w:val="28"/>
+                <w:szCs w:val="28"/>
+              </w:rPr>
+            </w:pPr>
+            <w:r>
+              <w:rPr>
+                <w:rFonts w:hint="default" w:ascii="Arial" w:hAnsi="Arial" w:eastAsia="SimSun" w:cs="Arial"/>
+                <w:kern w:val="0"/>
+                <w:sz w:val="28"/>
+                <w:szCs w:val="28"/>
+                <w:lang w:val="en-US" w:eastAsia="zh-CN" w:bidi="ar"/>
+              </w:rPr>
+              <w:t>Missing Content-Security-Policy</w:t>
+            </w:r>
+          </w:p>
+        </w:tc>
+        <w:tc>
+          <w:tcPr>
+            <w:tcW w:w="3027" w:type="dxa"/>
+            <w:shd w:val="clear" w:color="auto" w:fill="auto"/>
+            <w:vAlign w:val="center"/>
+          </w:tcPr>
+          <w:p>
+            <w:pPr>
+              <w:keepNext w:val="0"/>
+              <w:keepLines w:val="0"/>
+              <w:widowControl/>
+              <w:suppressLineNumbers w:val="0"/>
+              <w:jc w:val="left"/>
+              <w:rPr>
+                <w:rFonts w:hint="default" w:ascii="Arial" w:hAnsi="Arial" w:cs="Arial"/>
+                <w:sz w:val="28"/>
+                <w:szCs w:val="28"/>
+              </w:rPr>
+            </w:pPr>
+            <w:r>
+              <w:rPr>
+                <w:rFonts w:hint="default" w:ascii="Arial" w:hAnsi="Arial" w:eastAsia="SimSun" w:cs="Arial"/>
+                <w:kern w:val="0"/>
+                <w:sz w:val="28"/>
+                <w:szCs w:val="28"/>
+                <w:lang w:val="en-US" w:eastAsia="zh-CN" w:bidi="ar"/>
+              </w:rPr>
+              <w:t>Security Headers</w:t>
+            </w:r>
+          </w:p>
+        </w:tc>
+        <w:tc>
+          <w:tcPr>
+            <w:tcW w:w="1313" w:type="dxa"/>
+            <w:shd w:val="clear" w:color="auto" w:fill="auto"/>
+            <w:vAlign w:val="center"/>
+          </w:tcPr>
+          <w:p>
+            <w:pPr>
+              <w:keepNext w:val="0"/>
+              <w:keepLines w:val="0"/>
+              <w:widowControl/>
+              <w:suppressLineNumbers w:val="0"/>
+              <w:jc w:val="left"/>
+              <w:rPr>
+                <w:rFonts w:hint="default" w:ascii="Arial" w:hAnsi="Arial" w:cs="Arial"/>
+                <w:sz w:val="28"/>
+                <w:szCs w:val="28"/>
+              </w:rPr>
+            </w:pPr>
+            <w:r>
+              <w:rPr>
+                <w:rFonts w:hint="default" w:ascii="Arial" w:hAnsi="Arial" w:eastAsia="SimSun" w:cs="Arial"/>
+                <w:kern w:val="0"/>
+                <w:sz w:val="28"/>
+                <w:szCs w:val="28"/>
+                <w:lang w:val="en-US" w:eastAsia="zh-CN" w:bidi="ar"/>
+              </w:rPr>
+              <w:t>High</w:t>
             </w:r>
           </w:p>
         </w:tc>
@@ -8638,38 +8783,38 @@
                 <w:szCs w:val="28"/>
                 <w:lang w:val="en-US" w:eastAsia="zh-CN" w:bidi="ar"/>
               </w:rPr>
-              <w:t>1</w:t>
-            </w:r>
-          </w:p>
-        </w:tc>
-        <w:tc>
-          <w:tcPr>
-            <w:tcW w:w="0" w:type="auto"/>
-            <w:shd w:val="clear" w:color="auto" w:fill="auto"/>
-            <w:vAlign w:val="center"/>
-          </w:tcPr>
-          <w:p>
-            <w:pPr>
-              <w:keepNext w:val="0"/>
-              <w:keepLines w:val="0"/>
-              <w:widowControl/>
-              <w:suppressLineNumbers w:val="0"/>
-              <w:jc w:val="left"/>
-              <w:rPr>
-                <w:rFonts w:hint="default" w:ascii="Arial" w:hAnsi="Arial" w:cs="Arial"/>
-                <w:sz w:val="28"/>
-                <w:szCs w:val="28"/>
-              </w:rPr>
-            </w:pPr>
-            <w:r>
-              <w:rPr>
-                <w:rFonts w:hint="default" w:ascii="Arial" w:hAnsi="Arial" w:eastAsia="SimSun" w:cs="Arial"/>
-                <w:kern w:val="0"/>
-                <w:sz w:val="28"/>
-                <w:szCs w:val="28"/>
-                <w:lang w:val="en-US" w:eastAsia="zh-CN" w:bidi="ar"/>
-              </w:rPr>
-              <w:t>Missing Content-Security-Policy</w:t>
+              <w:t>2</w:t>
+            </w:r>
+          </w:p>
+        </w:tc>
+        <w:tc>
+          <w:tcPr>
+            <w:tcW w:w="0" w:type="auto"/>
+            <w:shd w:val="clear" w:color="auto" w:fill="auto"/>
+            <w:vAlign w:val="center"/>
+          </w:tcPr>
+          <w:p>
+            <w:pPr>
+              <w:keepNext w:val="0"/>
+              <w:keepLines w:val="0"/>
+              <w:widowControl/>
+              <w:suppressLineNumbers w:val="0"/>
+              <w:jc w:val="left"/>
+              <w:rPr>
+                <w:rFonts w:hint="default" w:ascii="Arial" w:hAnsi="Arial" w:cs="Arial"/>
+                <w:sz w:val="28"/>
+                <w:szCs w:val="28"/>
+              </w:rPr>
+            </w:pPr>
+            <w:r>
+              <w:rPr>
+                <w:rFonts w:hint="default" w:ascii="Arial" w:hAnsi="Arial" w:eastAsia="SimSun" w:cs="Arial"/>
+                <w:kern w:val="0"/>
+                <w:sz w:val="28"/>
+                <w:szCs w:val="28"/>
+                <w:lang w:val="en-US" w:eastAsia="zh-CN" w:bidi="ar"/>
+              </w:rPr>
+              <w:t>Missing X-Frame-Options</w:t>
             </w:r>
           </w:p>
         </w:tc>
@@ -8701,6 +8846,296 @@
                 <w:lang w:val="en-US" w:eastAsia="zh-CN" w:bidi="ar"/>
               </w:rPr>
               <w:t>Security Headers</w:t>
+            </w:r>
+          </w:p>
+        </w:tc>
+        <w:tc>
+          <w:tcPr>
+            <w:tcW w:w="1313" w:type="dxa"/>
+            <w:shd w:val="clear" w:color="auto" w:fill="auto"/>
+            <w:vAlign w:val="center"/>
+          </w:tcPr>
+          <w:p>
+            <w:pPr>
+              <w:keepNext w:val="0"/>
+              <w:keepLines w:val="0"/>
+              <w:widowControl/>
+              <w:suppressLineNumbers w:val="0"/>
+              <w:jc w:val="left"/>
+              <w:rPr>
+                <w:rFonts w:hint="default" w:ascii="Arial" w:hAnsi="Arial" w:cs="Arial"/>
+                <w:sz w:val="28"/>
+                <w:szCs w:val="28"/>
+              </w:rPr>
+            </w:pPr>
+            <w:r>
+              <w:rPr>
+                <w:rFonts w:hint="default" w:ascii="Arial" w:hAnsi="Arial" w:eastAsia="SimSun" w:cs="Arial"/>
+                <w:kern w:val="0"/>
+                <w:sz w:val="28"/>
+                <w:szCs w:val="28"/>
+                <w:lang w:val="en-US" w:eastAsia="zh-CN" w:bidi="ar"/>
+              </w:rPr>
+              <w:t>High</w:t>
+            </w:r>
+          </w:p>
+        </w:tc>
+      </w:tr>
+      <w:tr>
+        <w:tblPrEx>
+          <w:tblBorders>
+            <w:top w:val="none" w:color="auto" w:sz="0" w:space="0"/>
+            <w:left w:val="none" w:color="auto" w:sz="0" w:space="0"/>
+            <w:bottom w:val="none" w:color="auto" w:sz="0" w:space="0"/>
+            <w:right w:val="none" w:color="auto" w:sz="0" w:space="0"/>
+            <w:insideH w:val="none" w:color="auto" w:sz="0" w:space="0"/>
+            <w:insideV w:val="none" w:color="auto" w:sz="0" w:space="0"/>
+          </w:tblBorders>
+          <w:tblCellMar>
+            <w:top w:w="15" w:type="dxa"/>
+            <w:left w:w="15" w:type="dxa"/>
+            <w:bottom w:w="15" w:type="dxa"/>
+            <w:right w:w="15" w:type="dxa"/>
+          </w:tblCellMar>
+        </w:tblPrEx>
+        <w:trPr>
+          <w:tblCellSpacing w:w="15" w:type="dxa"/>
+        </w:trPr>
+        <w:tc>
+          <w:tcPr>
+            <w:tcW w:w="0" w:type="auto"/>
+            <w:shd w:val="clear" w:color="auto" w:fill="auto"/>
+            <w:vAlign w:val="center"/>
+          </w:tcPr>
+          <w:p>
+            <w:pPr>
+              <w:keepNext w:val="0"/>
+              <w:keepLines w:val="0"/>
+              <w:widowControl/>
+              <w:suppressLineNumbers w:val="0"/>
+              <w:jc w:val="left"/>
+              <w:rPr>
+                <w:rFonts w:hint="default" w:ascii="Arial" w:hAnsi="Arial" w:cs="Arial"/>
+                <w:sz w:val="28"/>
+                <w:szCs w:val="28"/>
+              </w:rPr>
+            </w:pPr>
+            <w:r>
+              <w:rPr>
+                <w:rFonts w:hint="default" w:ascii="Arial" w:hAnsi="Arial" w:eastAsia="SimSun" w:cs="Arial"/>
+                <w:kern w:val="0"/>
+                <w:sz w:val="28"/>
+                <w:szCs w:val="28"/>
+                <w:lang w:val="en-US" w:eastAsia="zh-CN" w:bidi="ar"/>
+              </w:rPr>
+              <w:t>3</w:t>
+            </w:r>
+          </w:p>
+        </w:tc>
+        <w:tc>
+          <w:tcPr>
+            <w:tcW w:w="0" w:type="auto"/>
+            <w:shd w:val="clear" w:color="auto" w:fill="auto"/>
+            <w:vAlign w:val="center"/>
+          </w:tcPr>
+          <w:p>
+            <w:pPr>
+              <w:keepNext w:val="0"/>
+              <w:keepLines w:val="0"/>
+              <w:widowControl/>
+              <w:suppressLineNumbers w:val="0"/>
+              <w:jc w:val="left"/>
+              <w:rPr>
+                <w:rFonts w:hint="default" w:ascii="Arial" w:hAnsi="Arial" w:cs="Arial"/>
+                <w:sz w:val="28"/>
+                <w:szCs w:val="28"/>
+              </w:rPr>
+            </w:pPr>
+            <w:r>
+              <w:rPr>
+                <w:rFonts w:hint="default" w:ascii="Arial" w:hAnsi="Arial" w:eastAsia="SimSun" w:cs="Arial"/>
+                <w:kern w:val="0"/>
+                <w:sz w:val="28"/>
+                <w:szCs w:val="28"/>
+                <w:lang w:val="en-US" w:eastAsia="zh-CN" w:bidi="ar"/>
+              </w:rPr>
+              <w:t>Site Using HTTP Not HTTPS</w:t>
+            </w:r>
+          </w:p>
+        </w:tc>
+        <w:tc>
+          <w:tcPr>
+            <w:tcW w:w="3027" w:type="dxa"/>
+            <w:shd w:val="clear" w:color="auto" w:fill="auto"/>
+            <w:vAlign w:val="center"/>
+          </w:tcPr>
+          <w:p>
+            <w:pPr>
+              <w:keepNext w:val="0"/>
+              <w:keepLines w:val="0"/>
+              <w:widowControl/>
+              <w:suppressLineNumbers w:val="0"/>
+              <w:jc w:val="left"/>
+              <w:rPr>
+                <w:rFonts w:hint="default" w:ascii="Arial" w:hAnsi="Arial" w:cs="Arial"/>
+                <w:sz w:val="28"/>
+                <w:szCs w:val="28"/>
+              </w:rPr>
+            </w:pPr>
+            <w:r>
+              <w:rPr>
+                <w:rFonts w:hint="default" w:ascii="Arial" w:hAnsi="Arial" w:eastAsia="SimSun" w:cs="Arial"/>
+                <w:kern w:val="0"/>
+                <w:sz w:val="28"/>
+                <w:szCs w:val="28"/>
+                <w:lang w:val="en-US" w:eastAsia="zh-CN" w:bidi="ar"/>
+              </w:rPr>
+              <w:t>Security Headers</w:t>
+            </w:r>
+          </w:p>
+        </w:tc>
+        <w:tc>
+          <w:tcPr>
+            <w:tcW w:w="1313" w:type="dxa"/>
+            <w:shd w:val="clear" w:color="auto" w:fill="auto"/>
+            <w:vAlign w:val="center"/>
+          </w:tcPr>
+          <w:p>
+            <w:pPr>
+              <w:keepNext w:val="0"/>
+              <w:keepLines w:val="0"/>
+              <w:widowControl/>
+              <w:suppressLineNumbers w:val="0"/>
+              <w:jc w:val="left"/>
+              <w:rPr>
+                <w:rFonts w:hint="default" w:ascii="Arial" w:hAnsi="Arial" w:cs="Arial"/>
+                <w:sz w:val="28"/>
+                <w:szCs w:val="28"/>
+              </w:rPr>
+            </w:pPr>
+            <w:r>
+              <w:rPr>
+                <w:rFonts w:hint="default" w:ascii="Arial" w:hAnsi="Arial" w:eastAsia="SimSun" w:cs="Arial"/>
+                <w:kern w:val="0"/>
+                <w:sz w:val="28"/>
+                <w:szCs w:val="28"/>
+                <w:lang w:val="en-US" w:eastAsia="zh-CN" w:bidi="ar"/>
+              </w:rPr>
+              <w:t>High</w:t>
+            </w:r>
+          </w:p>
+        </w:tc>
+      </w:tr>
+      <w:tr>
+        <w:tblPrEx>
+          <w:tblBorders>
+            <w:top w:val="none" w:color="auto" w:sz="0" w:space="0"/>
+            <w:left w:val="none" w:color="auto" w:sz="0" w:space="0"/>
+            <w:bottom w:val="none" w:color="auto" w:sz="0" w:space="0"/>
+            <w:right w:val="none" w:color="auto" w:sz="0" w:space="0"/>
+            <w:insideH w:val="none" w:color="auto" w:sz="0" w:space="0"/>
+            <w:insideV w:val="none" w:color="auto" w:sz="0" w:space="0"/>
+          </w:tblBorders>
+          <w:tblCellMar>
+            <w:top w:w="15" w:type="dxa"/>
+            <w:left w:w="15" w:type="dxa"/>
+            <w:bottom w:w="15" w:type="dxa"/>
+            <w:right w:w="15" w:type="dxa"/>
+          </w:tblCellMar>
+        </w:tblPrEx>
+        <w:trPr>
+          <w:tblCellSpacing w:w="15" w:type="dxa"/>
+        </w:trPr>
+        <w:tc>
+          <w:tcPr>
+            <w:tcW w:w="0" w:type="auto"/>
+            <w:shd w:val="clear" w:color="auto" w:fill="auto"/>
+            <w:vAlign w:val="center"/>
+          </w:tcPr>
+          <w:p>
+            <w:pPr>
+              <w:keepNext w:val="0"/>
+              <w:keepLines w:val="0"/>
+              <w:widowControl/>
+              <w:suppressLineNumbers w:val="0"/>
+              <w:jc w:val="left"/>
+              <w:rPr>
+                <w:rFonts w:hint="default" w:ascii="Arial" w:hAnsi="Arial" w:cs="Arial"/>
+                <w:sz w:val="28"/>
+                <w:szCs w:val="28"/>
+              </w:rPr>
+            </w:pPr>
+            <w:r>
+              <w:rPr>
+                <w:rFonts w:hint="default" w:ascii="Arial" w:hAnsi="Arial" w:eastAsia="SimSun" w:cs="Arial"/>
+                <w:kern w:val="0"/>
+                <w:sz w:val="28"/>
+                <w:szCs w:val="28"/>
+                <w:lang w:val="en-US" w:eastAsia="zh-CN" w:bidi="ar"/>
+              </w:rPr>
+              <w:t>4</w:t>
+            </w:r>
+          </w:p>
+        </w:tc>
+        <w:tc>
+          <w:tcPr>
+            <w:tcW w:w="0" w:type="auto"/>
+            <w:shd w:val="clear" w:color="auto" w:fill="auto"/>
+            <w:vAlign w:val="center"/>
+          </w:tcPr>
+          <w:p>
+            <w:pPr>
+              <w:keepNext w:val="0"/>
+              <w:keepLines w:val="0"/>
+              <w:widowControl/>
+              <w:suppressLineNumbers w:val="0"/>
+              <w:jc w:val="left"/>
+              <w:rPr>
+                <w:rFonts w:hint="default" w:ascii="Arial" w:hAnsi="Arial" w:cs="Arial"/>
+                <w:sz w:val="28"/>
+                <w:szCs w:val="28"/>
+              </w:rPr>
+            </w:pPr>
+            <w:r>
+              <w:rPr>
+                <w:rFonts w:hint="default" w:ascii="Arial" w:hAnsi="Arial" w:eastAsia="SimSun" w:cs="Arial"/>
+                <w:kern w:val="0"/>
+                <w:sz w:val="28"/>
+                <w:szCs w:val="28"/>
+                <w:lang w:val="en-US" w:eastAsia="zh-CN" w:bidi="ar"/>
+              </w:rPr>
+              <w:t>Lax CORS Policy (Allow-Origin: *)</w:t>
+            </w:r>
+          </w:p>
+        </w:tc>
+        <w:tc>
+          <w:tcPr>
+            <w:tcW w:w="3027" w:type="dxa"/>
+            <w:shd w:val="clear" w:color="auto" w:fill="auto"/>
+            <w:vAlign w:val="center"/>
+          </w:tcPr>
+          <w:p>
+            <w:pPr>
+              <w:keepNext w:val="0"/>
+              <w:keepLines w:val="0"/>
+              <w:widowControl/>
+              <w:suppressLineNumbers w:val="0"/>
+              <w:jc w:val="left"/>
+              <w:rPr>
+                <w:rFonts w:hint="default" w:ascii="Arial" w:hAnsi="Arial" w:cs="Arial"/>
+                <w:sz w:val="28"/>
+                <w:szCs w:val="28"/>
+              </w:rPr>
+            </w:pPr>
+            <w:r>
+              <w:rPr>
+                <w:rFonts w:hint="default" w:ascii="Arial" w:hAnsi="Arial" w:eastAsia="SimSun" w:cs="Arial"/>
+                <w:kern w:val="0"/>
+                <w:sz w:val="28"/>
+                <w:szCs w:val="28"/>
+                <w:lang w:val="en-US" w:eastAsia="zh-CN" w:bidi="ar"/>
+              </w:rPr>
+              <w:t>Security Headers + DevTools</w:t>
             </w:r>
           </w:p>
         </w:tc>
@@ -8784,38 +9219,38 @@
                 <w:szCs w:val="28"/>
                 <w:lang w:val="en-US" w:eastAsia="zh-CN" w:bidi="ar"/>
               </w:rPr>
-              <w:t>2</w:t>
-            </w:r>
-          </w:p>
-        </w:tc>
-        <w:tc>
-          <w:tcPr>
-            <w:tcW w:w="0" w:type="auto"/>
-            <w:shd w:val="clear" w:color="auto" w:fill="auto"/>
-            <w:vAlign w:val="center"/>
-          </w:tcPr>
-          <w:p>
-            <w:pPr>
-              <w:keepNext w:val="0"/>
-              <w:keepLines w:val="0"/>
-              <w:widowControl/>
-              <w:suppressLineNumbers w:val="0"/>
-              <w:jc w:val="left"/>
-              <w:rPr>
-                <w:rFonts w:hint="default" w:ascii="Arial" w:hAnsi="Arial" w:cs="Arial"/>
-                <w:sz w:val="28"/>
-                <w:szCs w:val="28"/>
-              </w:rPr>
-            </w:pPr>
-            <w:r>
-              <w:rPr>
-                <w:rFonts w:hint="default" w:ascii="Arial" w:hAnsi="Arial" w:eastAsia="SimSun" w:cs="Arial"/>
-                <w:kern w:val="0"/>
-                <w:sz w:val="28"/>
-                <w:szCs w:val="28"/>
-                <w:lang w:val="en-US" w:eastAsia="zh-CN" w:bidi="ar"/>
-              </w:rPr>
-              <w:t>Missing X-Frame-Options</w:t>
+              <w:t>5</w:t>
+            </w:r>
+          </w:p>
+        </w:tc>
+        <w:tc>
+          <w:tcPr>
+            <w:tcW w:w="0" w:type="auto"/>
+            <w:shd w:val="clear" w:color="auto" w:fill="auto"/>
+            <w:vAlign w:val="center"/>
+          </w:tcPr>
+          <w:p>
+            <w:pPr>
+              <w:keepNext w:val="0"/>
+              <w:keepLines w:val="0"/>
+              <w:widowControl/>
+              <w:suppressLineNumbers w:val="0"/>
+              <w:jc w:val="left"/>
+              <w:rPr>
+                <w:rFonts w:hint="default" w:ascii="Arial" w:hAnsi="Arial" w:cs="Arial"/>
+                <w:sz w:val="28"/>
+                <w:szCs w:val="28"/>
+              </w:rPr>
+            </w:pPr>
+            <w:r>
+              <w:rPr>
+                <w:rFonts w:hint="default" w:ascii="Arial" w:hAnsi="Arial" w:eastAsia="SimSun" w:cs="Arial"/>
+                <w:kern w:val="0"/>
+                <w:sz w:val="28"/>
+                <w:szCs w:val="28"/>
+                <w:lang w:val="en-US" w:eastAsia="zh-CN" w:bidi="ar"/>
+              </w:rPr>
+              <w:t>Port 80 Open (HTTP)</w:t>
             </w:r>
           </w:p>
         </w:tc>
@@ -8846,6 +9281,151 @@
                 <w:szCs w:val="28"/>
                 <w:lang w:val="en-US" w:eastAsia="zh-CN" w:bidi="ar"/>
               </w:rPr>
+              <w:t>Nmap</w:t>
+            </w:r>
+          </w:p>
+        </w:tc>
+        <w:tc>
+          <w:tcPr>
+            <w:tcW w:w="1313" w:type="dxa"/>
+            <w:shd w:val="clear" w:color="auto" w:fill="auto"/>
+            <w:vAlign w:val="center"/>
+          </w:tcPr>
+          <w:p>
+            <w:pPr>
+              <w:keepNext w:val="0"/>
+              <w:keepLines w:val="0"/>
+              <w:widowControl/>
+              <w:suppressLineNumbers w:val="0"/>
+              <w:jc w:val="left"/>
+              <w:rPr>
+                <w:rFonts w:hint="default" w:ascii="Arial" w:hAnsi="Arial" w:cs="Arial"/>
+                <w:sz w:val="28"/>
+                <w:szCs w:val="28"/>
+              </w:rPr>
+            </w:pPr>
+            <w:r>
+              <w:rPr>
+                <w:rFonts w:hint="default" w:ascii="Arial" w:hAnsi="Arial" w:eastAsia="SimSun" w:cs="Arial"/>
+                <w:kern w:val="0"/>
+                <w:sz w:val="28"/>
+                <w:szCs w:val="28"/>
+                <w:lang w:val="en-US" w:eastAsia="zh-CN" w:bidi="ar"/>
+              </w:rPr>
+              <w:t>High</w:t>
+            </w:r>
+          </w:p>
+        </w:tc>
+      </w:tr>
+      <w:tr>
+        <w:tblPrEx>
+          <w:tblBorders>
+            <w:top w:val="none" w:color="auto" w:sz="0" w:space="0"/>
+            <w:left w:val="none" w:color="auto" w:sz="0" w:space="0"/>
+            <w:bottom w:val="none" w:color="auto" w:sz="0" w:space="0"/>
+            <w:right w:val="none" w:color="auto" w:sz="0" w:space="0"/>
+            <w:insideH w:val="none" w:color="auto" w:sz="0" w:space="0"/>
+            <w:insideV w:val="none" w:color="auto" w:sz="0" w:space="0"/>
+          </w:tblBorders>
+          <w:tblCellMar>
+            <w:top w:w="15" w:type="dxa"/>
+            <w:left w:w="15" w:type="dxa"/>
+            <w:bottom w:w="15" w:type="dxa"/>
+            <w:right w:w="15" w:type="dxa"/>
+          </w:tblCellMar>
+        </w:tblPrEx>
+        <w:trPr>
+          <w:tblCellSpacing w:w="15" w:type="dxa"/>
+        </w:trPr>
+        <w:tc>
+          <w:tcPr>
+            <w:tcW w:w="0" w:type="auto"/>
+            <w:shd w:val="clear" w:color="auto" w:fill="auto"/>
+            <w:vAlign w:val="center"/>
+          </w:tcPr>
+          <w:p>
+            <w:pPr>
+              <w:keepNext w:val="0"/>
+              <w:keepLines w:val="0"/>
+              <w:widowControl/>
+              <w:suppressLineNumbers w:val="0"/>
+              <w:jc w:val="left"/>
+              <w:rPr>
+                <w:rFonts w:hint="default" w:ascii="Arial" w:hAnsi="Arial" w:cs="Arial"/>
+                <w:sz w:val="28"/>
+                <w:szCs w:val="28"/>
+              </w:rPr>
+            </w:pPr>
+            <w:r>
+              <w:rPr>
+                <w:rFonts w:hint="default" w:ascii="Arial" w:hAnsi="Arial" w:eastAsia="SimSun" w:cs="Arial"/>
+                <w:kern w:val="0"/>
+                <w:sz w:val="28"/>
+                <w:szCs w:val="28"/>
+                <w:lang w:val="en-US" w:eastAsia="zh-CN" w:bidi="ar"/>
+              </w:rPr>
+              <w:t>6</w:t>
+            </w:r>
+          </w:p>
+        </w:tc>
+        <w:tc>
+          <w:tcPr>
+            <w:tcW w:w="0" w:type="auto"/>
+            <w:shd w:val="clear" w:color="auto" w:fill="auto"/>
+            <w:vAlign w:val="center"/>
+          </w:tcPr>
+          <w:p>
+            <w:pPr>
+              <w:keepNext w:val="0"/>
+              <w:keepLines w:val="0"/>
+              <w:widowControl/>
+              <w:suppressLineNumbers w:val="0"/>
+              <w:jc w:val="left"/>
+              <w:rPr>
+                <w:rFonts w:hint="default" w:ascii="Arial" w:hAnsi="Arial" w:cs="Arial"/>
+                <w:sz w:val="28"/>
+                <w:szCs w:val="28"/>
+              </w:rPr>
+            </w:pPr>
+            <w:r>
+              <w:rPr>
+                <w:rFonts w:hint="default" w:ascii="Arial" w:hAnsi="Arial" w:eastAsia="SimSun" w:cs="Arial"/>
+                <w:kern w:val="0"/>
+                <w:sz w:val="28"/>
+                <w:szCs w:val="28"/>
+                <w:lang w:val="en-US" w:eastAsia="zh-CN" w:bidi="ar"/>
+              </w:rPr>
+              <w:t>Missing X-Content-Type-Options</w:t>
+            </w:r>
+          </w:p>
+        </w:tc>
+        <w:tc>
+          <w:tcPr>
+            <w:tcW w:w="3027" w:type="dxa"/>
+            <w:shd w:val="clear" w:color="auto" w:fill="auto"/>
+            <w:vAlign w:val="center"/>
+          </w:tcPr>
+          <w:p>
+            <w:pPr>
+              <w:keepNext w:val="0"/>
+              <w:keepLines w:val="0"/>
+              <w:widowControl/>
+              <w:suppressLineNumbers w:val="0"/>
+              <w:jc w:val="left"/>
+              <w:rPr>
+                <w:rFonts w:hint="default" w:ascii="Arial" w:hAnsi="Arial" w:cs="Arial"/>
+                <w:sz w:val="28"/>
+                <w:szCs w:val="28"/>
+              </w:rPr>
+            </w:pPr>
+            <w:r>
+              <w:rPr>
+                <w:rFonts w:hint="default" w:ascii="Arial" w:hAnsi="Arial" w:eastAsia="SimSun" w:cs="Arial"/>
+                <w:kern w:val="0"/>
+                <w:sz w:val="28"/>
+                <w:szCs w:val="28"/>
+                <w:lang w:val="en-US" w:eastAsia="zh-CN" w:bidi="ar"/>
+              </w:rPr>
               <w:t>Security Headers</w:t>
             </w:r>
           </w:p>
@@ -8877,7 +9457,152 @@
                 <w:szCs w:val="28"/>
                 <w:lang w:val="en-US" w:eastAsia="zh-CN" w:bidi="ar"/>
               </w:rPr>
-              <w:t>High</w:t>
+              <w:t>Medium</w:t>
+            </w:r>
+          </w:p>
+        </w:tc>
+      </w:tr>
+      <w:tr>
+        <w:tblPrEx>
+          <w:tblBorders>
+            <w:top w:val="none" w:color="auto" w:sz="0" w:space="0"/>
+            <w:left w:val="none" w:color="auto" w:sz="0" w:space="0"/>
+            <w:bottom w:val="none" w:color="auto" w:sz="0" w:space="0"/>
+            <w:right w:val="none" w:color="auto" w:sz="0" w:space="0"/>
+            <w:insideH w:val="none" w:color="auto" w:sz="0" w:space="0"/>
+            <w:insideV w:val="none" w:color="auto" w:sz="0" w:space="0"/>
+          </w:tblBorders>
+          <w:tblCellMar>
+            <w:top w:w="15" w:type="dxa"/>
+            <w:left w:w="15" w:type="dxa"/>
+            <w:bottom w:w="15" w:type="dxa"/>
+            <w:right w:w="15" w:type="dxa"/>
+          </w:tblCellMar>
+        </w:tblPrEx>
+        <w:trPr>
+          <w:tblCellSpacing w:w="15" w:type="dxa"/>
+        </w:trPr>
+        <w:tc>
+          <w:tcPr>
+            <w:tcW w:w="0" w:type="auto"/>
+            <w:shd w:val="clear" w:color="auto" w:fill="auto"/>
+            <w:vAlign w:val="center"/>
+          </w:tcPr>
+          <w:p>
+            <w:pPr>
+              <w:keepNext w:val="0"/>
+              <w:keepLines w:val="0"/>
+              <w:widowControl/>
+              <w:suppressLineNumbers w:val="0"/>
+              <w:jc w:val="left"/>
+              <w:rPr>
+                <w:rFonts w:hint="default" w:ascii="Arial" w:hAnsi="Arial" w:cs="Arial"/>
+                <w:sz w:val="28"/>
+                <w:szCs w:val="28"/>
+              </w:rPr>
+            </w:pPr>
+            <w:r>
+              <w:rPr>
+                <w:rFonts w:hint="default" w:ascii="Arial" w:hAnsi="Arial" w:eastAsia="SimSun" w:cs="Arial"/>
+                <w:kern w:val="0"/>
+                <w:sz w:val="28"/>
+                <w:szCs w:val="28"/>
+                <w:lang w:val="en-US" w:eastAsia="zh-CN" w:bidi="ar"/>
+              </w:rPr>
+              <w:t>7</w:t>
+            </w:r>
+          </w:p>
+        </w:tc>
+        <w:tc>
+          <w:tcPr>
+            <w:tcW w:w="0" w:type="auto"/>
+            <w:shd w:val="clear" w:color="auto" w:fill="auto"/>
+            <w:vAlign w:val="center"/>
+          </w:tcPr>
+          <w:p>
+            <w:pPr>
+              <w:keepNext w:val="0"/>
+              <w:keepLines w:val="0"/>
+              <w:widowControl/>
+              <w:suppressLineNumbers w:val="0"/>
+              <w:jc w:val="left"/>
+              <w:rPr>
+                <w:rFonts w:hint="default" w:ascii="Arial" w:hAnsi="Arial" w:cs="Arial"/>
+                <w:sz w:val="28"/>
+                <w:szCs w:val="28"/>
+              </w:rPr>
+            </w:pPr>
+            <w:r>
+              <w:rPr>
+                <w:rFonts w:hint="default" w:ascii="Arial" w:hAnsi="Arial" w:eastAsia="SimSun" w:cs="Arial"/>
+                <w:kern w:val="0"/>
+                <w:sz w:val="28"/>
+                <w:szCs w:val="28"/>
+                <w:lang w:val="en-US" w:eastAsia="zh-CN" w:bidi="ar"/>
+              </w:rPr>
+              <w:t>Missing Referrer-Policy</w:t>
+            </w:r>
+          </w:p>
+        </w:tc>
+        <w:tc>
+          <w:tcPr>
+            <w:tcW w:w="3027" w:type="dxa"/>
+            <w:shd w:val="clear" w:color="auto" w:fill="auto"/>
+            <w:vAlign w:val="center"/>
+          </w:tcPr>
+          <w:p>
+            <w:pPr>
+              <w:keepNext w:val="0"/>
+              <w:keepLines w:val="0"/>
+              <w:widowControl/>
+              <w:suppressLineNumbers w:val="0"/>
+              <w:jc w:val="left"/>
+              <w:rPr>
+                <w:rFonts w:hint="default" w:ascii="Arial" w:hAnsi="Arial" w:cs="Arial"/>
+                <w:sz w:val="28"/>
+                <w:szCs w:val="28"/>
+              </w:rPr>
+            </w:pPr>
+            <w:r>
+              <w:rPr>
+                <w:rFonts w:hint="default" w:ascii="Arial" w:hAnsi="Arial" w:eastAsia="SimSun" w:cs="Arial"/>
+                <w:kern w:val="0"/>
+                <w:sz w:val="28"/>
+                <w:szCs w:val="28"/>
+                <w:lang w:val="en-US" w:eastAsia="zh-CN" w:bidi="ar"/>
+              </w:rPr>
+              <w:t>Security Headers</w:t>
+            </w:r>
+          </w:p>
+        </w:tc>
+        <w:tc>
+          <w:tcPr>
+            <w:tcW w:w="1313" w:type="dxa"/>
+            <w:shd w:val="clear" w:color="auto" w:fill="auto"/>
+            <w:vAlign w:val="center"/>
+          </w:tcPr>
+          <w:p>
+            <w:pPr>
+              <w:keepNext w:val="0"/>
+              <w:keepLines w:val="0"/>
+              <w:widowControl/>
+              <w:suppressLineNumbers w:val="0"/>
+              <w:jc w:val="left"/>
+              <w:rPr>
+                <w:rFonts w:hint="default" w:ascii="Arial" w:hAnsi="Arial" w:cs="Arial"/>
+                <w:sz w:val="28"/>
+                <w:szCs w:val="28"/>
+              </w:rPr>
+            </w:pPr>
+            <w:r>
+              <w:rPr>
+                <w:rFonts w:hint="default" w:ascii="Arial" w:hAnsi="Arial" w:eastAsia="SimSun" w:cs="Arial"/>
+                <w:kern w:val="0"/>
+                <w:sz w:val="28"/>
+                <w:szCs w:val="28"/>
+                <w:lang w:val="en-US" w:eastAsia="zh-CN" w:bidi="ar"/>
+              </w:rPr>
+              <w:t>Medium</w:t>
             </w:r>
           </w:p>
         </w:tc>
@@ -8930,38 +9655,38 @@
                 <w:szCs w:val="28"/>
                 <w:lang w:val="en-US" w:eastAsia="zh-CN" w:bidi="ar"/>
               </w:rPr>
-              <w:t>3</w:t>
-            </w:r>
-          </w:p>
-        </w:tc>
-        <w:tc>
-          <w:tcPr>
-            <w:tcW w:w="0" w:type="auto"/>
-            <w:shd w:val="clear" w:color="auto" w:fill="auto"/>
-            <w:vAlign w:val="center"/>
-          </w:tcPr>
-          <w:p>
-            <w:pPr>
-              <w:keepNext w:val="0"/>
-              <w:keepLines w:val="0"/>
-              <w:widowControl/>
-              <w:suppressLineNumbers w:val="0"/>
-              <w:jc w:val="left"/>
-              <w:rPr>
-                <w:rFonts w:hint="default" w:ascii="Arial" w:hAnsi="Arial" w:cs="Arial"/>
-                <w:sz w:val="28"/>
-                <w:szCs w:val="28"/>
-              </w:rPr>
-            </w:pPr>
-            <w:r>
-              <w:rPr>
-                <w:rFonts w:hint="default" w:ascii="Arial" w:hAnsi="Arial" w:eastAsia="SimSun" w:cs="Arial"/>
-                <w:kern w:val="0"/>
-                <w:sz w:val="28"/>
-                <w:szCs w:val="28"/>
-                <w:lang w:val="en-US" w:eastAsia="zh-CN" w:bidi="ar"/>
-              </w:rPr>
-              <w:t>Site Using HTTP Not HTTPS</w:t>
+              <w:t>8</w:t>
+            </w:r>
+          </w:p>
+        </w:tc>
+        <w:tc>
+          <w:tcPr>
+            <w:tcW w:w="0" w:type="auto"/>
+            <w:shd w:val="clear" w:color="auto" w:fill="auto"/>
+            <w:vAlign w:val="center"/>
+          </w:tcPr>
+          <w:p>
+            <w:pPr>
+              <w:keepNext w:val="0"/>
+              <w:keepLines w:val="0"/>
+              <w:widowControl/>
+              <w:suppressLineNumbers w:val="0"/>
+              <w:jc w:val="left"/>
+              <w:rPr>
+                <w:rFonts w:hint="default" w:ascii="Arial" w:hAnsi="Arial" w:cs="Arial"/>
+                <w:sz w:val="28"/>
+                <w:szCs w:val="28"/>
+              </w:rPr>
+            </w:pPr>
+            <w:r>
+              <w:rPr>
+                <w:rFonts w:hint="default" w:ascii="Arial" w:hAnsi="Arial" w:eastAsia="SimSun" w:cs="Arial"/>
+                <w:kern w:val="0"/>
+                <w:sz w:val="28"/>
+                <w:szCs w:val="28"/>
+                <w:lang w:val="en-US" w:eastAsia="zh-CN" w:bidi="ar"/>
+              </w:rPr>
+              <w:t>Missing Permissions-Policy</w:t>
             </w:r>
           </w:p>
         </w:tc>
@@ -9023,7 +9748,7 @@
                 <w:szCs w:val="28"/>
                 <w:lang w:val="en-US" w:eastAsia="zh-CN" w:bidi="ar"/>
               </w:rPr>
-              <w:t>High</w:t>
+              <w:t>Medium</w:t>
             </w:r>
           </w:p>
         </w:tc>
@@ -9076,38 +9801,38 @@
                 <w:szCs w:val="28"/>
                 <w:lang w:val="en-US" w:eastAsia="zh-CN" w:bidi="ar"/>
               </w:rPr>
-              <w:t>4</w:t>
-            </w:r>
-          </w:p>
-        </w:tc>
-        <w:tc>
-          <w:tcPr>
-            <w:tcW w:w="0" w:type="auto"/>
-            <w:shd w:val="clear" w:color="auto" w:fill="auto"/>
-            <w:vAlign w:val="center"/>
-          </w:tcPr>
-          <w:p>
-            <w:pPr>
-              <w:keepNext w:val="0"/>
-              <w:keepLines w:val="0"/>
-              <w:widowControl/>
-              <w:suppressLineNumbers w:val="0"/>
-              <w:jc w:val="left"/>
-              <w:rPr>
-                <w:rFonts w:hint="default" w:ascii="Arial" w:hAnsi="Arial" w:cs="Arial"/>
-                <w:sz w:val="28"/>
-                <w:szCs w:val="28"/>
-              </w:rPr>
-            </w:pPr>
-            <w:r>
-              <w:rPr>
-                <w:rFonts w:hint="default" w:ascii="Arial" w:hAnsi="Arial" w:eastAsia="SimSun" w:cs="Arial"/>
-                <w:kern w:val="0"/>
-                <w:sz w:val="28"/>
-                <w:szCs w:val="28"/>
-                <w:lang w:val="en-US" w:eastAsia="zh-CN" w:bidi="ar"/>
-              </w:rPr>
-              <w:t>Lax CORS Policy (Allow-Origin: *)</w:t>
+              <w:t>9</w:t>
+            </w:r>
+          </w:p>
+        </w:tc>
+        <w:tc>
+          <w:tcPr>
+            <w:tcW w:w="0" w:type="auto"/>
+            <w:shd w:val="clear" w:color="auto" w:fill="auto"/>
+            <w:vAlign w:val="center"/>
+          </w:tcPr>
+          <w:p>
+            <w:pPr>
+              <w:keepNext w:val="0"/>
+              <w:keepLines w:val="0"/>
+              <w:widowControl/>
+              <w:suppressLineNumbers w:val="0"/>
+              <w:jc w:val="left"/>
+              <w:rPr>
+                <w:rFonts w:hint="default" w:ascii="Arial" w:hAnsi="Arial" w:cs="Arial"/>
+                <w:sz w:val="28"/>
+                <w:szCs w:val="28"/>
+              </w:rPr>
+            </w:pPr>
+            <w:r>
+              <w:rPr>
+                <w:rFonts w:hint="default" w:ascii="Arial" w:hAnsi="Arial" w:eastAsia="SimSun" w:cs="Arial"/>
+                <w:kern w:val="0"/>
+                <w:sz w:val="28"/>
+                <w:szCs w:val="28"/>
+                <w:lang w:val="en-US" w:eastAsia="zh-CN" w:bidi="ar"/>
+              </w:rPr>
+              <w:t>Server Version Exposed</w:t>
             </w:r>
           </w:p>
         </w:tc>
@@ -9169,7 +9894,7 @@
                 <w:szCs w:val="28"/>
                 <w:lang w:val="en-US" w:eastAsia="zh-CN" w:bidi="ar"/>
               </w:rPr>
-              <w:t>High</w:t>
+              <w:t>Medium</w:t>
             </w:r>
           </w:p>
         </w:tc>
@@ -9222,38 +9947,38 @@
                 <w:szCs w:val="28"/>
                 <w:lang w:val="en-US" w:eastAsia="zh-CN" w:bidi="ar"/>
               </w:rPr>
-              <w:t>5</w:t>
-            </w:r>
-          </w:p>
-        </w:tc>
-        <w:tc>
-          <w:tcPr>
-            <w:tcW w:w="0" w:type="auto"/>
-            <w:shd w:val="clear" w:color="auto" w:fill="auto"/>
-            <w:vAlign w:val="center"/>
-          </w:tcPr>
-          <w:p>
-            <w:pPr>
-              <w:keepNext w:val="0"/>
-              <w:keepLines w:val="0"/>
-              <w:widowControl/>
-              <w:suppressLineNumbers w:val="0"/>
-              <w:jc w:val="left"/>
-              <w:rPr>
-                <w:rFonts w:hint="default" w:ascii="Arial" w:hAnsi="Arial" w:cs="Arial"/>
-                <w:sz w:val="28"/>
-                <w:szCs w:val="28"/>
-              </w:rPr>
-            </w:pPr>
-            <w:r>
-              <w:rPr>
-                <w:rFonts w:hint="default" w:ascii="Arial" w:hAnsi="Arial" w:eastAsia="SimSun" w:cs="Arial"/>
-                <w:kern w:val="0"/>
-                <w:sz w:val="28"/>
-                <w:szCs w:val="28"/>
-                <w:lang w:val="en-US" w:eastAsia="zh-CN" w:bidi="ar"/>
-              </w:rPr>
-              <w:t>Port 80 Open (HTTP)</w:t>
+              <w:t>10</w:t>
+            </w:r>
+          </w:p>
+        </w:tc>
+        <w:tc>
+          <w:tcPr>
+            <w:tcW w:w="0" w:type="auto"/>
+            <w:shd w:val="clear" w:color="auto" w:fill="auto"/>
+            <w:vAlign w:val="center"/>
+          </w:tcPr>
+          <w:p>
+            <w:pPr>
+              <w:keepNext w:val="0"/>
+              <w:keepLines w:val="0"/>
+              <w:widowControl/>
+              <w:suppressLineNumbers w:val="0"/>
+              <w:jc w:val="left"/>
+              <w:rPr>
+                <w:rFonts w:hint="default" w:ascii="Arial" w:hAnsi="Arial" w:cs="Arial"/>
+                <w:sz w:val="28"/>
+                <w:szCs w:val="28"/>
+              </w:rPr>
+            </w:pPr>
+            <w:r>
+              <w:rPr>
+                <w:rFonts w:hint="default" w:ascii="Arial" w:hAnsi="Arial" w:eastAsia="SimSun" w:cs="Arial"/>
+                <w:kern w:val="0"/>
+                <w:sz w:val="28"/>
+                <w:szCs w:val="28"/>
+                <w:lang w:val="en-US" w:eastAsia="zh-CN" w:bidi="ar"/>
+              </w:rPr>
+              <w:t>Port 8080 Open</w:t>
             </w:r>
           </w:p>
         </w:tc>
@@ -9315,7 +10040,7 @@
                 <w:szCs w:val="28"/>
                 <w:lang w:val="en-US" w:eastAsia="zh-CN" w:bidi="ar"/>
               </w:rPr>
-              <w:t>High</w:t>
+              <w:t>Medium</w:t>
             </w:r>
           </w:p>
         </w:tc>
@@ -9330,7 +10055,6 @@
             <w:insideH w:val="none" w:color="auto" w:sz="0" w:space="0"/>
             <w:insideV w:val="none" w:color="auto" w:sz="0" w:space="0"/>
           </w:tblBorders>
-          <w:shd w:val="clear" w:color="auto" w:fill="auto"/>
           <w:tblCellMar>
             <w:top w:w="15" w:type="dxa"/>
             <w:left w:w="15" w:type="dxa"/>
@@ -9368,736 +10092,6 @@
                 <w:szCs w:val="28"/>
                 <w:lang w:val="en-US" w:eastAsia="zh-CN" w:bidi="ar"/>
               </w:rPr>
-              <w:t>6</w:t>
-            </w:r>
-          </w:p>
-        </w:tc>
-        <w:tc>
-          <w:tcPr>
-            <w:tcW w:w="0" w:type="auto"/>
-            <w:shd w:val="clear" w:color="auto" w:fill="auto"/>
-            <w:vAlign w:val="center"/>
-          </w:tcPr>
-          <w:p>
-            <w:pPr>
-              <w:keepNext w:val="0"/>
-              <w:keepLines w:val="0"/>
-              <w:widowControl/>
-              <w:suppressLineNumbers w:val="0"/>
-              <w:jc w:val="left"/>
-              <w:rPr>
-                <w:rFonts w:hint="default" w:ascii="Arial" w:hAnsi="Arial" w:cs="Arial"/>
-                <w:sz w:val="28"/>
-                <w:szCs w:val="28"/>
-              </w:rPr>
-            </w:pPr>
-            <w:r>
-              <w:rPr>
-                <w:rFonts w:hint="default" w:ascii="Arial" w:hAnsi="Arial" w:eastAsia="SimSun" w:cs="Arial"/>
-                <w:kern w:val="0"/>
-                <w:sz w:val="28"/>
-                <w:szCs w:val="28"/>
-                <w:lang w:val="en-US" w:eastAsia="zh-CN" w:bidi="ar"/>
-              </w:rPr>
-              <w:t>Missing X-Content-Type-Options</w:t>
-            </w:r>
-          </w:p>
-        </w:tc>
-        <w:tc>
-          <w:tcPr>
-            <w:tcW w:w="3027" w:type="dxa"/>
-            <w:shd w:val="clear" w:color="auto" w:fill="auto"/>
-            <w:vAlign w:val="center"/>
-          </w:tcPr>
-          <w:p>
-            <w:pPr>
-              <w:keepNext w:val="0"/>
-              <w:keepLines w:val="0"/>
-              <w:widowControl/>
-              <w:suppressLineNumbers w:val="0"/>
-              <w:jc w:val="left"/>
-              <w:rPr>
-                <w:rFonts w:hint="default" w:ascii="Arial" w:hAnsi="Arial" w:cs="Arial"/>
-                <w:sz w:val="28"/>
-                <w:szCs w:val="28"/>
-              </w:rPr>
-            </w:pPr>
-            <w:r>
-              <w:rPr>
-                <w:rFonts w:hint="default" w:ascii="Arial" w:hAnsi="Arial" w:eastAsia="SimSun" w:cs="Arial"/>
-                <w:kern w:val="0"/>
-                <w:sz w:val="28"/>
-                <w:szCs w:val="28"/>
-                <w:lang w:val="en-US" w:eastAsia="zh-CN" w:bidi="ar"/>
-              </w:rPr>
-              <w:t>Security Headers</w:t>
-            </w:r>
-          </w:p>
-        </w:tc>
-        <w:tc>
-          <w:tcPr>
-            <w:tcW w:w="1313" w:type="dxa"/>
-            <w:shd w:val="clear" w:color="auto" w:fill="auto"/>
-            <w:vAlign w:val="center"/>
-          </w:tcPr>
-          <w:p>
-            <w:pPr>
-              <w:keepNext w:val="0"/>
-              <w:keepLines w:val="0"/>
-              <w:widowControl/>
-              <w:suppressLineNumbers w:val="0"/>
-              <w:jc w:val="left"/>
-              <w:rPr>
-                <w:rFonts w:hint="default" w:ascii="Arial" w:hAnsi="Arial" w:cs="Arial"/>
-                <w:sz w:val="28"/>
-                <w:szCs w:val="28"/>
-              </w:rPr>
-            </w:pPr>
-            <w:r>
-              <w:rPr>
-                <w:rFonts w:hint="default" w:ascii="Arial" w:hAnsi="Arial" w:eastAsia="SimSun" w:cs="Arial"/>
-                <w:kern w:val="0"/>
-                <w:sz w:val="28"/>
-                <w:szCs w:val="28"/>
-                <w:lang w:val="en-US" w:eastAsia="zh-CN" w:bidi="ar"/>
-              </w:rPr>
-              <w:t>Medium</w:t>
-            </w:r>
-          </w:p>
-        </w:tc>
-      </w:tr>
-      <w:tr>
-        <w:tblPrEx>
-          <w:tblBorders>
-            <w:top w:val="none" w:color="auto" w:sz="0" w:space="0"/>
-            <w:left w:val="none" w:color="auto" w:sz="0" w:space="0"/>
-            <w:bottom w:val="none" w:color="auto" w:sz="0" w:space="0"/>
-            <w:right w:val="none" w:color="auto" w:sz="0" w:space="0"/>
-            <w:insideH w:val="none" w:color="auto" w:sz="0" w:space="0"/>
-            <w:insideV w:val="none" w:color="auto" w:sz="0" w:space="0"/>
-          </w:tblBorders>
-          <w:shd w:val="clear" w:color="auto" w:fill="auto"/>
-          <w:tblCellMar>
-            <w:top w:w="15" w:type="dxa"/>
-            <w:left w:w="15" w:type="dxa"/>
-            <w:bottom w:w="15" w:type="dxa"/>
-            <w:right w:w="15" w:type="dxa"/>
-          </w:tblCellMar>
-        </w:tblPrEx>
-        <w:trPr>
-          <w:tblCellSpacing w:w="15" w:type="dxa"/>
-        </w:trPr>
-        <w:tc>
-          <w:tcPr>
-            <w:tcW w:w="0" w:type="auto"/>
-            <w:shd w:val="clear" w:color="auto" w:fill="auto"/>
-            <w:vAlign w:val="center"/>
-          </w:tcPr>
-          <w:p>
-            <w:pPr>
-              <w:keepNext w:val="0"/>
-              <w:keepLines w:val="0"/>
-              <w:widowControl/>
-              <w:suppressLineNumbers w:val="0"/>
-              <w:jc w:val="left"/>
-              <w:rPr>
-                <w:rFonts w:hint="default" w:ascii="Arial" w:hAnsi="Arial" w:cs="Arial"/>
-                <w:sz w:val="28"/>
-                <w:szCs w:val="28"/>
-              </w:rPr>
-            </w:pPr>
-            <w:r>
-              <w:rPr>
-                <w:rFonts w:hint="default" w:ascii="Arial" w:hAnsi="Arial" w:eastAsia="SimSun" w:cs="Arial"/>
-                <w:kern w:val="0"/>
-                <w:sz w:val="28"/>
-                <w:szCs w:val="28"/>
-                <w:lang w:val="en-US" w:eastAsia="zh-CN" w:bidi="ar"/>
-              </w:rPr>
-              <w:t>7</w:t>
-            </w:r>
-          </w:p>
-        </w:tc>
-        <w:tc>
-          <w:tcPr>
-            <w:tcW w:w="0" w:type="auto"/>
-            <w:shd w:val="clear" w:color="auto" w:fill="auto"/>
-            <w:vAlign w:val="center"/>
-          </w:tcPr>
-          <w:p>
-            <w:pPr>
-              <w:keepNext w:val="0"/>
-              <w:keepLines w:val="0"/>
-              <w:widowControl/>
-              <w:suppressLineNumbers w:val="0"/>
-              <w:jc w:val="left"/>
-              <w:rPr>
-                <w:rFonts w:hint="default" w:ascii="Arial" w:hAnsi="Arial" w:cs="Arial"/>
-                <w:sz w:val="28"/>
-                <w:szCs w:val="28"/>
-              </w:rPr>
-            </w:pPr>
-            <w:r>
-              <w:rPr>
-                <w:rFonts w:hint="default" w:ascii="Arial" w:hAnsi="Arial" w:eastAsia="SimSun" w:cs="Arial"/>
-                <w:kern w:val="0"/>
-                <w:sz w:val="28"/>
-                <w:szCs w:val="28"/>
-                <w:lang w:val="en-US" w:eastAsia="zh-CN" w:bidi="ar"/>
-              </w:rPr>
-              <w:t>Missing Referrer-Policy</w:t>
-            </w:r>
-          </w:p>
-        </w:tc>
-        <w:tc>
-          <w:tcPr>
-            <w:tcW w:w="3027" w:type="dxa"/>
-            <w:shd w:val="clear" w:color="auto" w:fill="auto"/>
-            <w:vAlign w:val="center"/>
-          </w:tcPr>
-          <w:p>
-            <w:pPr>
-              <w:keepNext w:val="0"/>
-              <w:keepLines w:val="0"/>
-              <w:widowControl/>
-              <w:suppressLineNumbers w:val="0"/>
-              <w:jc w:val="left"/>
-              <w:rPr>
-                <w:rFonts w:hint="default" w:ascii="Arial" w:hAnsi="Arial" w:cs="Arial"/>
-                <w:sz w:val="28"/>
-                <w:szCs w:val="28"/>
-              </w:rPr>
-            </w:pPr>
-            <w:r>
-              <w:rPr>
-                <w:rFonts w:hint="default" w:ascii="Arial" w:hAnsi="Arial" w:eastAsia="SimSun" w:cs="Arial"/>
-                <w:kern w:val="0"/>
-                <w:sz w:val="28"/>
-                <w:szCs w:val="28"/>
-                <w:lang w:val="en-US" w:eastAsia="zh-CN" w:bidi="ar"/>
-              </w:rPr>
-              <w:t>Security Headers</w:t>
-            </w:r>
-          </w:p>
-        </w:tc>
-        <w:tc>
-          <w:tcPr>
-            <w:tcW w:w="1313" w:type="dxa"/>
-            <w:shd w:val="clear" w:color="auto" w:fill="auto"/>
-            <w:vAlign w:val="center"/>
-          </w:tcPr>
-          <w:p>
-            <w:pPr>
-              <w:keepNext w:val="0"/>
-              <w:keepLines w:val="0"/>
-              <w:widowControl/>
-              <w:suppressLineNumbers w:val="0"/>
-              <w:jc w:val="left"/>
-              <w:rPr>
-                <w:rFonts w:hint="default" w:ascii="Arial" w:hAnsi="Arial" w:cs="Arial"/>
-                <w:sz w:val="28"/>
-                <w:szCs w:val="28"/>
-              </w:rPr>
-            </w:pPr>
-            <w:r>
-              <w:rPr>
-                <w:rFonts w:hint="default" w:ascii="Arial" w:hAnsi="Arial" w:eastAsia="SimSun" w:cs="Arial"/>
-                <w:kern w:val="0"/>
-                <w:sz w:val="28"/>
-                <w:szCs w:val="28"/>
-                <w:lang w:val="en-US" w:eastAsia="zh-CN" w:bidi="ar"/>
-              </w:rPr>
-              <w:t>Medium</w:t>
-            </w:r>
-          </w:p>
-        </w:tc>
-      </w:tr>
-      <w:tr>
-        <w:tblPrEx>
-          <w:tblBorders>
-            <w:top w:val="none" w:color="auto" w:sz="0" w:space="0"/>
-            <w:left w:val="none" w:color="auto" w:sz="0" w:space="0"/>
-            <w:bottom w:val="none" w:color="auto" w:sz="0" w:space="0"/>
-            <w:right w:val="none" w:color="auto" w:sz="0" w:space="0"/>
-            <w:insideH w:val="none" w:color="auto" w:sz="0" w:space="0"/>
-            <w:insideV w:val="none" w:color="auto" w:sz="0" w:space="0"/>
-          </w:tblBorders>
-          <w:shd w:val="clear" w:color="auto" w:fill="auto"/>
-          <w:tblCellMar>
-            <w:top w:w="15" w:type="dxa"/>
-            <w:left w:w="15" w:type="dxa"/>
-            <w:bottom w:w="15" w:type="dxa"/>
-            <w:right w:w="15" w:type="dxa"/>
-          </w:tblCellMar>
-        </w:tblPrEx>
-        <w:trPr>
-          <w:tblCellSpacing w:w="15" w:type="dxa"/>
-        </w:trPr>
-        <w:tc>
-          <w:tcPr>
-            <w:tcW w:w="0" w:type="auto"/>
-            <w:shd w:val="clear" w:color="auto" w:fill="auto"/>
-            <w:vAlign w:val="center"/>
-          </w:tcPr>
-          <w:p>
-            <w:pPr>
-              <w:keepNext w:val="0"/>
-              <w:keepLines w:val="0"/>
-              <w:widowControl/>
-              <w:suppressLineNumbers w:val="0"/>
-              <w:jc w:val="left"/>
-              <w:rPr>
-                <w:rFonts w:hint="default" w:ascii="Arial" w:hAnsi="Arial" w:cs="Arial"/>
-                <w:sz w:val="28"/>
-                <w:szCs w:val="28"/>
-              </w:rPr>
-            </w:pPr>
-            <w:r>
-              <w:rPr>
-                <w:rFonts w:hint="default" w:ascii="Arial" w:hAnsi="Arial" w:eastAsia="SimSun" w:cs="Arial"/>
-                <w:kern w:val="0"/>
-                <w:sz w:val="28"/>
-                <w:szCs w:val="28"/>
-                <w:lang w:val="en-US" w:eastAsia="zh-CN" w:bidi="ar"/>
-              </w:rPr>
-              <w:t>8</w:t>
-            </w:r>
-          </w:p>
-        </w:tc>
-        <w:tc>
-          <w:tcPr>
-            <w:tcW w:w="0" w:type="auto"/>
-            <w:shd w:val="clear" w:color="auto" w:fill="auto"/>
-            <w:vAlign w:val="center"/>
-          </w:tcPr>
-          <w:p>
-            <w:pPr>
-              <w:keepNext w:val="0"/>
-              <w:keepLines w:val="0"/>
-              <w:widowControl/>
-              <w:suppressLineNumbers w:val="0"/>
-              <w:jc w:val="left"/>
-              <w:rPr>
-                <w:rFonts w:hint="default" w:ascii="Arial" w:hAnsi="Arial" w:cs="Arial"/>
-                <w:sz w:val="28"/>
-                <w:szCs w:val="28"/>
-              </w:rPr>
-            </w:pPr>
-            <w:r>
-              <w:rPr>
-                <w:rFonts w:hint="default" w:ascii="Arial" w:hAnsi="Arial" w:eastAsia="SimSun" w:cs="Arial"/>
-                <w:kern w:val="0"/>
-                <w:sz w:val="28"/>
-                <w:szCs w:val="28"/>
-                <w:lang w:val="en-US" w:eastAsia="zh-CN" w:bidi="ar"/>
-              </w:rPr>
-              <w:t>Missing Permissions-Policy</w:t>
-            </w:r>
-          </w:p>
-        </w:tc>
-        <w:tc>
-          <w:tcPr>
-            <w:tcW w:w="3027" w:type="dxa"/>
-            <w:shd w:val="clear" w:color="auto" w:fill="auto"/>
-            <w:vAlign w:val="center"/>
-          </w:tcPr>
-          <w:p>
-            <w:pPr>
-              <w:keepNext w:val="0"/>
-              <w:keepLines w:val="0"/>
-              <w:widowControl/>
-              <w:suppressLineNumbers w:val="0"/>
-              <w:jc w:val="left"/>
-              <w:rPr>
-                <w:rFonts w:hint="default" w:ascii="Arial" w:hAnsi="Arial" w:cs="Arial"/>
-                <w:sz w:val="28"/>
-                <w:szCs w:val="28"/>
-              </w:rPr>
-            </w:pPr>
-            <w:r>
-              <w:rPr>
-                <w:rFonts w:hint="default" w:ascii="Arial" w:hAnsi="Arial" w:eastAsia="SimSun" w:cs="Arial"/>
-                <w:kern w:val="0"/>
-                <w:sz w:val="28"/>
-                <w:szCs w:val="28"/>
-                <w:lang w:val="en-US" w:eastAsia="zh-CN" w:bidi="ar"/>
-              </w:rPr>
-              <w:t>Security Headers</w:t>
-            </w:r>
-          </w:p>
-        </w:tc>
-        <w:tc>
-          <w:tcPr>
-            <w:tcW w:w="1313" w:type="dxa"/>
-            <w:shd w:val="clear" w:color="auto" w:fill="auto"/>
-            <w:vAlign w:val="center"/>
-          </w:tcPr>
-          <w:p>
-            <w:pPr>
-              <w:keepNext w:val="0"/>
-              <w:keepLines w:val="0"/>
-              <w:widowControl/>
-              <w:suppressLineNumbers w:val="0"/>
-              <w:jc w:val="left"/>
-              <w:rPr>
-                <w:rFonts w:hint="default" w:ascii="Arial" w:hAnsi="Arial" w:cs="Arial"/>
-                <w:sz w:val="28"/>
-                <w:szCs w:val="28"/>
-              </w:rPr>
-            </w:pPr>
-            <w:r>
-              <w:rPr>
-                <w:rFonts w:hint="default" w:ascii="Arial" w:hAnsi="Arial" w:eastAsia="SimSun" w:cs="Arial"/>
-                <w:kern w:val="0"/>
-                <w:sz w:val="28"/>
-                <w:szCs w:val="28"/>
-                <w:lang w:val="en-US" w:eastAsia="zh-CN" w:bidi="ar"/>
-              </w:rPr>
-              <w:t>Medium</w:t>
-            </w:r>
-          </w:p>
-        </w:tc>
-      </w:tr>
-      <w:tr>
-        <w:tblPrEx>
-          <w:tblBorders>
-            <w:top w:val="none" w:color="auto" w:sz="0" w:space="0"/>
-            <w:left w:val="none" w:color="auto" w:sz="0" w:space="0"/>
-            <w:bottom w:val="none" w:color="auto" w:sz="0" w:space="0"/>
-            <w:right w:val="none" w:color="auto" w:sz="0" w:space="0"/>
-            <w:insideH w:val="none" w:color="auto" w:sz="0" w:space="0"/>
-            <w:insideV w:val="none" w:color="auto" w:sz="0" w:space="0"/>
-          </w:tblBorders>
-          <w:shd w:val="clear" w:color="auto" w:fill="auto"/>
-          <w:tblCellMar>
-            <w:top w:w="15" w:type="dxa"/>
-            <w:left w:w="15" w:type="dxa"/>
-            <w:bottom w:w="15" w:type="dxa"/>
-            <w:right w:w="15" w:type="dxa"/>
-          </w:tblCellMar>
-        </w:tblPrEx>
-        <w:trPr>
-          <w:tblCellSpacing w:w="15" w:type="dxa"/>
-        </w:trPr>
-        <w:tc>
-          <w:tcPr>
-            <w:tcW w:w="0" w:type="auto"/>
-            <w:shd w:val="clear" w:color="auto" w:fill="auto"/>
-            <w:vAlign w:val="center"/>
-          </w:tcPr>
-          <w:p>
-            <w:pPr>
-              <w:keepNext w:val="0"/>
-              <w:keepLines w:val="0"/>
-              <w:widowControl/>
-              <w:suppressLineNumbers w:val="0"/>
-              <w:jc w:val="left"/>
-              <w:rPr>
-                <w:rFonts w:hint="default" w:ascii="Arial" w:hAnsi="Arial" w:cs="Arial"/>
-                <w:sz w:val="28"/>
-                <w:szCs w:val="28"/>
-              </w:rPr>
-            </w:pPr>
-            <w:r>
-              <w:rPr>
-                <w:rFonts w:hint="default" w:ascii="Arial" w:hAnsi="Arial" w:eastAsia="SimSun" w:cs="Arial"/>
-                <w:kern w:val="0"/>
-                <w:sz w:val="28"/>
-                <w:szCs w:val="28"/>
-                <w:lang w:val="en-US" w:eastAsia="zh-CN" w:bidi="ar"/>
-              </w:rPr>
-              <w:t>9</w:t>
-            </w:r>
-          </w:p>
-        </w:tc>
-        <w:tc>
-          <w:tcPr>
-            <w:tcW w:w="0" w:type="auto"/>
-            <w:shd w:val="clear" w:color="auto" w:fill="auto"/>
-            <w:vAlign w:val="center"/>
-          </w:tcPr>
-          <w:p>
-            <w:pPr>
-              <w:keepNext w:val="0"/>
-              <w:keepLines w:val="0"/>
-              <w:widowControl/>
-              <w:suppressLineNumbers w:val="0"/>
-              <w:jc w:val="left"/>
-              <w:rPr>
-                <w:rFonts w:hint="default" w:ascii="Arial" w:hAnsi="Arial" w:cs="Arial"/>
-                <w:sz w:val="28"/>
-                <w:szCs w:val="28"/>
-              </w:rPr>
-            </w:pPr>
-            <w:r>
-              <w:rPr>
-                <w:rFonts w:hint="default" w:ascii="Arial" w:hAnsi="Arial" w:eastAsia="SimSun" w:cs="Arial"/>
-                <w:kern w:val="0"/>
-                <w:sz w:val="28"/>
-                <w:szCs w:val="28"/>
-                <w:lang w:val="en-US" w:eastAsia="zh-CN" w:bidi="ar"/>
-              </w:rPr>
-              <w:t>Server Version Exposed</w:t>
-            </w:r>
-          </w:p>
-        </w:tc>
-        <w:tc>
-          <w:tcPr>
-            <w:tcW w:w="3027" w:type="dxa"/>
-            <w:shd w:val="clear" w:color="auto" w:fill="auto"/>
-            <w:vAlign w:val="center"/>
-          </w:tcPr>
-          <w:p>
-            <w:pPr>
-              <w:keepNext w:val="0"/>
-              <w:keepLines w:val="0"/>
-              <w:widowControl/>
-              <w:suppressLineNumbers w:val="0"/>
-              <w:jc w:val="left"/>
-              <w:rPr>
-                <w:rFonts w:hint="default" w:ascii="Arial" w:hAnsi="Arial" w:cs="Arial"/>
-                <w:sz w:val="28"/>
-                <w:szCs w:val="28"/>
-              </w:rPr>
-            </w:pPr>
-            <w:r>
-              <w:rPr>
-                <w:rFonts w:hint="default" w:ascii="Arial" w:hAnsi="Arial" w:eastAsia="SimSun" w:cs="Arial"/>
-                <w:kern w:val="0"/>
-                <w:sz w:val="28"/>
-                <w:szCs w:val="28"/>
-                <w:lang w:val="en-US" w:eastAsia="zh-CN" w:bidi="ar"/>
-              </w:rPr>
-              <w:t>Security Headers + DevTools</w:t>
-            </w:r>
-          </w:p>
-        </w:tc>
-        <w:tc>
-          <w:tcPr>
-            <w:tcW w:w="1313" w:type="dxa"/>
-            <w:shd w:val="clear" w:color="auto" w:fill="auto"/>
-            <w:vAlign w:val="center"/>
-          </w:tcPr>
-          <w:p>
-            <w:pPr>
-              <w:keepNext w:val="0"/>
-              <w:keepLines w:val="0"/>
-              <w:widowControl/>
-              <w:suppressLineNumbers w:val="0"/>
-              <w:jc w:val="left"/>
-              <w:rPr>
-                <w:rFonts w:hint="default" w:ascii="Arial" w:hAnsi="Arial" w:cs="Arial"/>
-                <w:sz w:val="28"/>
-                <w:szCs w:val="28"/>
-              </w:rPr>
-            </w:pPr>
-            <w:r>
-              <w:rPr>
-                <w:rFonts w:hint="default" w:ascii="Arial" w:hAnsi="Arial" w:eastAsia="SimSun" w:cs="Arial"/>
-                <w:kern w:val="0"/>
-                <w:sz w:val="28"/>
-                <w:szCs w:val="28"/>
-                <w:lang w:val="en-US" w:eastAsia="zh-CN" w:bidi="ar"/>
-              </w:rPr>
-              <w:t>Medium</w:t>
-            </w:r>
-          </w:p>
-        </w:tc>
-      </w:tr>
-      <w:tr>
-        <w:tblPrEx>
-          <w:tblBorders>
-            <w:top w:val="none" w:color="auto" w:sz="0" w:space="0"/>
-            <w:left w:val="none" w:color="auto" w:sz="0" w:space="0"/>
-            <w:bottom w:val="none" w:color="auto" w:sz="0" w:space="0"/>
-            <w:right w:val="none" w:color="auto" w:sz="0" w:space="0"/>
-            <w:insideH w:val="none" w:color="auto" w:sz="0" w:space="0"/>
-            <w:insideV w:val="none" w:color="auto" w:sz="0" w:space="0"/>
-          </w:tblBorders>
-          <w:shd w:val="clear" w:color="auto" w:fill="auto"/>
-          <w:tblCellMar>
-            <w:top w:w="15" w:type="dxa"/>
-            <w:left w:w="15" w:type="dxa"/>
-            <w:bottom w:w="15" w:type="dxa"/>
-            <w:right w:w="15" w:type="dxa"/>
-          </w:tblCellMar>
-        </w:tblPrEx>
-        <w:trPr>
-          <w:tblCellSpacing w:w="15" w:type="dxa"/>
-        </w:trPr>
-        <w:tc>
-          <w:tcPr>
-            <w:tcW w:w="0" w:type="auto"/>
-            <w:shd w:val="clear" w:color="auto" w:fill="auto"/>
-            <w:vAlign w:val="center"/>
-          </w:tcPr>
-          <w:p>
-            <w:pPr>
-              <w:keepNext w:val="0"/>
-              <w:keepLines w:val="0"/>
-              <w:widowControl/>
-              <w:suppressLineNumbers w:val="0"/>
-              <w:jc w:val="left"/>
-              <w:rPr>
-                <w:rFonts w:hint="default" w:ascii="Arial" w:hAnsi="Arial" w:cs="Arial"/>
-                <w:sz w:val="28"/>
-                <w:szCs w:val="28"/>
-              </w:rPr>
-            </w:pPr>
-            <w:r>
-              <w:rPr>
-                <w:rFonts w:hint="default" w:ascii="Arial" w:hAnsi="Arial" w:eastAsia="SimSun" w:cs="Arial"/>
-                <w:kern w:val="0"/>
-                <w:sz w:val="28"/>
-                <w:szCs w:val="28"/>
-                <w:lang w:val="en-US" w:eastAsia="zh-CN" w:bidi="ar"/>
-              </w:rPr>
-              <w:t>10</w:t>
-            </w:r>
-          </w:p>
-        </w:tc>
-        <w:tc>
-          <w:tcPr>
-            <w:tcW w:w="0" w:type="auto"/>
-            <w:shd w:val="clear" w:color="auto" w:fill="auto"/>
-            <w:vAlign w:val="center"/>
-          </w:tcPr>
-          <w:p>
-            <w:pPr>
-              <w:keepNext w:val="0"/>
-              <w:keepLines w:val="0"/>
-              <w:widowControl/>
-              <w:suppressLineNumbers w:val="0"/>
-              <w:jc w:val="left"/>
-              <w:rPr>
-                <w:rFonts w:hint="default" w:ascii="Arial" w:hAnsi="Arial" w:cs="Arial"/>
-                <w:sz w:val="28"/>
-                <w:szCs w:val="28"/>
-              </w:rPr>
-            </w:pPr>
-            <w:r>
-              <w:rPr>
-                <w:rFonts w:hint="default" w:ascii="Arial" w:hAnsi="Arial" w:eastAsia="SimSun" w:cs="Arial"/>
-                <w:kern w:val="0"/>
-                <w:sz w:val="28"/>
-                <w:szCs w:val="28"/>
-                <w:lang w:val="en-US" w:eastAsia="zh-CN" w:bidi="ar"/>
-              </w:rPr>
-              <w:t>Port 8080 Open</w:t>
-            </w:r>
-          </w:p>
-        </w:tc>
-        <w:tc>
-          <w:tcPr>
-            <w:tcW w:w="3027" w:type="dxa"/>
-            <w:shd w:val="clear" w:color="auto" w:fill="auto"/>
-            <w:vAlign w:val="center"/>
-          </w:tcPr>
-          <w:p>
-            <w:pPr>
-              <w:keepNext w:val="0"/>
-              <w:keepLines w:val="0"/>
-              <w:widowControl/>
-              <w:suppressLineNumbers w:val="0"/>
-              <w:jc w:val="left"/>
-              <w:rPr>
-                <w:rFonts w:hint="default" w:ascii="Arial" w:hAnsi="Arial" w:cs="Arial"/>
-                <w:sz w:val="28"/>
-                <w:szCs w:val="28"/>
-              </w:rPr>
-            </w:pPr>
-            <w:r>
-              <w:rPr>
-                <w:rFonts w:hint="default" w:ascii="Arial" w:hAnsi="Arial" w:eastAsia="SimSun" w:cs="Arial"/>
-                <w:kern w:val="0"/>
-                <w:sz w:val="28"/>
-                <w:szCs w:val="28"/>
-                <w:lang w:val="en-US" w:eastAsia="zh-CN" w:bidi="ar"/>
-              </w:rPr>
-              <w:t>Nmap</w:t>
-            </w:r>
-          </w:p>
-        </w:tc>
-        <w:tc>
-          <w:tcPr>
-            <w:tcW w:w="1313" w:type="dxa"/>
-            <w:shd w:val="clear" w:color="auto" w:fill="auto"/>
-            <w:vAlign w:val="center"/>
-          </w:tcPr>
-          <w:p>
-            <w:pPr>
-              <w:keepNext w:val="0"/>
-              <w:keepLines w:val="0"/>
-              <w:widowControl/>
-              <w:suppressLineNumbers w:val="0"/>
-              <w:jc w:val="left"/>
-              <w:rPr>
-                <w:rFonts w:hint="default" w:ascii="Arial" w:hAnsi="Arial" w:cs="Arial"/>
-                <w:sz w:val="28"/>
-                <w:szCs w:val="28"/>
-              </w:rPr>
-            </w:pPr>
-            <w:r>
-              <w:rPr>
-                <w:rFonts w:hint="default" w:ascii="Arial" w:hAnsi="Arial" w:eastAsia="SimSun" w:cs="Arial"/>
-                <w:kern w:val="0"/>
-                <w:sz w:val="28"/>
-                <w:szCs w:val="28"/>
-                <w:lang w:val="en-US" w:eastAsia="zh-CN" w:bidi="ar"/>
-              </w:rPr>
-              <w:t>Medium</w:t>
-            </w:r>
-          </w:p>
-        </w:tc>
-      </w:tr>
-      <w:tr>
-        <w:tblPrEx>
-          <w:tblBorders>
-            <w:top w:val="none" w:color="auto" w:sz="0" w:space="0"/>
-            <w:left w:val="none" w:color="auto" w:sz="0" w:space="0"/>
-            <w:bottom w:val="none" w:color="auto" w:sz="0" w:space="0"/>
-            <w:right w:val="none" w:color="auto" w:sz="0" w:space="0"/>
-            <w:insideH w:val="none" w:color="auto" w:sz="0" w:space="0"/>
-            <w:insideV w:val="none" w:color="auto" w:sz="0" w:space="0"/>
-          </w:tblBorders>
-          <w:shd w:val="clear" w:color="auto" w:fill="auto"/>
-          <w:tblCellMar>
-            <w:top w:w="15" w:type="dxa"/>
-            <w:left w:w="15" w:type="dxa"/>
-            <w:bottom w:w="15" w:type="dxa"/>
-            <w:right w:w="15" w:type="dxa"/>
-          </w:tblCellMar>
-        </w:tblPrEx>
-        <w:trPr>
-          <w:tblCellSpacing w:w="15" w:type="dxa"/>
-        </w:trPr>
-        <w:tc>
-          <w:tcPr>
-            <w:tcW w:w="0" w:type="auto"/>
-            <w:shd w:val="clear" w:color="auto" w:fill="auto"/>
-            <w:vAlign w:val="center"/>
-          </w:tcPr>
-          <w:p>
-            <w:pPr>
-              <w:keepNext w:val="0"/>
-              <w:keepLines w:val="0"/>
-              <w:widowControl/>
-              <w:suppressLineNumbers w:val="0"/>
-              <w:jc w:val="left"/>
-              <w:rPr>
-                <w:rFonts w:hint="default" w:ascii="Arial" w:hAnsi="Arial" w:cs="Arial"/>
-                <w:sz w:val="28"/>
-                <w:szCs w:val="28"/>
-              </w:rPr>
-            </w:pPr>
-            <w:r>
-              <w:rPr>
-                <w:rFonts w:hint="default" w:ascii="Arial" w:hAnsi="Arial" w:eastAsia="SimSun" w:cs="Arial"/>
-                <w:kern w:val="0"/>
-                <w:sz w:val="28"/>
-                <w:szCs w:val="28"/>
-                <w:lang w:val="en-US" w:eastAsia="zh-CN" w:bidi="ar"/>
-              </w:rPr>
               <w:t>11</w:t>
             </w:r>
           </w:p>
@@ -10209,24 +10203,6 @@
           <w:szCs w:val="28"/>
         </w:rPr>
       </w:pPr>
-      <w:r>
-        <w:rPr>
-          <w:rFonts w:hint="default" w:ascii="Arial" w:hAnsi="Arial" w:cs="Arial"/>
-          <w:sz w:val="28"/>
-          <w:szCs w:val="28"/>
-        </w:rPr>
-        <w:pict>
-          <v:rect id="_x0000_i1027" o:spt="1" style="height:1.5pt;width:432pt;" fillcolor="#A0A0A0" filled="t" stroked="f" coordsize="21600,21600" o:hr="t" o:hrstd="t" o:hralign="center">
-            <v:path/>
-            <v:fill on="t" focussize="0,0"/>
-            <v:stroke on="f"/>
-            <v:imagedata o:title=""/>
-            <o:lock v:ext="edit"/>
-            <w10:wrap type="none"/>
-            <w10:anchorlock/>
-          </v:rect>
-        </w:pict>
-      </w:r>
     </w:p>
     <w:p>
       <w:pPr>
@@ -10287,6 +10263,7 @@
             <w:insideH w:val="none" w:color="auto" w:sz="0" w:space="0"/>
             <w:insideV w:val="none" w:color="auto" w:sz="0" w:space="0"/>
           </w:tblBorders>
+          <w:shd w:val="clear" w:color="auto" w:fill="auto"/>
           <w:tblCellMar>
             <w:top w:w="15" w:type="dxa"/>
             <w:left w:w="15" w:type="dxa"/>
@@ -10378,7 +10355,6 @@
             <w:insideH w:val="none" w:color="auto" w:sz="0" w:space="0"/>
             <w:insideV w:val="none" w:color="auto" w:sz="0" w:space="0"/>
           </w:tblBorders>
-          <w:shd w:val="clear" w:color="auto" w:fill="auto"/>
           <w:tblCellMar>
             <w:top w:w="15" w:type="dxa"/>
             <w:left w:w="15" w:type="dxa"/>
@@ -10462,7 +10438,6 @@
             <w:insideH w:val="none" w:color="auto" w:sz="0" w:space="0"/>
             <w:insideV w:val="none" w:color="auto" w:sz="0" w:space="0"/>
           </w:tblBorders>
-          <w:shd w:val="clear" w:color="auto" w:fill="auto"/>
           <w:tblCellMar>
             <w:top w:w="15" w:type="dxa"/>
             <w:left w:w="15" w:type="dxa"/>
@@ -10546,7 +10521,6 @@
             <w:insideH w:val="none" w:color="auto" w:sz="0" w:space="0"/>
             <w:insideV w:val="none" w:color="auto" w:sz="0" w:space="0"/>
           </w:tblBorders>
-          <w:shd w:val="clear" w:color="auto" w:fill="auto"/>
           <w:tblCellMar>
             <w:top w:w="15" w:type="dxa"/>
             <w:left w:w="15" w:type="dxa"/>
@@ -13616,8 +13590,6 @@
                 <w:lang w:val="en-US" w:eastAsia="zh-CN" w:bidi="ar"/>
               </w:rPr>
             </w:pPr>
-            <w:bookmarkStart w:id="0" w:name="_GoBack"/>
-            <w:bookmarkEnd w:id="0"/>
           </w:p>
         </w:tc>
       </w:tr>
@@ -13631,6 +13603,8 @@
           <w:szCs w:val="28"/>
         </w:rPr>
       </w:pPr>
+      <w:bookmarkStart w:id="0" w:name="_GoBack"/>
+      <w:bookmarkEnd w:id="0"/>
     </w:p>
     <w:sectPr>
       <w:footerReference r:id="rId3" w:type="default"/>
@@ -14127,8 +14101,8 @@
     <w:lsdException w:unhideWhenUsed="0" w:uiPriority="0" w:semiHidden="0" w:name="Normal Indent"/>
     <w:lsdException w:unhideWhenUsed="0" w:uiPriority="0" w:semiHidden="0" w:name="footnote text"/>
     <w:lsdException w:unhideWhenUsed="0" w:uiPriority="0" w:semiHidden="0" w:name="annotation text"/>
-    <w:lsdException w:unhideWhenUsed="0" w:uiPriority="0" w:semiHidden="0" w:name="header"/>
-    <w:lsdException w:unhideWhenUsed="0" w:uiPriority="0" w:semiHidden="0" w:name="footer"/>
+    <w:lsdException w:qFormat="1" w:unhideWhenUsed="0" w:uiPriority="0" w:semiHidden="0" w:name="header"/>
+    <w:lsdException w:qFormat="1" w:unhideWhenUsed="0" w:uiPriority="0" w:semiHidden="0" w:name="footer"/>
     <w:lsdException w:unhideWhenUsed="0" w:uiPriority="0" w:semiHidden="0" w:name="index heading"/>
     <w:lsdException w:qFormat="1" w:uiPriority="0" w:name="caption"/>
     <w:lsdException w:unhideWhenUsed="0" w:uiPriority="0" w:semiHidden="0" w:name="table of figures"/>
@@ -14181,21 +14155,21 @@
     <w:lsdException w:unhideWhenUsed="0" w:uiPriority="0" w:semiHidden="0" w:name="Body Text Indent 2"/>
     <w:lsdException w:unhideWhenUsed="0" w:uiPriority="0" w:semiHidden="0" w:name="Body Text Indent 3"/>
     <w:lsdException w:unhideWhenUsed="0" w:uiPriority="0" w:semiHidden="0" w:name="Block Text"/>
-    <w:lsdException w:unhideWhenUsed="0" w:uiPriority="0" w:semiHidden="0" w:name="Hyperlink"/>
+    <w:lsdException w:qFormat="1" w:unhideWhenUsed="0" w:uiPriority="0" w:semiHidden="0" w:name="Hyperlink"/>
     <w:lsdException w:unhideWhenUsed="0" w:uiPriority="0" w:semiHidden="0" w:name="FollowedHyperlink"/>
     <w:lsdException w:qFormat="1" w:unhideWhenUsed="0" w:uiPriority="0" w:semiHidden="0" w:name="Strong"/>
     <w:lsdException w:qFormat="1" w:unhideWhenUsed="0" w:uiPriority="0" w:semiHidden="0" w:name="Emphasis"/>
     <w:lsdException w:unhideWhenUsed="0" w:uiPriority="0" w:semiHidden="0" w:name="Document Map"/>
     <w:lsdException w:unhideWhenUsed="0" w:uiPriority="0" w:semiHidden="0" w:name="Plain Text"/>
     <w:lsdException w:unhideWhenUsed="0" w:uiPriority="0" w:semiHidden="0" w:name="E-mail Signature"/>
-    <w:lsdException w:unhideWhenUsed="0" w:uiPriority="0" w:semiHidden="0" w:name="Normal (Web)"/>
+    <w:lsdException w:qFormat="1" w:unhideWhenUsed="0" w:uiPriority="0" w:semiHidden="0" w:name="Normal (Web)"/>
     <w:lsdException w:unhideWhenUsed="0" w:uiPriority="0" w:semiHidden="0" w:name="HTML Acronym"/>
     <w:lsdException w:unhideWhenUsed="0" w:uiPriority="0" w:semiHidden="0" w:name="HTML Address"/>
     <w:lsdException w:unhideWhenUsed="0" w:uiPriority="0" w:semiHidden="0" w:name="HTML Cite"/>
-    <w:lsdException w:unhideWhenUsed="0" w:uiPriority="0" w:semiHidden="0" w:name="HTML Code"/>
+    <w:lsdException w:qFormat="1" w:unhideWhenUsed="0" w:uiPriority="0" w:semiHidden="0" w:name="HTML Code"/>
     <w:lsdException w:unhideWhenUsed="0" w:uiPriority="0" w:semiHidden="0" w:name="HTML Definition"/>
     <w:lsdException w:unhideWhenUsed="0" w:uiPriority="0" w:semiHidden="0" w:name="HTML Keyboard"/>
-    <w:lsdException w:unhideWhenUsed="0" w:uiPriority="0" w:semiHidden="0" w:name="HTML Preformatted"/>
+    <w:lsdException w:qFormat="1" w:unhideWhenUsed="0" w:uiPriority="0" w:semiHidden="0" w:name="HTML Preformatted"/>
     <w:lsdException w:unhideWhenUsed="0" w:uiPriority="0" w:semiHidden="0" w:name="HTML Sample"/>
     <w:lsdException w:unhideWhenUsed="0" w:uiPriority="0" w:semiHidden="0" w:name="HTML Typewriter"/>
     <w:lsdException w:unhideWhenUsed="0" w:uiPriority="0" w:semiHidden="0" w:name="HTML Variable"/>
@@ -14397,6 +14371,7 @@
   <w:style w:type="paragraph" w:styleId="5">
     <w:name w:val="footer"/>
     <w:basedOn w:val="1"/>
+    <w:qFormat/>
     <w:uiPriority w:val="0"/>
     <w:pPr>
       <w:tabs>
@@ -14414,6 +14389,7 @@
   <w:style w:type="paragraph" w:styleId="6">
     <w:name w:val="header"/>
     <w:basedOn w:val="1"/>
+    <w:qFormat/>
     <w:uiPriority w:val="0"/>
     <w:pPr>
       <w:tabs>
@@ -14430,6 +14406,7 @@
   <w:style w:type="character" w:styleId="7">
     <w:name w:val="HTML Code"/>
     <w:basedOn w:val="3"/>
+    <w:qFormat/>
     <w:uiPriority w:val="0"/>
     <w:rPr>
       <w:rFonts w:ascii="Courier New" w:hAnsi="Courier New" w:cs="Courier New"/>
@@ -14439,6 +14416,7 @@
   </w:style>
   <w:style w:type="paragraph" w:styleId="8">
     <w:name w:val="HTML Preformatted"/>
+    <w:qFormat/>
     <w:uiPriority w:val="0"/>
     <w:pPr>
       <w:tabs>
@@ -14472,6 +14450,7 @@
   <w:style w:type="character" w:styleId="9">
     <w:name w:val="Hyperlink"/>
     <w:basedOn w:val="3"/>
+    <w:qFormat/>
     <w:uiPriority w:val="0"/>
     <w:rPr>
       <w:color w:val="0000FF"/>
@@ -14481,6 +14460,7 @@
   <w:style w:type="paragraph" w:styleId="10">
     <w:name w:val="Normal (Web)"/>
     <w:basedOn w:val="1"/>
+    <w:qFormat/>
     <w:uiPriority w:val="0"/>
     <w:rPr>
       <w:sz w:val="24"/>

--- a/Vulnerability_Assessment_Report_FUTURE_CS_01.docx
+++ b/Vulnerability_Assessment_Report_FUTURE_CS_01.docx
@@ -874,6 +874,7 @@
             <w:insideH w:val="none" w:color="auto" w:sz="0" w:space="0"/>
             <w:insideV w:val="none" w:color="auto" w:sz="0" w:space="0"/>
           </w:tblBorders>
+          <w:shd w:val="clear" w:color="auto" w:fill="auto"/>
           <w:tblCellMar>
             <w:top w:w="15" w:type="dxa"/>
             <w:left w:w="15" w:type="dxa"/>
@@ -1041,6 +1042,7 @@
             <w:insideH w:val="none" w:color="auto" w:sz="0" w:space="0"/>
             <w:insideV w:val="none" w:color="auto" w:sz="0" w:space="0"/>
           </w:tblBorders>
+          <w:shd w:val="clear" w:color="auto" w:fill="auto"/>
           <w:tblCellMar>
             <w:top w:w="15" w:type="dxa"/>
             <w:left w:w="15" w:type="dxa"/>
@@ -1124,6 +1126,7 @@
             <w:insideH w:val="none" w:color="auto" w:sz="0" w:space="0"/>
             <w:insideV w:val="none" w:color="auto" w:sz="0" w:space="0"/>
           </w:tblBorders>
+          <w:shd w:val="clear" w:color="auto" w:fill="auto"/>
           <w:tblCellMar>
             <w:top w:w="15" w:type="dxa"/>
             <w:left w:w="15" w:type="dxa"/>
@@ -2518,6 +2521,7 @@
             <w:insideH w:val="none" w:color="auto" w:sz="0" w:space="0"/>
             <w:insideV w:val="none" w:color="auto" w:sz="0" w:space="0"/>
           </w:tblBorders>
+          <w:shd w:val="clear" w:color="auto" w:fill="auto"/>
           <w:tblCellMar>
             <w:top w:w="15" w:type="dxa"/>
             <w:left w:w="15" w:type="dxa"/>
@@ -2986,6 +2990,7 @@
             <w:insideH w:val="none" w:color="auto" w:sz="0" w:space="0"/>
             <w:insideV w:val="none" w:color="auto" w:sz="0" w:space="0"/>
           </w:tblBorders>
+          <w:shd w:val="clear" w:color="auto" w:fill="auto"/>
           <w:tblCellMar>
             <w:top w:w="15" w:type="dxa"/>
             <w:left w:w="15" w:type="dxa"/>
@@ -3420,6 +3425,7 @@
             <w:insideH w:val="none" w:color="auto" w:sz="0" w:space="0"/>
             <w:insideV w:val="none" w:color="auto" w:sz="0" w:space="0"/>
           </w:tblBorders>
+          <w:shd w:val="clear" w:color="auto" w:fill="auto"/>
           <w:tblCellMar>
             <w:top w:w="15" w:type="dxa"/>
             <w:left w:w="15" w:type="dxa"/>
@@ -3504,6 +3510,7 @@
             <w:insideH w:val="none" w:color="auto" w:sz="0" w:space="0"/>
             <w:insideV w:val="none" w:color="auto" w:sz="0" w:space="0"/>
           </w:tblBorders>
+          <w:shd w:val="clear" w:color="auto" w:fill="auto"/>
           <w:tblCellMar>
             <w:top w:w="15" w:type="dxa"/>
             <w:left w:w="15" w:type="dxa"/>
@@ -3588,6 +3595,7 @@
             <w:insideH w:val="none" w:color="auto" w:sz="0" w:space="0"/>
             <w:insideV w:val="none" w:color="auto" w:sz="0" w:space="0"/>
           </w:tblBorders>
+          <w:shd w:val="clear" w:color="auto" w:fill="auto"/>
           <w:tblCellMar>
             <w:top w:w="15" w:type="dxa"/>
             <w:left w:w="15" w:type="dxa"/>
@@ -4364,6 +4372,7 @@
             <w:insideH w:val="none" w:color="auto" w:sz="0" w:space="0"/>
             <w:insideV w:val="none" w:color="auto" w:sz="0" w:space="0"/>
           </w:tblBorders>
+          <w:shd w:val="clear" w:color="auto" w:fill="auto"/>
           <w:tblCellMar>
             <w:top w:w="15" w:type="dxa"/>
             <w:left w:w="15" w:type="dxa"/>
@@ -5646,7 +5655,6 @@
             <w:insideH w:val="none" w:color="auto" w:sz="0" w:space="0"/>
             <w:insideV w:val="none" w:color="auto" w:sz="0" w:space="0"/>
           </w:tblBorders>
-          <w:shd w:val="clear" w:color="auto" w:fill="auto"/>
           <w:tblCellMar>
             <w:top w:w="15" w:type="dxa"/>
             <w:left w:w="15" w:type="dxa"/>
@@ -6163,6 +6171,7 @@
             <w:insideH w:val="none" w:color="auto" w:sz="0" w:space="0"/>
             <w:insideV w:val="none" w:color="auto" w:sz="0" w:space="0"/>
           </w:tblBorders>
+          <w:shd w:val="clear" w:color="auto" w:fill="auto"/>
           <w:tblCellMar>
             <w:top w:w="15" w:type="dxa"/>
             <w:left w:w="15" w:type="dxa"/>
@@ -6353,6 +6362,7 @@
             <w:insideH w:val="none" w:color="auto" w:sz="0" w:space="0"/>
             <w:insideV w:val="none" w:color="auto" w:sz="0" w:space="0"/>
           </w:tblBorders>
+          <w:shd w:val="clear" w:color="auto" w:fill="auto"/>
           <w:tblCellMar>
             <w:top w:w="15" w:type="dxa"/>
             <w:left w:w="15" w:type="dxa"/>
@@ -6649,7 +6659,6 @@
             <w:insideH w:val="none" w:color="auto" w:sz="0" w:space="0"/>
             <w:insideV w:val="none" w:color="auto" w:sz="0" w:space="0"/>
           </w:tblBorders>
-          <w:shd w:val="clear" w:color="auto" w:fill="auto"/>
           <w:tblCellMar>
             <w:top w:w="15" w:type="dxa"/>
             <w:left w:w="15" w:type="dxa"/>
@@ -7282,7 +7291,6 @@
             <w:insideH w:val="none" w:color="auto" w:sz="0" w:space="0"/>
             <w:insideV w:val="none" w:color="auto" w:sz="0" w:space="0"/>
           </w:tblBorders>
-          <w:shd w:val="clear" w:color="auto" w:fill="auto"/>
           <w:tblCellMar>
             <w:top w:w="15" w:type="dxa"/>
             <w:left w:w="15" w:type="dxa"/>
@@ -8439,6 +8447,7 @@
             <w:insideH w:val="none" w:color="auto" w:sz="0" w:space="0"/>
             <w:insideV w:val="none" w:color="auto" w:sz="0" w:space="0"/>
           </w:tblBorders>
+          <w:shd w:val="clear" w:color="auto" w:fill="auto"/>
           <w:tblCellMar>
             <w:top w:w="15" w:type="dxa"/>
             <w:left w:w="15" w:type="dxa"/>
@@ -8586,151 +8595,6 @@
                 <w:lang w:val="en-US" w:eastAsia="zh-CN" w:bidi="ar"/>
               </w:rPr>
               <w:t>Risk Level</w:t>
-            </w:r>
-          </w:p>
-        </w:tc>
-      </w:tr>
-      <w:tr>
-        <w:tblPrEx>
-          <w:tblBorders>
-            <w:top w:val="none" w:color="auto" w:sz="0" w:space="0"/>
-            <w:left w:val="none" w:color="auto" w:sz="0" w:space="0"/>
-            <w:bottom w:val="none" w:color="auto" w:sz="0" w:space="0"/>
-            <w:right w:val="none" w:color="auto" w:sz="0" w:space="0"/>
-            <w:insideH w:val="none" w:color="auto" w:sz="0" w:space="0"/>
-            <w:insideV w:val="none" w:color="auto" w:sz="0" w:space="0"/>
-          </w:tblBorders>
-          <w:tblCellMar>
-            <w:top w:w="15" w:type="dxa"/>
-            <w:left w:w="15" w:type="dxa"/>
-            <w:bottom w:w="15" w:type="dxa"/>
-            <w:right w:w="15" w:type="dxa"/>
-          </w:tblCellMar>
-        </w:tblPrEx>
-        <w:trPr>
-          <w:tblCellSpacing w:w="15" w:type="dxa"/>
-        </w:trPr>
-        <w:tc>
-          <w:tcPr>
-            <w:tcW w:w="0" w:type="auto"/>
-            <w:shd w:val="clear" w:color="auto" w:fill="auto"/>
-            <w:vAlign w:val="center"/>
-          </w:tcPr>
-          <w:p>
-            <w:pPr>
-              <w:keepNext w:val="0"/>
-              <w:keepLines w:val="0"/>
-              <w:widowControl/>
-              <w:suppressLineNumbers w:val="0"/>
-              <w:jc w:val="left"/>
-              <w:rPr>
-                <w:rFonts w:hint="default" w:ascii="Arial" w:hAnsi="Arial" w:cs="Arial"/>
-                <w:sz w:val="28"/>
-                <w:szCs w:val="28"/>
-              </w:rPr>
-            </w:pPr>
-            <w:r>
-              <w:rPr>
-                <w:rFonts w:hint="default" w:ascii="Arial" w:hAnsi="Arial" w:eastAsia="SimSun" w:cs="Arial"/>
-                <w:kern w:val="0"/>
-                <w:sz w:val="28"/>
-                <w:szCs w:val="28"/>
-                <w:lang w:val="en-US" w:eastAsia="zh-CN" w:bidi="ar"/>
-              </w:rPr>
-              <w:t>1</w:t>
-            </w:r>
-          </w:p>
-        </w:tc>
-        <w:tc>
-          <w:tcPr>
-            <w:tcW w:w="0" w:type="auto"/>
-            <w:shd w:val="clear" w:color="auto" w:fill="auto"/>
-            <w:vAlign w:val="center"/>
-          </w:tcPr>
-          <w:p>
-            <w:pPr>
-              <w:keepNext w:val="0"/>
-              <w:keepLines w:val="0"/>
-              <w:widowControl/>
-              <w:suppressLineNumbers w:val="0"/>
-              <w:jc w:val="left"/>
-              <w:rPr>
-                <w:rFonts w:hint="default" w:ascii="Arial" w:hAnsi="Arial" w:cs="Arial"/>
-                <w:sz w:val="28"/>
-                <w:szCs w:val="28"/>
-              </w:rPr>
-            </w:pPr>
-            <w:r>
-              <w:rPr>
-                <w:rFonts w:hint="default" w:ascii="Arial" w:hAnsi="Arial" w:eastAsia="SimSun" w:cs="Arial"/>
-                <w:kern w:val="0"/>
-                <w:sz w:val="28"/>
-                <w:szCs w:val="28"/>
-                <w:lang w:val="en-US" w:eastAsia="zh-CN" w:bidi="ar"/>
-              </w:rPr>
-              <w:t>Missing Content-Security-Policy</w:t>
-            </w:r>
-          </w:p>
-        </w:tc>
-        <w:tc>
-          <w:tcPr>
-            <w:tcW w:w="3027" w:type="dxa"/>
-            <w:shd w:val="clear" w:color="auto" w:fill="auto"/>
-            <w:vAlign w:val="center"/>
-          </w:tcPr>
-          <w:p>
-            <w:pPr>
-              <w:keepNext w:val="0"/>
-              <w:keepLines w:val="0"/>
-              <w:widowControl/>
-              <w:suppressLineNumbers w:val="0"/>
-              <w:jc w:val="left"/>
-              <w:rPr>
-                <w:rFonts w:hint="default" w:ascii="Arial" w:hAnsi="Arial" w:cs="Arial"/>
-                <w:sz w:val="28"/>
-                <w:szCs w:val="28"/>
-              </w:rPr>
-            </w:pPr>
-            <w:r>
-              <w:rPr>
-                <w:rFonts w:hint="default" w:ascii="Arial" w:hAnsi="Arial" w:eastAsia="SimSun" w:cs="Arial"/>
-                <w:kern w:val="0"/>
-                <w:sz w:val="28"/>
-                <w:szCs w:val="28"/>
-                <w:lang w:val="en-US" w:eastAsia="zh-CN" w:bidi="ar"/>
-              </w:rPr>
-              <w:t>Security Headers</w:t>
-            </w:r>
-          </w:p>
-        </w:tc>
-        <w:tc>
-          <w:tcPr>
-            <w:tcW w:w="1313" w:type="dxa"/>
-            <w:shd w:val="clear" w:color="auto" w:fill="auto"/>
-            <w:vAlign w:val="center"/>
-          </w:tcPr>
-          <w:p>
-            <w:pPr>
-              <w:keepNext w:val="0"/>
-              <w:keepLines w:val="0"/>
-              <w:widowControl/>
-              <w:suppressLineNumbers w:val="0"/>
-              <w:jc w:val="left"/>
-              <w:rPr>
-                <w:rFonts w:hint="default" w:ascii="Arial" w:hAnsi="Arial" w:cs="Arial"/>
-                <w:sz w:val="28"/>
-                <w:szCs w:val="28"/>
-              </w:rPr>
-            </w:pPr>
-            <w:r>
-              <w:rPr>
-                <w:rFonts w:hint="default" w:ascii="Arial" w:hAnsi="Arial" w:eastAsia="SimSun" w:cs="Arial"/>
-                <w:kern w:val="0"/>
-                <w:sz w:val="28"/>
-                <w:szCs w:val="28"/>
-                <w:lang w:val="en-US" w:eastAsia="zh-CN" w:bidi="ar"/>
-              </w:rPr>
-              <w:t>High</w:t>
             </w:r>
           </w:p>
         </w:tc>
@@ -8783,38 +8647,38 @@
                 <w:szCs w:val="28"/>
                 <w:lang w:val="en-US" w:eastAsia="zh-CN" w:bidi="ar"/>
               </w:rPr>
-              <w:t>2</w:t>
-            </w:r>
-          </w:p>
-        </w:tc>
-        <w:tc>
-          <w:tcPr>
-            <w:tcW w:w="0" w:type="auto"/>
-            <w:shd w:val="clear" w:color="auto" w:fill="auto"/>
-            <w:vAlign w:val="center"/>
-          </w:tcPr>
-          <w:p>
-            <w:pPr>
-              <w:keepNext w:val="0"/>
-              <w:keepLines w:val="0"/>
-              <w:widowControl/>
-              <w:suppressLineNumbers w:val="0"/>
-              <w:jc w:val="left"/>
-              <w:rPr>
-                <w:rFonts w:hint="default" w:ascii="Arial" w:hAnsi="Arial" w:cs="Arial"/>
-                <w:sz w:val="28"/>
-                <w:szCs w:val="28"/>
-              </w:rPr>
-            </w:pPr>
-            <w:r>
-              <w:rPr>
-                <w:rFonts w:hint="default" w:ascii="Arial" w:hAnsi="Arial" w:eastAsia="SimSun" w:cs="Arial"/>
-                <w:kern w:val="0"/>
-                <w:sz w:val="28"/>
-                <w:szCs w:val="28"/>
-                <w:lang w:val="en-US" w:eastAsia="zh-CN" w:bidi="ar"/>
-              </w:rPr>
-              <w:t>Missing X-Frame-Options</w:t>
+              <w:t>1</w:t>
+            </w:r>
+          </w:p>
+        </w:tc>
+        <w:tc>
+          <w:tcPr>
+            <w:tcW w:w="0" w:type="auto"/>
+            <w:shd w:val="clear" w:color="auto" w:fill="auto"/>
+            <w:vAlign w:val="center"/>
+          </w:tcPr>
+          <w:p>
+            <w:pPr>
+              <w:keepNext w:val="0"/>
+              <w:keepLines w:val="0"/>
+              <w:widowControl/>
+              <w:suppressLineNumbers w:val="0"/>
+              <w:jc w:val="left"/>
+              <w:rPr>
+                <w:rFonts w:hint="default" w:ascii="Arial" w:hAnsi="Arial" w:cs="Arial"/>
+                <w:sz w:val="28"/>
+                <w:szCs w:val="28"/>
+              </w:rPr>
+            </w:pPr>
+            <w:r>
+              <w:rPr>
+                <w:rFonts w:hint="default" w:ascii="Arial" w:hAnsi="Arial" w:eastAsia="SimSun" w:cs="Arial"/>
+                <w:kern w:val="0"/>
+                <w:sz w:val="28"/>
+                <w:szCs w:val="28"/>
+                <w:lang w:val="en-US" w:eastAsia="zh-CN" w:bidi="ar"/>
+              </w:rPr>
+              <w:t>Missing Content-Security-Policy</w:t>
             </w:r>
           </w:p>
         </w:tc>
@@ -8846,296 +8710,6 @@
                 <w:lang w:val="en-US" w:eastAsia="zh-CN" w:bidi="ar"/>
               </w:rPr>
               <w:t>Security Headers</w:t>
-            </w:r>
-          </w:p>
-        </w:tc>
-        <w:tc>
-          <w:tcPr>
-            <w:tcW w:w="1313" w:type="dxa"/>
-            <w:shd w:val="clear" w:color="auto" w:fill="auto"/>
-            <w:vAlign w:val="center"/>
-          </w:tcPr>
-          <w:p>
-            <w:pPr>
-              <w:keepNext w:val="0"/>
-              <w:keepLines w:val="0"/>
-              <w:widowControl/>
-              <w:suppressLineNumbers w:val="0"/>
-              <w:jc w:val="left"/>
-              <w:rPr>
-                <w:rFonts w:hint="default" w:ascii="Arial" w:hAnsi="Arial" w:cs="Arial"/>
-                <w:sz w:val="28"/>
-                <w:szCs w:val="28"/>
-              </w:rPr>
-            </w:pPr>
-            <w:r>
-              <w:rPr>
-                <w:rFonts w:hint="default" w:ascii="Arial" w:hAnsi="Arial" w:eastAsia="SimSun" w:cs="Arial"/>
-                <w:kern w:val="0"/>
-                <w:sz w:val="28"/>
-                <w:szCs w:val="28"/>
-                <w:lang w:val="en-US" w:eastAsia="zh-CN" w:bidi="ar"/>
-              </w:rPr>
-              <w:t>High</w:t>
-            </w:r>
-          </w:p>
-        </w:tc>
-      </w:tr>
-      <w:tr>
-        <w:tblPrEx>
-          <w:tblBorders>
-            <w:top w:val="none" w:color="auto" w:sz="0" w:space="0"/>
-            <w:left w:val="none" w:color="auto" w:sz="0" w:space="0"/>
-            <w:bottom w:val="none" w:color="auto" w:sz="0" w:space="0"/>
-            <w:right w:val="none" w:color="auto" w:sz="0" w:space="0"/>
-            <w:insideH w:val="none" w:color="auto" w:sz="0" w:space="0"/>
-            <w:insideV w:val="none" w:color="auto" w:sz="0" w:space="0"/>
-          </w:tblBorders>
-          <w:tblCellMar>
-            <w:top w:w="15" w:type="dxa"/>
-            <w:left w:w="15" w:type="dxa"/>
-            <w:bottom w:w="15" w:type="dxa"/>
-            <w:right w:w="15" w:type="dxa"/>
-          </w:tblCellMar>
-        </w:tblPrEx>
-        <w:trPr>
-          <w:tblCellSpacing w:w="15" w:type="dxa"/>
-        </w:trPr>
-        <w:tc>
-          <w:tcPr>
-            <w:tcW w:w="0" w:type="auto"/>
-            <w:shd w:val="clear" w:color="auto" w:fill="auto"/>
-            <w:vAlign w:val="center"/>
-          </w:tcPr>
-          <w:p>
-            <w:pPr>
-              <w:keepNext w:val="0"/>
-              <w:keepLines w:val="0"/>
-              <w:widowControl/>
-              <w:suppressLineNumbers w:val="0"/>
-              <w:jc w:val="left"/>
-              <w:rPr>
-                <w:rFonts w:hint="default" w:ascii="Arial" w:hAnsi="Arial" w:cs="Arial"/>
-                <w:sz w:val="28"/>
-                <w:szCs w:val="28"/>
-              </w:rPr>
-            </w:pPr>
-            <w:r>
-              <w:rPr>
-                <w:rFonts w:hint="default" w:ascii="Arial" w:hAnsi="Arial" w:eastAsia="SimSun" w:cs="Arial"/>
-                <w:kern w:val="0"/>
-                <w:sz w:val="28"/>
-                <w:szCs w:val="28"/>
-                <w:lang w:val="en-US" w:eastAsia="zh-CN" w:bidi="ar"/>
-              </w:rPr>
-              <w:t>3</w:t>
-            </w:r>
-          </w:p>
-        </w:tc>
-        <w:tc>
-          <w:tcPr>
-            <w:tcW w:w="0" w:type="auto"/>
-            <w:shd w:val="clear" w:color="auto" w:fill="auto"/>
-            <w:vAlign w:val="center"/>
-          </w:tcPr>
-          <w:p>
-            <w:pPr>
-              <w:keepNext w:val="0"/>
-              <w:keepLines w:val="0"/>
-              <w:widowControl/>
-              <w:suppressLineNumbers w:val="0"/>
-              <w:jc w:val="left"/>
-              <w:rPr>
-                <w:rFonts w:hint="default" w:ascii="Arial" w:hAnsi="Arial" w:cs="Arial"/>
-                <w:sz w:val="28"/>
-                <w:szCs w:val="28"/>
-              </w:rPr>
-            </w:pPr>
-            <w:r>
-              <w:rPr>
-                <w:rFonts w:hint="default" w:ascii="Arial" w:hAnsi="Arial" w:eastAsia="SimSun" w:cs="Arial"/>
-                <w:kern w:val="0"/>
-                <w:sz w:val="28"/>
-                <w:szCs w:val="28"/>
-                <w:lang w:val="en-US" w:eastAsia="zh-CN" w:bidi="ar"/>
-              </w:rPr>
-              <w:t>Site Using HTTP Not HTTPS</w:t>
-            </w:r>
-          </w:p>
-        </w:tc>
-        <w:tc>
-          <w:tcPr>
-            <w:tcW w:w="3027" w:type="dxa"/>
-            <w:shd w:val="clear" w:color="auto" w:fill="auto"/>
-            <w:vAlign w:val="center"/>
-          </w:tcPr>
-          <w:p>
-            <w:pPr>
-              <w:keepNext w:val="0"/>
-              <w:keepLines w:val="0"/>
-              <w:widowControl/>
-              <w:suppressLineNumbers w:val="0"/>
-              <w:jc w:val="left"/>
-              <w:rPr>
-                <w:rFonts w:hint="default" w:ascii="Arial" w:hAnsi="Arial" w:cs="Arial"/>
-                <w:sz w:val="28"/>
-                <w:szCs w:val="28"/>
-              </w:rPr>
-            </w:pPr>
-            <w:r>
-              <w:rPr>
-                <w:rFonts w:hint="default" w:ascii="Arial" w:hAnsi="Arial" w:eastAsia="SimSun" w:cs="Arial"/>
-                <w:kern w:val="0"/>
-                <w:sz w:val="28"/>
-                <w:szCs w:val="28"/>
-                <w:lang w:val="en-US" w:eastAsia="zh-CN" w:bidi="ar"/>
-              </w:rPr>
-              <w:t>Security Headers</w:t>
-            </w:r>
-          </w:p>
-        </w:tc>
-        <w:tc>
-          <w:tcPr>
-            <w:tcW w:w="1313" w:type="dxa"/>
-            <w:shd w:val="clear" w:color="auto" w:fill="auto"/>
-            <w:vAlign w:val="center"/>
-          </w:tcPr>
-          <w:p>
-            <w:pPr>
-              <w:keepNext w:val="0"/>
-              <w:keepLines w:val="0"/>
-              <w:widowControl/>
-              <w:suppressLineNumbers w:val="0"/>
-              <w:jc w:val="left"/>
-              <w:rPr>
-                <w:rFonts w:hint="default" w:ascii="Arial" w:hAnsi="Arial" w:cs="Arial"/>
-                <w:sz w:val="28"/>
-                <w:szCs w:val="28"/>
-              </w:rPr>
-            </w:pPr>
-            <w:r>
-              <w:rPr>
-                <w:rFonts w:hint="default" w:ascii="Arial" w:hAnsi="Arial" w:eastAsia="SimSun" w:cs="Arial"/>
-                <w:kern w:val="0"/>
-                <w:sz w:val="28"/>
-                <w:szCs w:val="28"/>
-                <w:lang w:val="en-US" w:eastAsia="zh-CN" w:bidi="ar"/>
-              </w:rPr>
-              <w:t>High</w:t>
-            </w:r>
-          </w:p>
-        </w:tc>
-      </w:tr>
-      <w:tr>
-        <w:tblPrEx>
-          <w:tblBorders>
-            <w:top w:val="none" w:color="auto" w:sz="0" w:space="0"/>
-            <w:left w:val="none" w:color="auto" w:sz="0" w:space="0"/>
-            <w:bottom w:val="none" w:color="auto" w:sz="0" w:space="0"/>
-            <w:right w:val="none" w:color="auto" w:sz="0" w:space="0"/>
-            <w:insideH w:val="none" w:color="auto" w:sz="0" w:space="0"/>
-            <w:insideV w:val="none" w:color="auto" w:sz="0" w:space="0"/>
-          </w:tblBorders>
-          <w:tblCellMar>
-            <w:top w:w="15" w:type="dxa"/>
-            <w:left w:w="15" w:type="dxa"/>
-            <w:bottom w:w="15" w:type="dxa"/>
-            <w:right w:w="15" w:type="dxa"/>
-          </w:tblCellMar>
-        </w:tblPrEx>
-        <w:trPr>
-          <w:tblCellSpacing w:w="15" w:type="dxa"/>
-        </w:trPr>
-        <w:tc>
-          <w:tcPr>
-            <w:tcW w:w="0" w:type="auto"/>
-            <w:shd w:val="clear" w:color="auto" w:fill="auto"/>
-            <w:vAlign w:val="center"/>
-          </w:tcPr>
-          <w:p>
-            <w:pPr>
-              <w:keepNext w:val="0"/>
-              <w:keepLines w:val="0"/>
-              <w:widowControl/>
-              <w:suppressLineNumbers w:val="0"/>
-              <w:jc w:val="left"/>
-              <w:rPr>
-                <w:rFonts w:hint="default" w:ascii="Arial" w:hAnsi="Arial" w:cs="Arial"/>
-                <w:sz w:val="28"/>
-                <w:szCs w:val="28"/>
-              </w:rPr>
-            </w:pPr>
-            <w:r>
-              <w:rPr>
-                <w:rFonts w:hint="default" w:ascii="Arial" w:hAnsi="Arial" w:eastAsia="SimSun" w:cs="Arial"/>
-                <w:kern w:val="0"/>
-                <w:sz w:val="28"/>
-                <w:szCs w:val="28"/>
-                <w:lang w:val="en-US" w:eastAsia="zh-CN" w:bidi="ar"/>
-              </w:rPr>
-              <w:t>4</w:t>
-            </w:r>
-          </w:p>
-        </w:tc>
-        <w:tc>
-          <w:tcPr>
-            <w:tcW w:w="0" w:type="auto"/>
-            <w:shd w:val="clear" w:color="auto" w:fill="auto"/>
-            <w:vAlign w:val="center"/>
-          </w:tcPr>
-          <w:p>
-            <w:pPr>
-              <w:keepNext w:val="0"/>
-              <w:keepLines w:val="0"/>
-              <w:widowControl/>
-              <w:suppressLineNumbers w:val="0"/>
-              <w:jc w:val="left"/>
-              <w:rPr>
-                <w:rFonts w:hint="default" w:ascii="Arial" w:hAnsi="Arial" w:cs="Arial"/>
-                <w:sz w:val="28"/>
-                <w:szCs w:val="28"/>
-              </w:rPr>
-            </w:pPr>
-            <w:r>
-              <w:rPr>
-                <w:rFonts w:hint="default" w:ascii="Arial" w:hAnsi="Arial" w:eastAsia="SimSun" w:cs="Arial"/>
-                <w:kern w:val="0"/>
-                <w:sz w:val="28"/>
-                <w:szCs w:val="28"/>
-                <w:lang w:val="en-US" w:eastAsia="zh-CN" w:bidi="ar"/>
-              </w:rPr>
-              <w:t>Lax CORS Policy (Allow-Origin: *)</w:t>
-            </w:r>
-          </w:p>
-        </w:tc>
-        <w:tc>
-          <w:tcPr>
-            <w:tcW w:w="3027" w:type="dxa"/>
-            <w:shd w:val="clear" w:color="auto" w:fill="auto"/>
-            <w:vAlign w:val="center"/>
-          </w:tcPr>
-          <w:p>
-            <w:pPr>
-              <w:keepNext w:val="0"/>
-              <w:keepLines w:val="0"/>
-              <w:widowControl/>
-              <w:suppressLineNumbers w:val="0"/>
-              <w:jc w:val="left"/>
-              <w:rPr>
-                <w:rFonts w:hint="default" w:ascii="Arial" w:hAnsi="Arial" w:cs="Arial"/>
-                <w:sz w:val="28"/>
-                <w:szCs w:val="28"/>
-              </w:rPr>
-            </w:pPr>
-            <w:r>
-              <w:rPr>
-                <w:rFonts w:hint="default" w:ascii="Arial" w:hAnsi="Arial" w:eastAsia="SimSun" w:cs="Arial"/>
-                <w:kern w:val="0"/>
-                <w:sz w:val="28"/>
-                <w:szCs w:val="28"/>
-                <w:lang w:val="en-US" w:eastAsia="zh-CN" w:bidi="ar"/>
-              </w:rPr>
-              <w:t>Security Headers + DevTools</w:t>
             </w:r>
           </w:p>
         </w:tc>
@@ -9219,38 +8793,38 @@
                 <w:szCs w:val="28"/>
                 <w:lang w:val="en-US" w:eastAsia="zh-CN" w:bidi="ar"/>
               </w:rPr>
-              <w:t>5</w:t>
-            </w:r>
-          </w:p>
-        </w:tc>
-        <w:tc>
-          <w:tcPr>
-            <w:tcW w:w="0" w:type="auto"/>
-            <w:shd w:val="clear" w:color="auto" w:fill="auto"/>
-            <w:vAlign w:val="center"/>
-          </w:tcPr>
-          <w:p>
-            <w:pPr>
-              <w:keepNext w:val="0"/>
-              <w:keepLines w:val="0"/>
-              <w:widowControl/>
-              <w:suppressLineNumbers w:val="0"/>
-              <w:jc w:val="left"/>
-              <w:rPr>
-                <w:rFonts w:hint="default" w:ascii="Arial" w:hAnsi="Arial" w:cs="Arial"/>
-                <w:sz w:val="28"/>
-                <w:szCs w:val="28"/>
-              </w:rPr>
-            </w:pPr>
-            <w:r>
-              <w:rPr>
-                <w:rFonts w:hint="default" w:ascii="Arial" w:hAnsi="Arial" w:eastAsia="SimSun" w:cs="Arial"/>
-                <w:kern w:val="0"/>
-                <w:sz w:val="28"/>
-                <w:szCs w:val="28"/>
-                <w:lang w:val="en-US" w:eastAsia="zh-CN" w:bidi="ar"/>
-              </w:rPr>
-              <w:t>Port 80 Open (HTTP)</w:t>
+              <w:t>2</w:t>
+            </w:r>
+          </w:p>
+        </w:tc>
+        <w:tc>
+          <w:tcPr>
+            <w:tcW w:w="0" w:type="auto"/>
+            <w:shd w:val="clear" w:color="auto" w:fill="auto"/>
+            <w:vAlign w:val="center"/>
+          </w:tcPr>
+          <w:p>
+            <w:pPr>
+              <w:keepNext w:val="0"/>
+              <w:keepLines w:val="0"/>
+              <w:widowControl/>
+              <w:suppressLineNumbers w:val="0"/>
+              <w:jc w:val="left"/>
+              <w:rPr>
+                <w:rFonts w:hint="default" w:ascii="Arial" w:hAnsi="Arial" w:cs="Arial"/>
+                <w:sz w:val="28"/>
+                <w:szCs w:val="28"/>
+              </w:rPr>
+            </w:pPr>
+            <w:r>
+              <w:rPr>
+                <w:rFonts w:hint="default" w:ascii="Arial" w:hAnsi="Arial" w:eastAsia="SimSun" w:cs="Arial"/>
+                <w:kern w:val="0"/>
+                <w:sz w:val="28"/>
+                <w:szCs w:val="28"/>
+                <w:lang w:val="en-US" w:eastAsia="zh-CN" w:bidi="ar"/>
+              </w:rPr>
+              <w:t>Missing X-Frame-Options</w:t>
             </w:r>
           </w:p>
         </w:tc>
@@ -9281,7 +8855,7 @@
                 <w:szCs w:val="28"/>
                 <w:lang w:val="en-US" w:eastAsia="zh-CN" w:bidi="ar"/>
               </w:rPr>
-              <w:t>Nmap</w:t>
+              <w:t>Security Headers</w:t>
             </w:r>
           </w:p>
         </w:tc>
@@ -9313,296 +8887,6 @@
                 <w:lang w:val="en-US" w:eastAsia="zh-CN" w:bidi="ar"/>
               </w:rPr>
               <w:t>High</w:t>
-            </w:r>
-          </w:p>
-        </w:tc>
-      </w:tr>
-      <w:tr>
-        <w:tblPrEx>
-          <w:tblBorders>
-            <w:top w:val="none" w:color="auto" w:sz="0" w:space="0"/>
-            <w:left w:val="none" w:color="auto" w:sz="0" w:space="0"/>
-            <w:bottom w:val="none" w:color="auto" w:sz="0" w:space="0"/>
-            <w:right w:val="none" w:color="auto" w:sz="0" w:space="0"/>
-            <w:insideH w:val="none" w:color="auto" w:sz="0" w:space="0"/>
-            <w:insideV w:val="none" w:color="auto" w:sz="0" w:space="0"/>
-          </w:tblBorders>
-          <w:tblCellMar>
-            <w:top w:w="15" w:type="dxa"/>
-            <w:left w:w="15" w:type="dxa"/>
-            <w:bottom w:w="15" w:type="dxa"/>
-            <w:right w:w="15" w:type="dxa"/>
-          </w:tblCellMar>
-        </w:tblPrEx>
-        <w:trPr>
-          <w:tblCellSpacing w:w="15" w:type="dxa"/>
-        </w:trPr>
-        <w:tc>
-          <w:tcPr>
-            <w:tcW w:w="0" w:type="auto"/>
-            <w:shd w:val="clear" w:color="auto" w:fill="auto"/>
-            <w:vAlign w:val="center"/>
-          </w:tcPr>
-          <w:p>
-            <w:pPr>
-              <w:keepNext w:val="0"/>
-              <w:keepLines w:val="0"/>
-              <w:widowControl/>
-              <w:suppressLineNumbers w:val="0"/>
-              <w:jc w:val="left"/>
-              <w:rPr>
-                <w:rFonts w:hint="default" w:ascii="Arial" w:hAnsi="Arial" w:cs="Arial"/>
-                <w:sz w:val="28"/>
-                <w:szCs w:val="28"/>
-              </w:rPr>
-            </w:pPr>
-            <w:r>
-              <w:rPr>
-                <w:rFonts w:hint="default" w:ascii="Arial" w:hAnsi="Arial" w:eastAsia="SimSun" w:cs="Arial"/>
-                <w:kern w:val="0"/>
-                <w:sz w:val="28"/>
-                <w:szCs w:val="28"/>
-                <w:lang w:val="en-US" w:eastAsia="zh-CN" w:bidi="ar"/>
-              </w:rPr>
-              <w:t>6</w:t>
-            </w:r>
-          </w:p>
-        </w:tc>
-        <w:tc>
-          <w:tcPr>
-            <w:tcW w:w="0" w:type="auto"/>
-            <w:shd w:val="clear" w:color="auto" w:fill="auto"/>
-            <w:vAlign w:val="center"/>
-          </w:tcPr>
-          <w:p>
-            <w:pPr>
-              <w:keepNext w:val="0"/>
-              <w:keepLines w:val="0"/>
-              <w:widowControl/>
-              <w:suppressLineNumbers w:val="0"/>
-              <w:jc w:val="left"/>
-              <w:rPr>
-                <w:rFonts w:hint="default" w:ascii="Arial" w:hAnsi="Arial" w:cs="Arial"/>
-                <w:sz w:val="28"/>
-                <w:szCs w:val="28"/>
-              </w:rPr>
-            </w:pPr>
-            <w:r>
-              <w:rPr>
-                <w:rFonts w:hint="default" w:ascii="Arial" w:hAnsi="Arial" w:eastAsia="SimSun" w:cs="Arial"/>
-                <w:kern w:val="0"/>
-                <w:sz w:val="28"/>
-                <w:szCs w:val="28"/>
-                <w:lang w:val="en-US" w:eastAsia="zh-CN" w:bidi="ar"/>
-              </w:rPr>
-              <w:t>Missing X-Content-Type-Options</w:t>
-            </w:r>
-          </w:p>
-        </w:tc>
-        <w:tc>
-          <w:tcPr>
-            <w:tcW w:w="3027" w:type="dxa"/>
-            <w:shd w:val="clear" w:color="auto" w:fill="auto"/>
-            <w:vAlign w:val="center"/>
-          </w:tcPr>
-          <w:p>
-            <w:pPr>
-              <w:keepNext w:val="0"/>
-              <w:keepLines w:val="0"/>
-              <w:widowControl/>
-              <w:suppressLineNumbers w:val="0"/>
-              <w:jc w:val="left"/>
-              <w:rPr>
-                <w:rFonts w:hint="default" w:ascii="Arial" w:hAnsi="Arial" w:cs="Arial"/>
-                <w:sz w:val="28"/>
-                <w:szCs w:val="28"/>
-              </w:rPr>
-            </w:pPr>
-            <w:r>
-              <w:rPr>
-                <w:rFonts w:hint="default" w:ascii="Arial" w:hAnsi="Arial" w:eastAsia="SimSun" w:cs="Arial"/>
-                <w:kern w:val="0"/>
-                <w:sz w:val="28"/>
-                <w:szCs w:val="28"/>
-                <w:lang w:val="en-US" w:eastAsia="zh-CN" w:bidi="ar"/>
-              </w:rPr>
-              <w:t>Security Headers</w:t>
-            </w:r>
-          </w:p>
-        </w:tc>
-        <w:tc>
-          <w:tcPr>
-            <w:tcW w:w="1313" w:type="dxa"/>
-            <w:shd w:val="clear" w:color="auto" w:fill="auto"/>
-            <w:vAlign w:val="center"/>
-          </w:tcPr>
-          <w:p>
-            <w:pPr>
-              <w:keepNext w:val="0"/>
-              <w:keepLines w:val="0"/>
-              <w:widowControl/>
-              <w:suppressLineNumbers w:val="0"/>
-              <w:jc w:val="left"/>
-              <w:rPr>
-                <w:rFonts w:hint="default" w:ascii="Arial" w:hAnsi="Arial" w:cs="Arial"/>
-                <w:sz w:val="28"/>
-                <w:szCs w:val="28"/>
-              </w:rPr>
-            </w:pPr>
-            <w:r>
-              <w:rPr>
-                <w:rFonts w:hint="default" w:ascii="Arial" w:hAnsi="Arial" w:eastAsia="SimSun" w:cs="Arial"/>
-                <w:kern w:val="0"/>
-                <w:sz w:val="28"/>
-                <w:szCs w:val="28"/>
-                <w:lang w:val="en-US" w:eastAsia="zh-CN" w:bidi="ar"/>
-              </w:rPr>
-              <w:t>Medium</w:t>
-            </w:r>
-          </w:p>
-        </w:tc>
-      </w:tr>
-      <w:tr>
-        <w:tblPrEx>
-          <w:tblBorders>
-            <w:top w:val="none" w:color="auto" w:sz="0" w:space="0"/>
-            <w:left w:val="none" w:color="auto" w:sz="0" w:space="0"/>
-            <w:bottom w:val="none" w:color="auto" w:sz="0" w:space="0"/>
-            <w:right w:val="none" w:color="auto" w:sz="0" w:space="0"/>
-            <w:insideH w:val="none" w:color="auto" w:sz="0" w:space="0"/>
-            <w:insideV w:val="none" w:color="auto" w:sz="0" w:space="0"/>
-          </w:tblBorders>
-          <w:tblCellMar>
-            <w:top w:w="15" w:type="dxa"/>
-            <w:left w:w="15" w:type="dxa"/>
-            <w:bottom w:w="15" w:type="dxa"/>
-            <w:right w:w="15" w:type="dxa"/>
-          </w:tblCellMar>
-        </w:tblPrEx>
-        <w:trPr>
-          <w:tblCellSpacing w:w="15" w:type="dxa"/>
-        </w:trPr>
-        <w:tc>
-          <w:tcPr>
-            <w:tcW w:w="0" w:type="auto"/>
-            <w:shd w:val="clear" w:color="auto" w:fill="auto"/>
-            <w:vAlign w:val="center"/>
-          </w:tcPr>
-          <w:p>
-            <w:pPr>
-              <w:keepNext w:val="0"/>
-              <w:keepLines w:val="0"/>
-              <w:widowControl/>
-              <w:suppressLineNumbers w:val="0"/>
-              <w:jc w:val="left"/>
-              <w:rPr>
-                <w:rFonts w:hint="default" w:ascii="Arial" w:hAnsi="Arial" w:cs="Arial"/>
-                <w:sz w:val="28"/>
-                <w:szCs w:val="28"/>
-              </w:rPr>
-            </w:pPr>
-            <w:r>
-              <w:rPr>
-                <w:rFonts w:hint="default" w:ascii="Arial" w:hAnsi="Arial" w:eastAsia="SimSun" w:cs="Arial"/>
-                <w:kern w:val="0"/>
-                <w:sz w:val="28"/>
-                <w:szCs w:val="28"/>
-                <w:lang w:val="en-US" w:eastAsia="zh-CN" w:bidi="ar"/>
-              </w:rPr>
-              <w:t>7</w:t>
-            </w:r>
-          </w:p>
-        </w:tc>
-        <w:tc>
-          <w:tcPr>
-            <w:tcW w:w="0" w:type="auto"/>
-            <w:shd w:val="clear" w:color="auto" w:fill="auto"/>
-            <w:vAlign w:val="center"/>
-          </w:tcPr>
-          <w:p>
-            <w:pPr>
-              <w:keepNext w:val="0"/>
-              <w:keepLines w:val="0"/>
-              <w:widowControl/>
-              <w:suppressLineNumbers w:val="0"/>
-              <w:jc w:val="left"/>
-              <w:rPr>
-                <w:rFonts w:hint="default" w:ascii="Arial" w:hAnsi="Arial" w:cs="Arial"/>
-                <w:sz w:val="28"/>
-                <w:szCs w:val="28"/>
-              </w:rPr>
-            </w:pPr>
-            <w:r>
-              <w:rPr>
-                <w:rFonts w:hint="default" w:ascii="Arial" w:hAnsi="Arial" w:eastAsia="SimSun" w:cs="Arial"/>
-                <w:kern w:val="0"/>
-                <w:sz w:val="28"/>
-                <w:szCs w:val="28"/>
-                <w:lang w:val="en-US" w:eastAsia="zh-CN" w:bidi="ar"/>
-              </w:rPr>
-              <w:t>Missing Referrer-Policy</w:t>
-            </w:r>
-          </w:p>
-        </w:tc>
-        <w:tc>
-          <w:tcPr>
-            <w:tcW w:w="3027" w:type="dxa"/>
-            <w:shd w:val="clear" w:color="auto" w:fill="auto"/>
-            <w:vAlign w:val="center"/>
-          </w:tcPr>
-          <w:p>
-            <w:pPr>
-              <w:keepNext w:val="0"/>
-              <w:keepLines w:val="0"/>
-              <w:widowControl/>
-              <w:suppressLineNumbers w:val="0"/>
-              <w:jc w:val="left"/>
-              <w:rPr>
-                <w:rFonts w:hint="default" w:ascii="Arial" w:hAnsi="Arial" w:cs="Arial"/>
-                <w:sz w:val="28"/>
-                <w:szCs w:val="28"/>
-              </w:rPr>
-            </w:pPr>
-            <w:r>
-              <w:rPr>
-                <w:rFonts w:hint="default" w:ascii="Arial" w:hAnsi="Arial" w:eastAsia="SimSun" w:cs="Arial"/>
-                <w:kern w:val="0"/>
-                <w:sz w:val="28"/>
-                <w:szCs w:val="28"/>
-                <w:lang w:val="en-US" w:eastAsia="zh-CN" w:bidi="ar"/>
-              </w:rPr>
-              <w:t>Security Headers</w:t>
-            </w:r>
-          </w:p>
-        </w:tc>
-        <w:tc>
-          <w:tcPr>
-            <w:tcW w:w="1313" w:type="dxa"/>
-            <w:shd w:val="clear" w:color="auto" w:fill="auto"/>
-            <w:vAlign w:val="center"/>
-          </w:tcPr>
-          <w:p>
-            <w:pPr>
-              <w:keepNext w:val="0"/>
-              <w:keepLines w:val="0"/>
-              <w:widowControl/>
-              <w:suppressLineNumbers w:val="0"/>
-              <w:jc w:val="left"/>
-              <w:rPr>
-                <w:rFonts w:hint="default" w:ascii="Arial" w:hAnsi="Arial" w:cs="Arial"/>
-                <w:sz w:val="28"/>
-                <w:szCs w:val="28"/>
-              </w:rPr>
-            </w:pPr>
-            <w:r>
-              <w:rPr>
-                <w:rFonts w:hint="default" w:ascii="Arial" w:hAnsi="Arial" w:eastAsia="SimSun" w:cs="Arial"/>
-                <w:kern w:val="0"/>
-                <w:sz w:val="28"/>
-                <w:szCs w:val="28"/>
-                <w:lang w:val="en-US" w:eastAsia="zh-CN" w:bidi="ar"/>
-              </w:rPr>
-              <w:t>Medium</w:t>
             </w:r>
           </w:p>
         </w:tc>
@@ -9655,38 +8939,38 @@
                 <w:szCs w:val="28"/>
                 <w:lang w:val="en-US" w:eastAsia="zh-CN" w:bidi="ar"/>
               </w:rPr>
-              <w:t>8</w:t>
-            </w:r>
-          </w:p>
-        </w:tc>
-        <w:tc>
-          <w:tcPr>
-            <w:tcW w:w="0" w:type="auto"/>
-            <w:shd w:val="clear" w:color="auto" w:fill="auto"/>
-            <w:vAlign w:val="center"/>
-          </w:tcPr>
-          <w:p>
-            <w:pPr>
-              <w:keepNext w:val="0"/>
-              <w:keepLines w:val="0"/>
-              <w:widowControl/>
-              <w:suppressLineNumbers w:val="0"/>
-              <w:jc w:val="left"/>
-              <w:rPr>
-                <w:rFonts w:hint="default" w:ascii="Arial" w:hAnsi="Arial" w:cs="Arial"/>
-                <w:sz w:val="28"/>
-                <w:szCs w:val="28"/>
-              </w:rPr>
-            </w:pPr>
-            <w:r>
-              <w:rPr>
-                <w:rFonts w:hint="default" w:ascii="Arial" w:hAnsi="Arial" w:eastAsia="SimSun" w:cs="Arial"/>
-                <w:kern w:val="0"/>
-                <w:sz w:val="28"/>
-                <w:szCs w:val="28"/>
-                <w:lang w:val="en-US" w:eastAsia="zh-CN" w:bidi="ar"/>
-              </w:rPr>
-              <w:t>Missing Permissions-Policy</w:t>
+              <w:t>3</w:t>
+            </w:r>
+          </w:p>
+        </w:tc>
+        <w:tc>
+          <w:tcPr>
+            <w:tcW w:w="0" w:type="auto"/>
+            <w:shd w:val="clear" w:color="auto" w:fill="auto"/>
+            <w:vAlign w:val="center"/>
+          </w:tcPr>
+          <w:p>
+            <w:pPr>
+              <w:keepNext w:val="0"/>
+              <w:keepLines w:val="0"/>
+              <w:widowControl/>
+              <w:suppressLineNumbers w:val="0"/>
+              <w:jc w:val="left"/>
+              <w:rPr>
+                <w:rFonts w:hint="default" w:ascii="Arial" w:hAnsi="Arial" w:cs="Arial"/>
+                <w:sz w:val="28"/>
+                <w:szCs w:val="28"/>
+              </w:rPr>
+            </w:pPr>
+            <w:r>
+              <w:rPr>
+                <w:rFonts w:hint="default" w:ascii="Arial" w:hAnsi="Arial" w:eastAsia="SimSun" w:cs="Arial"/>
+                <w:kern w:val="0"/>
+                <w:sz w:val="28"/>
+                <w:szCs w:val="28"/>
+                <w:lang w:val="en-US" w:eastAsia="zh-CN" w:bidi="ar"/>
+              </w:rPr>
+              <w:t>Site Using HTTP Not HTTPS</w:t>
             </w:r>
           </w:p>
         </w:tc>
@@ -9748,7 +9032,7 @@
                 <w:szCs w:val="28"/>
                 <w:lang w:val="en-US" w:eastAsia="zh-CN" w:bidi="ar"/>
               </w:rPr>
-              <w:t>Medium</w:t>
+              <w:t>High</w:t>
             </w:r>
           </w:p>
         </w:tc>
@@ -9801,38 +9085,38 @@
                 <w:szCs w:val="28"/>
                 <w:lang w:val="en-US" w:eastAsia="zh-CN" w:bidi="ar"/>
               </w:rPr>
-              <w:t>9</w:t>
-            </w:r>
-          </w:p>
-        </w:tc>
-        <w:tc>
-          <w:tcPr>
-            <w:tcW w:w="0" w:type="auto"/>
-            <w:shd w:val="clear" w:color="auto" w:fill="auto"/>
-            <w:vAlign w:val="center"/>
-          </w:tcPr>
-          <w:p>
-            <w:pPr>
-              <w:keepNext w:val="0"/>
-              <w:keepLines w:val="0"/>
-              <w:widowControl/>
-              <w:suppressLineNumbers w:val="0"/>
-              <w:jc w:val="left"/>
-              <w:rPr>
-                <w:rFonts w:hint="default" w:ascii="Arial" w:hAnsi="Arial" w:cs="Arial"/>
-                <w:sz w:val="28"/>
-                <w:szCs w:val="28"/>
-              </w:rPr>
-            </w:pPr>
-            <w:r>
-              <w:rPr>
-                <w:rFonts w:hint="default" w:ascii="Arial" w:hAnsi="Arial" w:eastAsia="SimSun" w:cs="Arial"/>
-                <w:kern w:val="0"/>
-                <w:sz w:val="28"/>
-                <w:szCs w:val="28"/>
-                <w:lang w:val="en-US" w:eastAsia="zh-CN" w:bidi="ar"/>
-              </w:rPr>
-              <w:t>Server Version Exposed</w:t>
+              <w:t>4</w:t>
+            </w:r>
+          </w:p>
+        </w:tc>
+        <w:tc>
+          <w:tcPr>
+            <w:tcW w:w="0" w:type="auto"/>
+            <w:shd w:val="clear" w:color="auto" w:fill="auto"/>
+            <w:vAlign w:val="center"/>
+          </w:tcPr>
+          <w:p>
+            <w:pPr>
+              <w:keepNext w:val="0"/>
+              <w:keepLines w:val="0"/>
+              <w:widowControl/>
+              <w:suppressLineNumbers w:val="0"/>
+              <w:jc w:val="left"/>
+              <w:rPr>
+                <w:rFonts w:hint="default" w:ascii="Arial" w:hAnsi="Arial" w:cs="Arial"/>
+                <w:sz w:val="28"/>
+                <w:szCs w:val="28"/>
+              </w:rPr>
+            </w:pPr>
+            <w:r>
+              <w:rPr>
+                <w:rFonts w:hint="default" w:ascii="Arial" w:hAnsi="Arial" w:eastAsia="SimSun" w:cs="Arial"/>
+                <w:kern w:val="0"/>
+                <w:sz w:val="28"/>
+                <w:szCs w:val="28"/>
+                <w:lang w:val="en-US" w:eastAsia="zh-CN" w:bidi="ar"/>
+              </w:rPr>
+              <w:t>Lax CORS Policy (Allow-Origin: *)</w:t>
             </w:r>
           </w:p>
         </w:tc>
@@ -9894,7 +9178,7 @@
                 <w:szCs w:val="28"/>
                 <w:lang w:val="en-US" w:eastAsia="zh-CN" w:bidi="ar"/>
               </w:rPr>
-              <w:t>Medium</w:t>
+              <w:t>High</w:t>
             </w:r>
           </w:p>
         </w:tc>
@@ -9947,38 +9231,38 @@
                 <w:szCs w:val="28"/>
                 <w:lang w:val="en-US" w:eastAsia="zh-CN" w:bidi="ar"/>
               </w:rPr>
-              <w:t>10</w:t>
-            </w:r>
-          </w:p>
-        </w:tc>
-        <w:tc>
-          <w:tcPr>
-            <w:tcW w:w="0" w:type="auto"/>
-            <w:shd w:val="clear" w:color="auto" w:fill="auto"/>
-            <w:vAlign w:val="center"/>
-          </w:tcPr>
-          <w:p>
-            <w:pPr>
-              <w:keepNext w:val="0"/>
-              <w:keepLines w:val="0"/>
-              <w:widowControl/>
-              <w:suppressLineNumbers w:val="0"/>
-              <w:jc w:val="left"/>
-              <w:rPr>
-                <w:rFonts w:hint="default" w:ascii="Arial" w:hAnsi="Arial" w:cs="Arial"/>
-                <w:sz w:val="28"/>
-                <w:szCs w:val="28"/>
-              </w:rPr>
-            </w:pPr>
-            <w:r>
-              <w:rPr>
-                <w:rFonts w:hint="default" w:ascii="Arial" w:hAnsi="Arial" w:eastAsia="SimSun" w:cs="Arial"/>
-                <w:kern w:val="0"/>
-                <w:sz w:val="28"/>
-                <w:szCs w:val="28"/>
-                <w:lang w:val="en-US" w:eastAsia="zh-CN" w:bidi="ar"/>
-              </w:rPr>
-              <w:t>Port 8080 Open</w:t>
+              <w:t>5</w:t>
+            </w:r>
+          </w:p>
+        </w:tc>
+        <w:tc>
+          <w:tcPr>
+            <w:tcW w:w="0" w:type="auto"/>
+            <w:shd w:val="clear" w:color="auto" w:fill="auto"/>
+            <w:vAlign w:val="center"/>
+          </w:tcPr>
+          <w:p>
+            <w:pPr>
+              <w:keepNext w:val="0"/>
+              <w:keepLines w:val="0"/>
+              <w:widowControl/>
+              <w:suppressLineNumbers w:val="0"/>
+              <w:jc w:val="left"/>
+              <w:rPr>
+                <w:rFonts w:hint="default" w:ascii="Arial" w:hAnsi="Arial" w:cs="Arial"/>
+                <w:sz w:val="28"/>
+                <w:szCs w:val="28"/>
+              </w:rPr>
+            </w:pPr>
+            <w:r>
+              <w:rPr>
+                <w:rFonts w:hint="default" w:ascii="Arial" w:hAnsi="Arial" w:eastAsia="SimSun" w:cs="Arial"/>
+                <w:kern w:val="0"/>
+                <w:sz w:val="28"/>
+                <w:szCs w:val="28"/>
+                <w:lang w:val="en-US" w:eastAsia="zh-CN" w:bidi="ar"/>
+              </w:rPr>
+              <w:t>Port 80 Open (HTTP)</w:t>
             </w:r>
           </w:p>
         </w:tc>
@@ -10040,7 +9324,7 @@
                 <w:szCs w:val="28"/>
                 <w:lang w:val="en-US" w:eastAsia="zh-CN" w:bidi="ar"/>
               </w:rPr>
-              <w:t>Medium</w:t>
+              <w:t>High</w:t>
             </w:r>
           </w:p>
         </w:tc>
@@ -10055,6 +9339,737 @@
             <w:insideH w:val="none" w:color="auto" w:sz="0" w:space="0"/>
             <w:insideV w:val="none" w:color="auto" w:sz="0" w:space="0"/>
           </w:tblBorders>
+          <w:shd w:val="clear" w:color="auto" w:fill="auto"/>
+          <w:tblCellMar>
+            <w:top w:w="15" w:type="dxa"/>
+            <w:left w:w="15" w:type="dxa"/>
+            <w:bottom w:w="15" w:type="dxa"/>
+            <w:right w:w="15" w:type="dxa"/>
+          </w:tblCellMar>
+        </w:tblPrEx>
+        <w:trPr>
+          <w:tblCellSpacing w:w="15" w:type="dxa"/>
+        </w:trPr>
+        <w:tc>
+          <w:tcPr>
+            <w:tcW w:w="0" w:type="auto"/>
+            <w:shd w:val="clear" w:color="auto" w:fill="auto"/>
+            <w:vAlign w:val="center"/>
+          </w:tcPr>
+          <w:p>
+            <w:pPr>
+              <w:keepNext w:val="0"/>
+              <w:keepLines w:val="0"/>
+              <w:widowControl/>
+              <w:suppressLineNumbers w:val="0"/>
+              <w:jc w:val="left"/>
+              <w:rPr>
+                <w:rFonts w:hint="default" w:ascii="Arial" w:hAnsi="Arial" w:cs="Arial"/>
+                <w:sz w:val="28"/>
+                <w:szCs w:val="28"/>
+              </w:rPr>
+            </w:pPr>
+            <w:r>
+              <w:rPr>
+                <w:rFonts w:hint="default" w:ascii="Arial" w:hAnsi="Arial" w:eastAsia="SimSun" w:cs="Arial"/>
+                <w:kern w:val="0"/>
+                <w:sz w:val="28"/>
+                <w:szCs w:val="28"/>
+                <w:lang w:val="en-US" w:eastAsia="zh-CN" w:bidi="ar"/>
+              </w:rPr>
+              <w:t>6</w:t>
+            </w:r>
+          </w:p>
+        </w:tc>
+        <w:tc>
+          <w:tcPr>
+            <w:tcW w:w="0" w:type="auto"/>
+            <w:shd w:val="clear" w:color="auto" w:fill="auto"/>
+            <w:vAlign w:val="center"/>
+          </w:tcPr>
+          <w:p>
+            <w:pPr>
+              <w:keepNext w:val="0"/>
+              <w:keepLines w:val="0"/>
+              <w:widowControl/>
+              <w:suppressLineNumbers w:val="0"/>
+              <w:jc w:val="left"/>
+              <w:rPr>
+                <w:rFonts w:hint="default" w:ascii="Arial" w:hAnsi="Arial" w:cs="Arial"/>
+                <w:sz w:val="28"/>
+                <w:szCs w:val="28"/>
+              </w:rPr>
+            </w:pPr>
+            <w:r>
+              <w:rPr>
+                <w:rFonts w:hint="default" w:ascii="Arial" w:hAnsi="Arial" w:eastAsia="SimSun" w:cs="Arial"/>
+                <w:kern w:val="0"/>
+                <w:sz w:val="28"/>
+                <w:szCs w:val="28"/>
+                <w:lang w:val="en-US" w:eastAsia="zh-CN" w:bidi="ar"/>
+              </w:rPr>
+              <w:t>Missing X-Content-Type-Options</w:t>
+            </w:r>
+          </w:p>
+        </w:tc>
+        <w:tc>
+          <w:tcPr>
+            <w:tcW w:w="3027" w:type="dxa"/>
+            <w:shd w:val="clear" w:color="auto" w:fill="auto"/>
+            <w:vAlign w:val="center"/>
+          </w:tcPr>
+          <w:p>
+            <w:pPr>
+              <w:keepNext w:val="0"/>
+              <w:keepLines w:val="0"/>
+              <w:widowControl/>
+              <w:suppressLineNumbers w:val="0"/>
+              <w:jc w:val="left"/>
+              <w:rPr>
+                <w:rFonts w:hint="default" w:ascii="Arial" w:hAnsi="Arial" w:cs="Arial"/>
+                <w:sz w:val="28"/>
+                <w:szCs w:val="28"/>
+              </w:rPr>
+            </w:pPr>
+            <w:r>
+              <w:rPr>
+                <w:rFonts w:hint="default" w:ascii="Arial" w:hAnsi="Arial" w:eastAsia="SimSun" w:cs="Arial"/>
+                <w:kern w:val="0"/>
+                <w:sz w:val="28"/>
+                <w:szCs w:val="28"/>
+                <w:lang w:val="en-US" w:eastAsia="zh-CN" w:bidi="ar"/>
+              </w:rPr>
+              <w:t>Security Headers</w:t>
+            </w:r>
+          </w:p>
+        </w:tc>
+        <w:tc>
+          <w:tcPr>
+            <w:tcW w:w="1313" w:type="dxa"/>
+            <w:shd w:val="clear" w:color="auto" w:fill="auto"/>
+            <w:vAlign w:val="center"/>
+          </w:tcPr>
+          <w:p>
+            <w:pPr>
+              <w:keepNext w:val="0"/>
+              <w:keepLines w:val="0"/>
+              <w:widowControl/>
+              <w:suppressLineNumbers w:val="0"/>
+              <w:jc w:val="left"/>
+              <w:rPr>
+                <w:rFonts w:hint="default" w:ascii="Arial" w:hAnsi="Arial" w:cs="Arial"/>
+                <w:sz w:val="28"/>
+                <w:szCs w:val="28"/>
+              </w:rPr>
+            </w:pPr>
+            <w:r>
+              <w:rPr>
+                <w:rFonts w:hint="default" w:ascii="Arial" w:hAnsi="Arial" w:eastAsia="SimSun" w:cs="Arial"/>
+                <w:kern w:val="0"/>
+                <w:sz w:val="28"/>
+                <w:szCs w:val="28"/>
+                <w:lang w:val="en-US" w:eastAsia="zh-CN" w:bidi="ar"/>
+              </w:rPr>
+              <w:t>Medium</w:t>
+            </w:r>
+          </w:p>
+        </w:tc>
+      </w:tr>
+      <w:tr>
+        <w:tblPrEx>
+          <w:tblBorders>
+            <w:top w:val="none" w:color="auto" w:sz="0" w:space="0"/>
+            <w:left w:val="none" w:color="auto" w:sz="0" w:space="0"/>
+            <w:bottom w:val="none" w:color="auto" w:sz="0" w:space="0"/>
+            <w:right w:val="none" w:color="auto" w:sz="0" w:space="0"/>
+            <w:insideH w:val="none" w:color="auto" w:sz="0" w:space="0"/>
+            <w:insideV w:val="none" w:color="auto" w:sz="0" w:space="0"/>
+          </w:tblBorders>
+          <w:shd w:val="clear" w:color="auto" w:fill="auto"/>
+          <w:tblCellMar>
+            <w:top w:w="15" w:type="dxa"/>
+            <w:left w:w="15" w:type="dxa"/>
+            <w:bottom w:w="15" w:type="dxa"/>
+            <w:right w:w="15" w:type="dxa"/>
+          </w:tblCellMar>
+        </w:tblPrEx>
+        <w:trPr>
+          <w:tblCellSpacing w:w="15" w:type="dxa"/>
+        </w:trPr>
+        <w:tc>
+          <w:tcPr>
+            <w:tcW w:w="0" w:type="auto"/>
+            <w:shd w:val="clear" w:color="auto" w:fill="auto"/>
+            <w:vAlign w:val="center"/>
+          </w:tcPr>
+          <w:p>
+            <w:pPr>
+              <w:keepNext w:val="0"/>
+              <w:keepLines w:val="0"/>
+              <w:widowControl/>
+              <w:suppressLineNumbers w:val="0"/>
+              <w:jc w:val="left"/>
+              <w:rPr>
+                <w:rFonts w:hint="default" w:ascii="Arial" w:hAnsi="Arial" w:cs="Arial"/>
+                <w:sz w:val="28"/>
+                <w:szCs w:val="28"/>
+              </w:rPr>
+            </w:pPr>
+            <w:r>
+              <w:rPr>
+                <w:rFonts w:hint="default" w:ascii="Arial" w:hAnsi="Arial" w:eastAsia="SimSun" w:cs="Arial"/>
+                <w:kern w:val="0"/>
+                <w:sz w:val="28"/>
+                <w:szCs w:val="28"/>
+                <w:lang w:val="en-US" w:eastAsia="zh-CN" w:bidi="ar"/>
+              </w:rPr>
+              <w:t>7</w:t>
+            </w:r>
+          </w:p>
+        </w:tc>
+        <w:tc>
+          <w:tcPr>
+            <w:tcW w:w="0" w:type="auto"/>
+            <w:shd w:val="clear" w:color="auto" w:fill="auto"/>
+            <w:vAlign w:val="center"/>
+          </w:tcPr>
+          <w:p>
+            <w:pPr>
+              <w:keepNext w:val="0"/>
+              <w:keepLines w:val="0"/>
+              <w:widowControl/>
+              <w:suppressLineNumbers w:val="0"/>
+              <w:jc w:val="left"/>
+              <w:rPr>
+                <w:rFonts w:hint="default" w:ascii="Arial" w:hAnsi="Arial" w:cs="Arial"/>
+                <w:sz w:val="28"/>
+                <w:szCs w:val="28"/>
+              </w:rPr>
+            </w:pPr>
+            <w:r>
+              <w:rPr>
+                <w:rFonts w:hint="default" w:ascii="Arial" w:hAnsi="Arial" w:eastAsia="SimSun" w:cs="Arial"/>
+                <w:kern w:val="0"/>
+                <w:sz w:val="28"/>
+                <w:szCs w:val="28"/>
+                <w:lang w:val="en-US" w:eastAsia="zh-CN" w:bidi="ar"/>
+              </w:rPr>
+              <w:t>Missing Referrer-Policy</w:t>
+            </w:r>
+          </w:p>
+        </w:tc>
+        <w:tc>
+          <w:tcPr>
+            <w:tcW w:w="3027" w:type="dxa"/>
+            <w:shd w:val="clear" w:color="auto" w:fill="auto"/>
+            <w:vAlign w:val="center"/>
+          </w:tcPr>
+          <w:p>
+            <w:pPr>
+              <w:keepNext w:val="0"/>
+              <w:keepLines w:val="0"/>
+              <w:widowControl/>
+              <w:suppressLineNumbers w:val="0"/>
+              <w:jc w:val="left"/>
+              <w:rPr>
+                <w:rFonts w:hint="default" w:ascii="Arial" w:hAnsi="Arial" w:cs="Arial"/>
+                <w:sz w:val="28"/>
+                <w:szCs w:val="28"/>
+              </w:rPr>
+            </w:pPr>
+            <w:r>
+              <w:rPr>
+                <w:rFonts w:hint="default" w:ascii="Arial" w:hAnsi="Arial" w:eastAsia="SimSun" w:cs="Arial"/>
+                <w:kern w:val="0"/>
+                <w:sz w:val="28"/>
+                <w:szCs w:val="28"/>
+                <w:lang w:val="en-US" w:eastAsia="zh-CN" w:bidi="ar"/>
+              </w:rPr>
+              <w:t>Security Headers</w:t>
+            </w:r>
+          </w:p>
+        </w:tc>
+        <w:tc>
+          <w:tcPr>
+            <w:tcW w:w="1313" w:type="dxa"/>
+            <w:shd w:val="clear" w:color="auto" w:fill="auto"/>
+            <w:vAlign w:val="center"/>
+          </w:tcPr>
+          <w:p>
+            <w:pPr>
+              <w:keepNext w:val="0"/>
+              <w:keepLines w:val="0"/>
+              <w:widowControl/>
+              <w:suppressLineNumbers w:val="0"/>
+              <w:jc w:val="left"/>
+              <w:rPr>
+                <w:rFonts w:hint="default" w:ascii="Arial" w:hAnsi="Arial" w:cs="Arial"/>
+                <w:sz w:val="28"/>
+                <w:szCs w:val="28"/>
+              </w:rPr>
+            </w:pPr>
+            <w:r>
+              <w:rPr>
+                <w:rFonts w:hint="default" w:ascii="Arial" w:hAnsi="Arial" w:eastAsia="SimSun" w:cs="Arial"/>
+                <w:kern w:val="0"/>
+                <w:sz w:val="28"/>
+                <w:szCs w:val="28"/>
+                <w:lang w:val="en-US" w:eastAsia="zh-CN" w:bidi="ar"/>
+              </w:rPr>
+              <w:t>Medium</w:t>
+            </w:r>
+          </w:p>
+        </w:tc>
+      </w:tr>
+      <w:tr>
+        <w:tblPrEx>
+          <w:tblBorders>
+            <w:top w:val="none" w:color="auto" w:sz="0" w:space="0"/>
+            <w:left w:val="none" w:color="auto" w:sz="0" w:space="0"/>
+            <w:bottom w:val="none" w:color="auto" w:sz="0" w:space="0"/>
+            <w:right w:val="none" w:color="auto" w:sz="0" w:space="0"/>
+            <w:insideH w:val="none" w:color="auto" w:sz="0" w:space="0"/>
+            <w:insideV w:val="none" w:color="auto" w:sz="0" w:space="0"/>
+          </w:tblBorders>
+          <w:shd w:val="clear" w:color="auto" w:fill="auto"/>
+          <w:tblCellMar>
+            <w:top w:w="15" w:type="dxa"/>
+            <w:left w:w="15" w:type="dxa"/>
+            <w:bottom w:w="15" w:type="dxa"/>
+            <w:right w:w="15" w:type="dxa"/>
+          </w:tblCellMar>
+        </w:tblPrEx>
+        <w:trPr>
+          <w:tblCellSpacing w:w="15" w:type="dxa"/>
+        </w:trPr>
+        <w:tc>
+          <w:tcPr>
+            <w:tcW w:w="0" w:type="auto"/>
+            <w:shd w:val="clear" w:color="auto" w:fill="auto"/>
+            <w:vAlign w:val="center"/>
+          </w:tcPr>
+          <w:p>
+            <w:pPr>
+              <w:keepNext w:val="0"/>
+              <w:keepLines w:val="0"/>
+              <w:widowControl/>
+              <w:suppressLineNumbers w:val="0"/>
+              <w:jc w:val="left"/>
+              <w:rPr>
+                <w:rFonts w:hint="default" w:ascii="Arial" w:hAnsi="Arial" w:cs="Arial"/>
+                <w:sz w:val="28"/>
+                <w:szCs w:val="28"/>
+              </w:rPr>
+            </w:pPr>
+            <w:r>
+              <w:rPr>
+                <w:rFonts w:hint="default" w:ascii="Arial" w:hAnsi="Arial" w:eastAsia="SimSun" w:cs="Arial"/>
+                <w:kern w:val="0"/>
+                <w:sz w:val="28"/>
+                <w:szCs w:val="28"/>
+                <w:lang w:val="en-US" w:eastAsia="zh-CN" w:bidi="ar"/>
+              </w:rPr>
+              <w:t>8</w:t>
+            </w:r>
+          </w:p>
+        </w:tc>
+        <w:tc>
+          <w:tcPr>
+            <w:tcW w:w="0" w:type="auto"/>
+            <w:shd w:val="clear" w:color="auto" w:fill="auto"/>
+            <w:vAlign w:val="center"/>
+          </w:tcPr>
+          <w:p>
+            <w:pPr>
+              <w:keepNext w:val="0"/>
+              <w:keepLines w:val="0"/>
+              <w:widowControl/>
+              <w:suppressLineNumbers w:val="0"/>
+              <w:jc w:val="left"/>
+              <w:rPr>
+                <w:rFonts w:hint="default" w:ascii="Arial" w:hAnsi="Arial" w:cs="Arial"/>
+                <w:sz w:val="28"/>
+                <w:szCs w:val="28"/>
+              </w:rPr>
+            </w:pPr>
+            <w:r>
+              <w:rPr>
+                <w:rFonts w:hint="default" w:ascii="Arial" w:hAnsi="Arial" w:eastAsia="SimSun" w:cs="Arial"/>
+                <w:kern w:val="0"/>
+                <w:sz w:val="28"/>
+                <w:szCs w:val="28"/>
+                <w:lang w:val="en-US" w:eastAsia="zh-CN" w:bidi="ar"/>
+              </w:rPr>
+              <w:t>Missing Permissions-Policy</w:t>
+            </w:r>
+          </w:p>
+        </w:tc>
+        <w:tc>
+          <w:tcPr>
+            <w:tcW w:w="3027" w:type="dxa"/>
+            <w:shd w:val="clear" w:color="auto" w:fill="auto"/>
+            <w:vAlign w:val="center"/>
+          </w:tcPr>
+          <w:p>
+            <w:pPr>
+              <w:keepNext w:val="0"/>
+              <w:keepLines w:val="0"/>
+              <w:widowControl/>
+              <w:suppressLineNumbers w:val="0"/>
+              <w:jc w:val="left"/>
+              <w:rPr>
+                <w:rFonts w:hint="default" w:ascii="Arial" w:hAnsi="Arial" w:cs="Arial"/>
+                <w:sz w:val="28"/>
+                <w:szCs w:val="28"/>
+              </w:rPr>
+            </w:pPr>
+            <w:r>
+              <w:rPr>
+                <w:rFonts w:hint="default" w:ascii="Arial" w:hAnsi="Arial" w:eastAsia="SimSun" w:cs="Arial"/>
+                <w:kern w:val="0"/>
+                <w:sz w:val="28"/>
+                <w:szCs w:val="28"/>
+                <w:lang w:val="en-US" w:eastAsia="zh-CN" w:bidi="ar"/>
+              </w:rPr>
+              <w:t>Security Headers</w:t>
+            </w:r>
+          </w:p>
+        </w:tc>
+        <w:tc>
+          <w:tcPr>
+            <w:tcW w:w="1313" w:type="dxa"/>
+            <w:shd w:val="clear" w:color="auto" w:fill="auto"/>
+            <w:vAlign w:val="center"/>
+          </w:tcPr>
+          <w:p>
+            <w:pPr>
+              <w:keepNext w:val="0"/>
+              <w:keepLines w:val="0"/>
+              <w:widowControl/>
+              <w:suppressLineNumbers w:val="0"/>
+              <w:jc w:val="left"/>
+              <w:rPr>
+                <w:rFonts w:hint="default" w:ascii="Arial" w:hAnsi="Arial" w:cs="Arial"/>
+                <w:sz w:val="28"/>
+                <w:szCs w:val="28"/>
+              </w:rPr>
+            </w:pPr>
+            <w:r>
+              <w:rPr>
+                <w:rFonts w:hint="default" w:ascii="Arial" w:hAnsi="Arial" w:eastAsia="SimSun" w:cs="Arial"/>
+                <w:kern w:val="0"/>
+                <w:sz w:val="28"/>
+                <w:szCs w:val="28"/>
+                <w:lang w:val="en-US" w:eastAsia="zh-CN" w:bidi="ar"/>
+              </w:rPr>
+              <w:t>Medium</w:t>
+            </w:r>
+          </w:p>
+        </w:tc>
+      </w:tr>
+      <w:tr>
+        <w:tblPrEx>
+          <w:tblBorders>
+            <w:top w:val="none" w:color="auto" w:sz="0" w:space="0"/>
+            <w:left w:val="none" w:color="auto" w:sz="0" w:space="0"/>
+            <w:bottom w:val="none" w:color="auto" w:sz="0" w:space="0"/>
+            <w:right w:val="none" w:color="auto" w:sz="0" w:space="0"/>
+            <w:insideH w:val="none" w:color="auto" w:sz="0" w:space="0"/>
+            <w:insideV w:val="none" w:color="auto" w:sz="0" w:space="0"/>
+          </w:tblBorders>
+          <w:shd w:val="clear" w:color="auto" w:fill="auto"/>
+          <w:tblCellMar>
+            <w:top w:w="15" w:type="dxa"/>
+            <w:left w:w="15" w:type="dxa"/>
+            <w:bottom w:w="15" w:type="dxa"/>
+            <w:right w:w="15" w:type="dxa"/>
+          </w:tblCellMar>
+        </w:tblPrEx>
+        <w:trPr>
+          <w:tblCellSpacing w:w="15" w:type="dxa"/>
+        </w:trPr>
+        <w:tc>
+          <w:tcPr>
+            <w:tcW w:w="0" w:type="auto"/>
+            <w:shd w:val="clear" w:color="auto" w:fill="auto"/>
+            <w:vAlign w:val="center"/>
+          </w:tcPr>
+          <w:p>
+            <w:pPr>
+              <w:keepNext w:val="0"/>
+              <w:keepLines w:val="0"/>
+              <w:widowControl/>
+              <w:suppressLineNumbers w:val="0"/>
+              <w:jc w:val="left"/>
+              <w:rPr>
+                <w:rFonts w:hint="default" w:ascii="Arial" w:hAnsi="Arial" w:cs="Arial"/>
+                <w:sz w:val="28"/>
+                <w:szCs w:val="28"/>
+              </w:rPr>
+            </w:pPr>
+            <w:r>
+              <w:rPr>
+                <w:rFonts w:hint="default" w:ascii="Arial" w:hAnsi="Arial" w:eastAsia="SimSun" w:cs="Arial"/>
+                <w:kern w:val="0"/>
+                <w:sz w:val="28"/>
+                <w:szCs w:val="28"/>
+                <w:lang w:val="en-US" w:eastAsia="zh-CN" w:bidi="ar"/>
+              </w:rPr>
+              <w:t>9</w:t>
+            </w:r>
+          </w:p>
+        </w:tc>
+        <w:tc>
+          <w:tcPr>
+            <w:tcW w:w="0" w:type="auto"/>
+            <w:shd w:val="clear" w:color="auto" w:fill="auto"/>
+            <w:vAlign w:val="center"/>
+          </w:tcPr>
+          <w:p>
+            <w:pPr>
+              <w:keepNext w:val="0"/>
+              <w:keepLines w:val="0"/>
+              <w:widowControl/>
+              <w:suppressLineNumbers w:val="0"/>
+              <w:jc w:val="left"/>
+              <w:rPr>
+                <w:rFonts w:hint="default" w:ascii="Arial" w:hAnsi="Arial" w:cs="Arial"/>
+                <w:sz w:val="28"/>
+                <w:szCs w:val="28"/>
+              </w:rPr>
+            </w:pPr>
+            <w:r>
+              <w:rPr>
+                <w:rFonts w:hint="default" w:ascii="Arial" w:hAnsi="Arial" w:eastAsia="SimSun" w:cs="Arial"/>
+                <w:kern w:val="0"/>
+                <w:sz w:val="28"/>
+                <w:szCs w:val="28"/>
+                <w:lang w:val="en-US" w:eastAsia="zh-CN" w:bidi="ar"/>
+              </w:rPr>
+              <w:t>Server Version Exposed</w:t>
+            </w:r>
+          </w:p>
+        </w:tc>
+        <w:tc>
+          <w:tcPr>
+            <w:tcW w:w="3027" w:type="dxa"/>
+            <w:shd w:val="clear" w:color="auto" w:fill="auto"/>
+            <w:vAlign w:val="center"/>
+          </w:tcPr>
+          <w:p>
+            <w:pPr>
+              <w:keepNext w:val="0"/>
+              <w:keepLines w:val="0"/>
+              <w:widowControl/>
+              <w:suppressLineNumbers w:val="0"/>
+              <w:jc w:val="left"/>
+              <w:rPr>
+                <w:rFonts w:hint="default" w:ascii="Arial" w:hAnsi="Arial" w:cs="Arial"/>
+                <w:sz w:val="28"/>
+                <w:szCs w:val="28"/>
+              </w:rPr>
+            </w:pPr>
+            <w:r>
+              <w:rPr>
+                <w:rFonts w:hint="default" w:ascii="Arial" w:hAnsi="Arial" w:eastAsia="SimSun" w:cs="Arial"/>
+                <w:kern w:val="0"/>
+                <w:sz w:val="28"/>
+                <w:szCs w:val="28"/>
+                <w:lang w:val="en-US" w:eastAsia="zh-CN" w:bidi="ar"/>
+              </w:rPr>
+              <w:t>Security Headers + DevTools</w:t>
+            </w:r>
+          </w:p>
+        </w:tc>
+        <w:tc>
+          <w:tcPr>
+            <w:tcW w:w="1313" w:type="dxa"/>
+            <w:shd w:val="clear" w:color="auto" w:fill="auto"/>
+            <w:vAlign w:val="center"/>
+          </w:tcPr>
+          <w:p>
+            <w:pPr>
+              <w:keepNext w:val="0"/>
+              <w:keepLines w:val="0"/>
+              <w:widowControl/>
+              <w:suppressLineNumbers w:val="0"/>
+              <w:jc w:val="left"/>
+              <w:rPr>
+                <w:rFonts w:hint="default" w:ascii="Arial" w:hAnsi="Arial" w:cs="Arial"/>
+                <w:sz w:val="28"/>
+                <w:szCs w:val="28"/>
+              </w:rPr>
+            </w:pPr>
+            <w:r>
+              <w:rPr>
+                <w:rFonts w:hint="default" w:ascii="Arial" w:hAnsi="Arial" w:eastAsia="SimSun" w:cs="Arial"/>
+                <w:kern w:val="0"/>
+                <w:sz w:val="28"/>
+                <w:szCs w:val="28"/>
+                <w:lang w:val="en-US" w:eastAsia="zh-CN" w:bidi="ar"/>
+              </w:rPr>
+              <w:t>Medium</w:t>
+            </w:r>
+          </w:p>
+        </w:tc>
+      </w:tr>
+      <w:tr>
+        <w:tblPrEx>
+          <w:tblBorders>
+            <w:top w:val="none" w:color="auto" w:sz="0" w:space="0"/>
+            <w:left w:val="none" w:color="auto" w:sz="0" w:space="0"/>
+            <w:bottom w:val="none" w:color="auto" w:sz="0" w:space="0"/>
+            <w:right w:val="none" w:color="auto" w:sz="0" w:space="0"/>
+            <w:insideH w:val="none" w:color="auto" w:sz="0" w:space="0"/>
+            <w:insideV w:val="none" w:color="auto" w:sz="0" w:space="0"/>
+          </w:tblBorders>
+          <w:shd w:val="clear" w:color="auto" w:fill="auto"/>
+          <w:tblCellMar>
+            <w:top w:w="15" w:type="dxa"/>
+            <w:left w:w="15" w:type="dxa"/>
+            <w:bottom w:w="15" w:type="dxa"/>
+            <w:right w:w="15" w:type="dxa"/>
+          </w:tblCellMar>
+        </w:tblPrEx>
+        <w:trPr>
+          <w:tblCellSpacing w:w="15" w:type="dxa"/>
+        </w:trPr>
+        <w:tc>
+          <w:tcPr>
+            <w:tcW w:w="0" w:type="auto"/>
+            <w:shd w:val="clear" w:color="auto" w:fill="auto"/>
+            <w:vAlign w:val="center"/>
+          </w:tcPr>
+          <w:p>
+            <w:pPr>
+              <w:keepNext w:val="0"/>
+              <w:keepLines w:val="0"/>
+              <w:widowControl/>
+              <w:suppressLineNumbers w:val="0"/>
+              <w:jc w:val="left"/>
+              <w:rPr>
+                <w:rFonts w:hint="default" w:ascii="Arial" w:hAnsi="Arial" w:cs="Arial"/>
+                <w:sz w:val="28"/>
+                <w:szCs w:val="28"/>
+              </w:rPr>
+            </w:pPr>
+            <w:r>
+              <w:rPr>
+                <w:rFonts w:hint="default" w:ascii="Arial" w:hAnsi="Arial" w:eastAsia="SimSun" w:cs="Arial"/>
+                <w:kern w:val="0"/>
+                <w:sz w:val="28"/>
+                <w:szCs w:val="28"/>
+                <w:lang w:val="en-US" w:eastAsia="zh-CN" w:bidi="ar"/>
+              </w:rPr>
+              <w:t>10</w:t>
+            </w:r>
+          </w:p>
+        </w:tc>
+        <w:tc>
+          <w:tcPr>
+            <w:tcW w:w="0" w:type="auto"/>
+            <w:shd w:val="clear" w:color="auto" w:fill="auto"/>
+            <w:vAlign w:val="center"/>
+          </w:tcPr>
+          <w:p>
+            <w:pPr>
+              <w:keepNext w:val="0"/>
+              <w:keepLines w:val="0"/>
+              <w:widowControl/>
+              <w:suppressLineNumbers w:val="0"/>
+              <w:jc w:val="left"/>
+              <w:rPr>
+                <w:rFonts w:hint="default" w:ascii="Arial" w:hAnsi="Arial" w:cs="Arial"/>
+                <w:sz w:val="28"/>
+                <w:szCs w:val="28"/>
+              </w:rPr>
+            </w:pPr>
+            <w:r>
+              <w:rPr>
+                <w:rFonts w:hint="default" w:ascii="Arial" w:hAnsi="Arial" w:eastAsia="SimSun" w:cs="Arial"/>
+                <w:kern w:val="0"/>
+                <w:sz w:val="28"/>
+                <w:szCs w:val="28"/>
+                <w:lang w:val="en-US" w:eastAsia="zh-CN" w:bidi="ar"/>
+              </w:rPr>
+              <w:t>Port 8080 Open</w:t>
+            </w:r>
+          </w:p>
+        </w:tc>
+        <w:tc>
+          <w:tcPr>
+            <w:tcW w:w="3027" w:type="dxa"/>
+            <w:shd w:val="clear" w:color="auto" w:fill="auto"/>
+            <w:vAlign w:val="center"/>
+          </w:tcPr>
+          <w:p>
+            <w:pPr>
+              <w:keepNext w:val="0"/>
+              <w:keepLines w:val="0"/>
+              <w:widowControl/>
+              <w:suppressLineNumbers w:val="0"/>
+              <w:jc w:val="left"/>
+              <w:rPr>
+                <w:rFonts w:hint="default" w:ascii="Arial" w:hAnsi="Arial" w:cs="Arial"/>
+                <w:sz w:val="28"/>
+                <w:szCs w:val="28"/>
+              </w:rPr>
+            </w:pPr>
+            <w:r>
+              <w:rPr>
+                <w:rFonts w:hint="default" w:ascii="Arial" w:hAnsi="Arial" w:eastAsia="SimSun" w:cs="Arial"/>
+                <w:kern w:val="0"/>
+                <w:sz w:val="28"/>
+                <w:szCs w:val="28"/>
+                <w:lang w:val="en-US" w:eastAsia="zh-CN" w:bidi="ar"/>
+              </w:rPr>
+              <w:t>Nmap</w:t>
+            </w:r>
+          </w:p>
+        </w:tc>
+        <w:tc>
+          <w:tcPr>
+            <w:tcW w:w="1313" w:type="dxa"/>
+            <w:shd w:val="clear" w:color="auto" w:fill="auto"/>
+            <w:vAlign w:val="center"/>
+          </w:tcPr>
+          <w:p>
+            <w:pPr>
+              <w:keepNext w:val="0"/>
+              <w:keepLines w:val="0"/>
+              <w:widowControl/>
+              <w:suppressLineNumbers w:val="0"/>
+              <w:jc w:val="left"/>
+              <w:rPr>
+                <w:rFonts w:hint="default" w:ascii="Arial" w:hAnsi="Arial" w:cs="Arial"/>
+                <w:sz w:val="28"/>
+                <w:szCs w:val="28"/>
+              </w:rPr>
+            </w:pPr>
+            <w:r>
+              <w:rPr>
+                <w:rFonts w:hint="default" w:ascii="Arial" w:hAnsi="Arial" w:eastAsia="SimSun" w:cs="Arial"/>
+                <w:kern w:val="0"/>
+                <w:sz w:val="28"/>
+                <w:szCs w:val="28"/>
+                <w:lang w:val="en-US" w:eastAsia="zh-CN" w:bidi="ar"/>
+              </w:rPr>
+              <w:t>Medium</w:t>
+            </w:r>
+          </w:p>
+        </w:tc>
+      </w:tr>
+      <w:tr>
+        <w:tblPrEx>
+          <w:tblBorders>
+            <w:top w:val="none" w:color="auto" w:sz="0" w:space="0"/>
+            <w:left w:val="none" w:color="auto" w:sz="0" w:space="0"/>
+            <w:bottom w:val="none" w:color="auto" w:sz="0" w:space="0"/>
+            <w:right w:val="none" w:color="auto" w:sz="0" w:space="0"/>
+            <w:insideH w:val="none" w:color="auto" w:sz="0" w:space="0"/>
+            <w:insideV w:val="none" w:color="auto" w:sz="0" w:space="0"/>
+          </w:tblBorders>
+          <w:shd w:val="clear" w:color="auto" w:fill="auto"/>
           <w:tblCellMar>
             <w:top w:w="15" w:type="dxa"/>
             <w:left w:w="15" w:type="dxa"/>
@@ -10263,7 +10278,6 @@
             <w:insideH w:val="none" w:color="auto" w:sz="0" w:space="0"/>
             <w:insideV w:val="none" w:color="auto" w:sz="0" w:space="0"/>
           </w:tblBorders>
-          <w:shd w:val="clear" w:color="auto" w:fill="auto"/>
           <w:tblCellMar>
             <w:top w:w="15" w:type="dxa"/>
             <w:left w:w="15" w:type="dxa"/>
@@ -10355,6 +10369,7 @@
             <w:insideH w:val="none" w:color="auto" w:sz="0" w:space="0"/>
             <w:insideV w:val="none" w:color="auto" w:sz="0" w:space="0"/>
           </w:tblBorders>
+          <w:shd w:val="clear" w:color="auto" w:fill="auto"/>
           <w:tblCellMar>
             <w:top w:w="15" w:type="dxa"/>
             <w:left w:w="15" w:type="dxa"/>
@@ -12866,7 +12881,6 @@
             <w:insideH w:val="none" w:color="auto" w:sz="0" w:space="0"/>
             <w:insideV w:val="none" w:color="auto" w:sz="0" w:space="0"/>
           </w:tblBorders>
-          <w:shd w:val="clear" w:color="auto" w:fill="auto"/>
           <w:tblCellMar>
             <w:top w:w="15" w:type="dxa"/>
             <w:left w:w="15" w:type="dxa"/>
@@ -13520,7 +13534,7 @@
                 <w:kern w:val="0"/>
                 <w:sz w:val="28"/>
                 <w:szCs w:val="28"/>
-                <w:lang w:val="en-US" w:eastAsia="zh-CN" w:bidi="ar"/>
+                <w:lang w:val="en-IN" w:eastAsia="zh-CN" w:bidi="ar"/>
               </w:rPr>
             </w:pPr>
             <w:r>
@@ -13574,6 +13588,18 @@
               </w:rPr>
               <w:fldChar w:fldCharType="end"/>
             </w:r>
+            <w:r>
+              <w:rPr>
+                <w:rFonts w:hint="default" w:ascii="Arial" w:hAnsi="Arial" w:eastAsia="SimSun" w:cs="Arial"/>
+                <w:kern w:val="0"/>
+                <w:sz w:val="28"/>
+                <w:szCs w:val="28"/>
+                <w:lang w:val="en-IN" w:eastAsia="zh-CN" w:bidi="ar"/>
+              </w:rPr>
+              <w:t xml:space="preserve"> </w:t>
+            </w:r>
+            <w:bookmarkStart w:id="0" w:name="_GoBack"/>
+            <w:bookmarkEnd w:id="0"/>
           </w:p>
           <w:p>
             <w:pPr>
@@ -13603,8 +13629,6 @@
           <w:szCs w:val="28"/>
         </w:rPr>
       </w:pPr>
-      <w:bookmarkStart w:id="0" w:name="_GoBack"/>
-      <w:bookmarkEnd w:id="0"/>
     </w:p>
     <w:sectPr>
       <w:footerReference r:id="rId3" w:type="default"/>

--- a/Vulnerability_Assessment_Report_FUTURE_CS_01.docx
+++ b/Vulnerability_Assessment_Report_FUTURE_CS_01.docx
@@ -14,7 +14,10 @@
           <w:szCs w:val="42"/>
         </w:rPr>
       </w:pPr>
-      <w:r>
+    </w:p>
+    <w:p>
+      <w:pPr>
+        <w:jc w:val="center"/>
         <w:rPr>
           <w:rFonts w:hint="default" w:ascii="Arial" w:hAnsi="Arial" w:cs="Arial"/>
           <w:b/>
@@ -23,8 +26,7 @@
           <w:sz w:val="42"/>
           <w:szCs w:val="42"/>
         </w:rPr>
-        <w:t>VULNERABILITY ASSESSMENT REPORT</w:t>
-      </w:r>
+      </w:pPr>
     </w:p>
     <w:p>
       <w:pPr>
@@ -38,7 +40,10 @@
           <w:szCs w:val="42"/>
         </w:rPr>
       </w:pPr>
-      <w:r>
+    </w:p>
+    <w:p>
+      <w:pPr>
+        <w:jc w:val="center"/>
         <w:rPr>
           <w:rFonts w:hint="default" w:ascii="Arial" w:hAnsi="Arial" w:cs="Arial"/>
           <w:b/>
@@ -47,6 +52,40 @@
           <w:sz w:val="42"/>
           <w:szCs w:val="42"/>
         </w:rPr>
+      </w:pPr>
+      <w:r>
+        <w:rPr>
+          <w:rFonts w:hint="default" w:ascii="Arial" w:hAnsi="Arial" w:cs="Arial"/>
+          <w:b/>
+          <w:bCs/>
+          <w:color w:val="002060"/>
+          <w:sz w:val="42"/>
+          <w:szCs w:val="42"/>
+        </w:rPr>
+        <w:t>VULNERABILITY ASSESSMENT REPORT</w:t>
+      </w:r>
+    </w:p>
+    <w:p>
+      <w:pPr>
+        <w:jc w:val="center"/>
+        <w:rPr>
+          <w:rFonts w:hint="default" w:ascii="Arial" w:hAnsi="Arial" w:cs="Arial"/>
+          <w:b/>
+          <w:bCs/>
+          <w:color w:val="002060"/>
+          <w:sz w:val="42"/>
+          <w:szCs w:val="42"/>
+        </w:rPr>
+      </w:pPr>
+      <w:r>
+        <w:rPr>
+          <w:rFonts w:hint="default" w:ascii="Arial" w:hAnsi="Arial" w:cs="Arial"/>
+          <w:b/>
+          <w:bCs/>
+          <w:color w:val="002060"/>
+          <w:sz w:val="42"/>
+          <w:szCs w:val="42"/>
+        </w:rPr>
         <w:t>FOR A LIVE WEBSITE</w:t>
       </w:r>
     </w:p>
@@ -103,7 +142,7 @@
     </w:p>
     <w:p>
       <w:pPr>
-        <w:jc w:val="center"/>
+        <w:jc w:val="left"/>
         <w:rPr>
           <w:rFonts w:hint="default" w:ascii="Arial" w:hAnsi="Arial" w:cs="Arial"/>
           <w:sz w:val="40"/>
@@ -133,12 +172,29 @@
           <w:sz w:val="40"/>
           <w:szCs w:val="40"/>
         </w:rPr>
-        <w:t>: Future Interns — Cyber Security Internship</w:t>
+        <w:t xml:space="preserve">: Future Interns </w:t>
+      </w:r>
+      <w:r>
+        <w:rPr>
+          <w:rFonts w:hint="default" w:ascii="Arial" w:hAnsi="Arial" w:cs="Arial"/>
+          <w:sz w:val="40"/>
+          <w:szCs w:val="40"/>
+          <w:lang w:val="en-IN"/>
+        </w:rPr>
+        <w:t>:</w:t>
+      </w:r>
+      <w:r>
+        <w:rPr>
+          <w:rFonts w:hint="default" w:ascii="Arial" w:hAnsi="Arial" w:cs="Arial"/>
+          <w:sz w:val="40"/>
+          <w:szCs w:val="40"/>
+        </w:rPr>
+        <w:t>Cyber Security Internship</w:t>
       </w:r>
     </w:p>
     <w:p>
       <w:pPr>
-        <w:jc w:val="center"/>
+        <w:jc w:val="left"/>
         <w:rPr>
           <w:rFonts w:hint="default" w:ascii="Arial" w:hAnsi="Arial" w:cs="Arial"/>
           <w:sz w:val="40"/>
@@ -165,7 +221,7 @@
     </w:p>
     <w:p>
       <w:pPr>
-        <w:jc w:val="center"/>
+        <w:jc w:val="left"/>
         <w:rPr>
           <w:rFonts w:hint="default" w:ascii="Arial" w:hAnsi="Arial" w:cs="Arial"/>
           <w:sz w:val="40"/>
@@ -179,7 +235,7 @@
           <w:szCs w:val="40"/>
           <w:lang w:val="en-IN"/>
         </w:rPr>
-        <w:t xml:space="preserve">                REPO   : </w:t>
+        <w:t xml:space="preserve">REPO   : </w:t>
       </w:r>
       <w:r>
         <w:rPr>
@@ -192,7 +248,7 @@
     </w:p>
     <w:p>
       <w:pPr>
-        <w:jc w:val="center"/>
+        <w:jc w:val="left"/>
         <w:rPr>
           <w:rFonts w:hint="default" w:ascii="Arial" w:hAnsi="Arial" w:cs="Arial"/>
           <w:sz w:val="40"/>
@@ -206,7 +262,7 @@
           <w:szCs w:val="40"/>
           <w:lang w:val="en-IN"/>
         </w:rPr>
-        <w:t xml:space="preserve">       NAME  : </w:t>
+        <w:t xml:space="preserve">NAME  : </w:t>
       </w:r>
       <w:r>
         <w:rPr>
@@ -219,21 +275,41 @@
     </w:p>
     <w:p>
       <w:pPr>
-        <w:jc w:val="center"/>
-        <w:rPr>
-          <w:rFonts w:hint="default" w:ascii="Arial" w:hAnsi="Arial" w:cs="Arial"/>
-          <w:sz w:val="40"/>
-          <w:szCs w:val="40"/>
-        </w:rPr>
-      </w:pPr>
-      <w:r>
+        <w:jc w:val="left"/>
         <w:rPr>
           <w:rFonts w:hint="default" w:ascii="Arial" w:hAnsi="Arial" w:cs="Arial"/>
           <w:sz w:val="40"/>
           <w:szCs w:val="40"/>
           <w:lang w:val="en-IN"/>
         </w:rPr>
-        <w:t xml:space="preserve">       DATE   :  </w:t>
+      </w:pPr>
+      <w:r>
+        <w:rPr>
+          <w:rFonts w:hint="default" w:ascii="Arial" w:hAnsi="Arial" w:cs="Arial"/>
+          <w:sz w:val="40"/>
+          <w:szCs w:val="40"/>
+          <w:lang w:val="en-IN"/>
+        </w:rPr>
+        <w:t>DEPT   :  B.E-ECE</w:t>
+      </w:r>
+    </w:p>
+    <w:p>
+      <w:pPr>
+        <w:jc w:val="left"/>
+        <w:rPr>
+          <w:rFonts w:hint="default" w:ascii="Arial" w:hAnsi="Arial" w:cs="Arial"/>
+          <w:sz w:val="40"/>
+          <w:szCs w:val="40"/>
+        </w:rPr>
+      </w:pPr>
+      <w:r>
+        <w:rPr>
+          <w:rFonts w:hint="default" w:ascii="Arial" w:hAnsi="Arial" w:cs="Arial"/>
+          <w:sz w:val="40"/>
+          <w:szCs w:val="40"/>
+          <w:lang w:val="en-IN"/>
+        </w:rPr>
+        <w:t xml:space="preserve">DATE   :  </w:t>
       </w:r>
       <w:r>
         <w:rPr>
@@ -246,7 +322,7 @@
     </w:p>
     <w:p>
       <w:pPr>
-        <w:jc w:val="center"/>
+        <w:jc w:val="left"/>
         <w:rPr>
           <w:rFonts w:hint="default" w:ascii="Arial" w:hAnsi="Arial" w:cs="Arial"/>
           <w:sz w:val="40"/>
@@ -330,7 +406,7 @@
     </w:p>
     <w:p>
       <w:pPr>
-        <w:jc w:val="center"/>
+        <w:jc w:val="both"/>
         <w:rPr>
           <w:rFonts w:hint="default" w:ascii="Arial" w:hAnsi="Arial" w:cs="Arial"/>
           <w:sz w:val="40"/>
@@ -476,15 +552,6 @@
           <w:sz w:val="40"/>
           <w:szCs w:val="40"/>
         </w:rPr>
-      </w:pPr>
-    </w:p>
-    <w:p>
-      <w:pPr>
-        <w:pStyle w:val="2"/>
-        <w:keepNext w:val="0"/>
-        <w:keepLines w:val="0"/>
-        <w:widowControl/>
-        <w:suppressLineNumbers w:val="0"/>
       </w:pPr>
     </w:p>
     <w:p>
@@ -530,7 +597,7 @@
           <w:sz w:val="32"/>
           <w:szCs w:val="32"/>
         </w:rPr>
-        <w:t>"In this task I performed a security check on a website to find weaknesses</w:t>
+        <w:t>In this task I performed a security check on a website to find weaknesses</w:t>
       </w:r>
       <w:r>
         <w:rPr>
@@ -610,19 +677,6 @@
         </w:rPr>
         <w:t xml:space="preserve"> including missing security headers, open ports, and insecure configurations. Each finding is classified by risk level with remediation steps provided.</w:t>
       </w:r>
-    </w:p>
-    <w:p>
-      <w:pPr>
-        <w:keepNext w:val="0"/>
-        <w:keepLines w:val="0"/>
-        <w:widowControl/>
-        <w:suppressLineNumbers w:val="0"/>
-        <w:rPr>
-          <w:rFonts w:hint="default" w:ascii="Arial" w:hAnsi="Arial" w:cs="Arial"/>
-          <w:sz w:val="32"/>
-          <w:szCs w:val="32"/>
-        </w:rPr>
-      </w:pPr>
     </w:p>
     <w:p>
       <w:pPr>
@@ -1425,6 +1479,118 @@
           <w:szCs w:val="28"/>
         </w:rPr>
       </w:pPr>
+    </w:p>
+    <w:p>
+      <w:pPr>
+        <w:pStyle w:val="2"/>
+        <w:keepNext w:val="0"/>
+        <w:keepLines w:val="0"/>
+        <w:widowControl/>
+        <w:suppressLineNumbers w:val="0"/>
+        <w:rPr>
+          <w:rFonts w:hint="default" w:ascii="Arial" w:hAnsi="Arial" w:cs="Arial"/>
+          <w:sz w:val="28"/>
+          <w:szCs w:val="28"/>
+        </w:rPr>
+      </w:pPr>
+    </w:p>
+    <w:p>
+      <w:pPr>
+        <w:pStyle w:val="2"/>
+        <w:keepNext w:val="0"/>
+        <w:keepLines w:val="0"/>
+        <w:widowControl/>
+        <w:suppressLineNumbers w:val="0"/>
+        <w:rPr>
+          <w:rFonts w:hint="default" w:ascii="Arial" w:hAnsi="Arial" w:cs="Arial"/>
+          <w:sz w:val="28"/>
+          <w:szCs w:val="28"/>
+        </w:rPr>
+      </w:pPr>
+    </w:p>
+    <w:p>
+      <w:pPr>
+        <w:pStyle w:val="2"/>
+        <w:keepNext w:val="0"/>
+        <w:keepLines w:val="0"/>
+        <w:widowControl/>
+        <w:suppressLineNumbers w:val="0"/>
+        <w:rPr>
+          <w:rFonts w:hint="default" w:ascii="Arial" w:hAnsi="Arial" w:cs="Arial"/>
+          <w:sz w:val="28"/>
+          <w:szCs w:val="28"/>
+        </w:rPr>
+      </w:pPr>
+    </w:p>
+    <w:p>
+      <w:pPr>
+        <w:pStyle w:val="2"/>
+        <w:keepNext w:val="0"/>
+        <w:keepLines w:val="0"/>
+        <w:widowControl/>
+        <w:suppressLineNumbers w:val="0"/>
+        <w:rPr>
+          <w:rFonts w:hint="default" w:ascii="Arial" w:hAnsi="Arial" w:cs="Arial"/>
+          <w:sz w:val="28"/>
+          <w:szCs w:val="28"/>
+        </w:rPr>
+      </w:pPr>
+    </w:p>
+    <w:p>
+      <w:pPr>
+        <w:pStyle w:val="2"/>
+        <w:keepNext w:val="0"/>
+        <w:keepLines w:val="0"/>
+        <w:widowControl/>
+        <w:suppressLineNumbers w:val="0"/>
+        <w:rPr>
+          <w:rFonts w:hint="default" w:ascii="Arial" w:hAnsi="Arial" w:cs="Arial"/>
+          <w:sz w:val="28"/>
+          <w:szCs w:val="28"/>
+        </w:rPr>
+      </w:pPr>
+    </w:p>
+    <w:p>
+      <w:pPr>
+        <w:pStyle w:val="2"/>
+        <w:keepNext w:val="0"/>
+        <w:keepLines w:val="0"/>
+        <w:widowControl/>
+        <w:suppressLineNumbers w:val="0"/>
+        <w:rPr>
+          <w:rFonts w:hint="default" w:ascii="Arial" w:hAnsi="Arial" w:cs="Arial"/>
+          <w:sz w:val="28"/>
+          <w:szCs w:val="28"/>
+        </w:rPr>
+      </w:pPr>
+    </w:p>
+    <w:p>
+      <w:pPr>
+        <w:pStyle w:val="2"/>
+        <w:keepNext w:val="0"/>
+        <w:keepLines w:val="0"/>
+        <w:widowControl/>
+        <w:suppressLineNumbers w:val="0"/>
+        <w:rPr>
+          <w:rFonts w:hint="default" w:ascii="Arial" w:hAnsi="Arial" w:cs="Arial"/>
+          <w:sz w:val="28"/>
+          <w:szCs w:val="28"/>
+        </w:rPr>
+      </w:pPr>
+    </w:p>
+    <w:p>
+      <w:pPr>
+        <w:pStyle w:val="2"/>
+        <w:keepNext w:val="0"/>
+        <w:keepLines w:val="0"/>
+        <w:widowControl/>
+        <w:suppressLineNumbers w:val="0"/>
+        <w:rPr>
+          <w:rFonts w:hint="default" w:ascii="Arial" w:hAnsi="Arial" w:cs="Arial"/>
+          <w:sz w:val="28"/>
+          <w:szCs w:val="28"/>
+        </w:rPr>
+      </w:pPr>
       <w:r>
         <w:rPr>
           <w:rFonts w:hint="default" w:ascii="Arial" w:hAnsi="Arial" w:cs="Arial"/>
@@ -2813,6 +2979,62 @@
           <w:szCs w:val="28"/>
         </w:rPr>
       </w:pPr>
+    </w:p>
+    <w:p>
+      <w:pPr>
+        <w:pStyle w:val="2"/>
+        <w:keepNext w:val="0"/>
+        <w:keepLines w:val="0"/>
+        <w:widowControl/>
+        <w:suppressLineNumbers w:val="0"/>
+        <w:rPr>
+          <w:rFonts w:hint="default" w:ascii="Arial" w:hAnsi="Arial" w:cs="Arial"/>
+          <w:sz w:val="28"/>
+          <w:szCs w:val="28"/>
+        </w:rPr>
+      </w:pPr>
+    </w:p>
+    <w:p>
+      <w:pPr>
+        <w:pStyle w:val="2"/>
+        <w:keepNext w:val="0"/>
+        <w:keepLines w:val="0"/>
+        <w:widowControl/>
+        <w:suppressLineNumbers w:val="0"/>
+        <w:rPr>
+          <w:rFonts w:hint="default" w:ascii="Arial" w:hAnsi="Arial" w:cs="Arial"/>
+          <w:sz w:val="28"/>
+          <w:szCs w:val="28"/>
+        </w:rPr>
+      </w:pPr>
+    </w:p>
+    <w:p>
+      <w:pPr>
+        <w:pStyle w:val="2"/>
+        <w:keepNext w:val="0"/>
+        <w:keepLines w:val="0"/>
+        <w:widowControl/>
+        <w:suppressLineNumbers w:val="0"/>
+        <w:rPr>
+          <w:rFonts w:hint="default" w:ascii="Arial" w:hAnsi="Arial" w:cs="Arial"/>
+          <w:sz w:val="28"/>
+          <w:szCs w:val="28"/>
+        </w:rPr>
+      </w:pPr>
+    </w:p>
+    <w:p>
+      <w:pPr>
+        <w:pStyle w:val="2"/>
+        <w:keepNext w:val="0"/>
+        <w:keepLines w:val="0"/>
+        <w:widowControl/>
+        <w:suppressLineNumbers w:val="0"/>
+        <w:rPr>
+          <w:rFonts w:hint="default" w:ascii="Arial" w:hAnsi="Arial" w:cs="Arial"/>
+          <w:sz w:val="28"/>
+          <w:szCs w:val="28"/>
+        </w:rPr>
+      </w:pPr>
       <w:r>
         <w:rPr>
           <w:rFonts w:hint="default" w:ascii="Arial" w:hAnsi="Arial" w:cs="Arial"/>
@@ -2885,8 +3107,8 @@
         </w:tblCellMar>
       </w:tblPr>
       <w:tblGrid>
-        <w:gridCol w:w="1515"/>
-        <w:gridCol w:w="6881"/>
+        <w:gridCol w:w="1710"/>
+        <w:gridCol w:w="8846"/>
       </w:tblGrid>
       <w:tr>
         <w:tblPrEx>
@@ -3257,6 +3479,20 @@
         </w:tc>
       </w:tr>
     </w:tbl>
+    <w:p>
+      <w:pPr>
+        <w:pStyle w:val="2"/>
+        <w:keepNext w:val="0"/>
+        <w:keepLines w:val="0"/>
+        <w:widowControl/>
+        <w:suppressLineNumbers w:val="0"/>
+        <w:rPr>
+          <w:rFonts w:hint="default" w:ascii="Arial" w:hAnsi="Arial" w:cs="Arial"/>
+          <w:sz w:val="28"/>
+          <w:szCs w:val="28"/>
+        </w:rPr>
+      </w:pPr>
+    </w:p>
     <w:p>
       <w:pPr>
         <w:pStyle w:val="2"/>
@@ -3320,8 +3556,8 @@
         </w:tblCellMar>
       </w:tblPr>
       <w:tblGrid>
-        <w:gridCol w:w="1664"/>
-        <w:gridCol w:w="6732"/>
+        <w:gridCol w:w="1936"/>
+        <w:gridCol w:w="8620"/>
       </w:tblGrid>
       <w:tr>
         <w:tblPrEx>
@@ -3692,6 +3928,20 @@
         </w:tc>
       </w:tr>
     </w:tbl>
+    <w:p>
+      <w:pPr>
+        <w:pStyle w:val="2"/>
+        <w:keepNext w:val="0"/>
+        <w:keepLines w:val="0"/>
+        <w:widowControl/>
+        <w:suppressLineNumbers w:val="0"/>
+        <w:rPr>
+          <w:rFonts w:hint="default" w:ascii="Arial" w:hAnsi="Arial" w:cs="Arial"/>
+          <w:sz w:val="28"/>
+          <w:szCs w:val="28"/>
+        </w:rPr>
+      </w:pPr>
+    </w:p>
     <w:p>
       <w:pPr>
         <w:pStyle w:val="2"/>
@@ -3755,8 +4005,8 @@
         </w:tblCellMar>
       </w:tblPr>
       <w:tblGrid>
-        <w:gridCol w:w="1665"/>
-        <w:gridCol w:w="6731"/>
+        <w:gridCol w:w="1926"/>
+        <w:gridCol w:w="8630"/>
       </w:tblGrid>
       <w:tr>
         <w:tblPrEx>
@@ -3768,13 +4018,6 @@
             <w:insideH w:val="none" w:color="auto" w:sz="0" w:space="0"/>
             <w:insideV w:val="none" w:color="auto" w:sz="0" w:space="0"/>
           </w:tblBorders>
-          <w:shd w:val="clear" w:color="auto" w:fill="auto"/>
-          <w:tblCellMar>
-            <w:top w:w="15" w:type="dxa"/>
-            <w:left w:w="15" w:type="dxa"/>
-            <w:bottom w:w="15" w:type="dxa"/>
-            <w:right w:w="15" w:type="dxa"/>
-          </w:tblCellMar>
         </w:tblPrEx>
         <w:trPr>
           <w:tblCellSpacing w:w="15" w:type="dxa"/>
@@ -3860,7 +4103,6 @@
             <w:insideH w:val="none" w:color="auto" w:sz="0" w:space="0"/>
             <w:insideV w:val="none" w:color="auto" w:sz="0" w:space="0"/>
           </w:tblBorders>
-          <w:shd w:val="clear" w:color="auto" w:fill="auto"/>
           <w:tblCellMar>
             <w:top w:w="15" w:type="dxa"/>
             <w:left w:w="15" w:type="dxa"/>
@@ -4267,8 +4509,8 @@
         </w:tblCellMar>
       </w:tblPr>
       <w:tblGrid>
-        <w:gridCol w:w="1517"/>
-        <w:gridCol w:w="6879"/>
+        <w:gridCol w:w="1712"/>
+        <w:gridCol w:w="8844"/>
       </w:tblGrid>
       <w:tr>
         <w:tblPrEx>
@@ -4457,7 +4699,6 @@
             <w:insideH w:val="none" w:color="auto" w:sz="0" w:space="0"/>
             <w:insideV w:val="none" w:color="auto" w:sz="0" w:space="0"/>
           </w:tblBorders>
-          <w:shd w:val="clear" w:color="auto" w:fill="auto"/>
           <w:tblCellMar>
             <w:top w:w="15" w:type="dxa"/>
             <w:left w:w="15" w:type="dxa"/>
@@ -4639,6 +4880,20 @@
         </w:tc>
       </w:tr>
     </w:tbl>
+    <w:p>
+      <w:pPr>
+        <w:pStyle w:val="2"/>
+        <w:keepNext w:val="0"/>
+        <w:keepLines w:val="0"/>
+        <w:widowControl/>
+        <w:suppressLineNumbers w:val="0"/>
+        <w:rPr>
+          <w:rFonts w:hint="default" w:ascii="Arial" w:hAnsi="Arial" w:cs="Arial"/>
+          <w:sz w:val="28"/>
+          <w:szCs w:val="28"/>
+        </w:rPr>
+      </w:pPr>
+    </w:p>
     <w:p>
       <w:pPr>
         <w:pStyle w:val="2"/>
@@ -4702,8 +4957,8 @@
         </w:tblCellMar>
       </w:tblPr>
       <w:tblGrid>
-        <w:gridCol w:w="1598"/>
-        <w:gridCol w:w="6798"/>
+        <w:gridCol w:w="1824"/>
+        <w:gridCol w:w="8732"/>
       </w:tblGrid>
       <w:tr>
         <w:tblPrEx>
@@ -4892,7 +5147,6 @@
             <w:insideH w:val="none" w:color="auto" w:sz="0" w:space="0"/>
             <w:insideV w:val="none" w:color="auto" w:sz="0" w:space="0"/>
           </w:tblBorders>
-          <w:shd w:val="clear" w:color="auto" w:fill="auto"/>
           <w:tblCellMar>
             <w:top w:w="15" w:type="dxa"/>
             <w:left w:w="15" w:type="dxa"/>
@@ -5150,8 +5404,8 @@
         </w:tblCellMar>
       </w:tblPr>
       <w:tblGrid>
-        <w:gridCol w:w="1623"/>
-        <w:gridCol w:w="6773"/>
+        <w:gridCol w:w="1862"/>
+        <w:gridCol w:w="8694"/>
       </w:tblGrid>
       <w:tr>
         <w:tblPrEx>
@@ -5163,7 +5417,6 @@
             <w:insideH w:val="none" w:color="auto" w:sz="0" w:space="0"/>
             <w:insideV w:val="none" w:color="auto" w:sz="0" w:space="0"/>
           </w:tblBorders>
-          <w:shd w:val="clear" w:color="auto" w:fill="auto"/>
           <w:tblCellMar>
             <w:top w:w="15" w:type="dxa"/>
             <w:left w:w="15" w:type="dxa"/>
@@ -5519,8 +5772,8 @@
       <w:r>
         <w:drawing>
           <wp:inline distT="0" distB="0" distL="114300" distR="114300">
-            <wp:extent cx="5039995" cy="2487930"/>
-            <wp:effectExtent l="0" t="0" r="8255" b="7620"/>
+            <wp:extent cx="5629910" cy="3249295"/>
+            <wp:effectExtent l="0" t="0" r="8890" b="8255"/>
             <wp:docPr id="3" name="Picture 13"/>
             <wp:cNvGraphicFramePr>
               <a:graphicFrameLocks xmlns:a="http://schemas.openxmlformats.org/drawingml/2006/main" noChangeAspect="1"/>
@@ -5543,7 +5796,7 @@
                   <pic:spPr>
                     <a:xfrm>
                       <a:off x="0" y="0"/>
-                      <a:ext cx="5039995" cy="2487930"/>
+                      <a:ext cx="5629910" cy="3249295"/>
                     </a:xfrm>
                     <a:prstGeom prst="rect">
                       <a:avLst/>
@@ -5563,6 +5816,34 @@
     <w:p>
       <w:pPr>
         <w:jc w:val="both"/>
+      </w:pPr>
+    </w:p>
+    <w:p>
+      <w:pPr>
+        <w:pStyle w:val="2"/>
+        <w:keepNext w:val="0"/>
+        <w:keepLines w:val="0"/>
+        <w:widowControl/>
+        <w:suppressLineNumbers w:val="0"/>
+        <w:rPr>
+          <w:rFonts w:hint="default" w:ascii="Arial" w:hAnsi="Arial" w:cs="Arial"/>
+          <w:sz w:val="28"/>
+          <w:szCs w:val="28"/>
+        </w:rPr>
+      </w:pPr>
+    </w:p>
+    <w:p>
+      <w:pPr>
+        <w:pStyle w:val="2"/>
+        <w:keepNext w:val="0"/>
+        <w:keepLines w:val="0"/>
+        <w:widowControl/>
+        <w:suppressLineNumbers w:val="0"/>
+        <w:rPr>
+          <w:rFonts w:hint="default" w:ascii="Arial" w:hAnsi="Arial" w:cs="Arial"/>
+          <w:sz w:val="28"/>
+          <w:szCs w:val="28"/>
+        </w:rPr>
       </w:pPr>
     </w:p>
     <w:p>
@@ -5642,8 +5923,8 @@
         </w:tblCellMar>
       </w:tblPr>
       <w:tblGrid>
-        <w:gridCol w:w="1434"/>
-        <w:gridCol w:w="6962"/>
+        <w:gridCol w:w="1621"/>
+        <w:gridCol w:w="8935"/>
       </w:tblGrid>
       <w:tr>
         <w:tblPrEx>
@@ -5655,6 +5936,7 @@
             <w:insideH w:val="none" w:color="auto" w:sz="0" w:space="0"/>
             <w:insideV w:val="none" w:color="auto" w:sz="0" w:space="0"/>
           </w:tblBorders>
+          <w:shd w:val="clear" w:color="auto" w:fill="auto"/>
           <w:tblCellMar>
             <w:top w:w="15" w:type="dxa"/>
             <w:left w:w="15" w:type="dxa"/>
@@ -6003,6 +6285,34 @@
         </w:tc>
       </w:tr>
     </w:tbl>
+    <w:p>
+      <w:pPr>
+        <w:pStyle w:val="2"/>
+        <w:keepNext w:val="0"/>
+        <w:keepLines w:val="0"/>
+        <w:widowControl/>
+        <w:suppressLineNumbers w:val="0"/>
+        <w:rPr>
+          <w:rFonts w:hint="default" w:ascii="Arial" w:hAnsi="Arial" w:cs="Arial"/>
+          <w:sz w:val="28"/>
+          <w:szCs w:val="28"/>
+        </w:rPr>
+      </w:pPr>
+    </w:p>
+    <w:p>
+      <w:pPr>
+        <w:pStyle w:val="2"/>
+        <w:keepNext w:val="0"/>
+        <w:keepLines w:val="0"/>
+        <w:widowControl/>
+        <w:suppressLineNumbers w:val="0"/>
+        <w:rPr>
+          <w:rFonts w:hint="default" w:ascii="Arial" w:hAnsi="Arial" w:cs="Arial"/>
+          <w:sz w:val="28"/>
+          <w:szCs w:val="28"/>
+        </w:rPr>
+      </w:pPr>
+    </w:p>
     <w:p>
       <w:pPr>
         <w:pStyle w:val="2"/>
@@ -6066,8 +6376,8 @@
         </w:tblCellMar>
       </w:tblPr>
       <w:tblGrid>
-        <w:gridCol w:w="1333"/>
-        <w:gridCol w:w="7063"/>
+        <w:gridCol w:w="1483"/>
+        <w:gridCol w:w="9073"/>
       </w:tblGrid>
       <w:tr>
         <w:tblPrEx>
@@ -6079,13 +6389,6 @@
             <w:insideH w:val="none" w:color="auto" w:sz="0" w:space="0"/>
             <w:insideV w:val="none" w:color="auto" w:sz="0" w:space="0"/>
           </w:tblBorders>
-          <w:shd w:val="clear" w:color="auto" w:fill="auto"/>
-          <w:tblCellMar>
-            <w:top w:w="15" w:type="dxa"/>
-            <w:left w:w="15" w:type="dxa"/>
-            <w:bottom w:w="15" w:type="dxa"/>
-            <w:right w:w="15" w:type="dxa"/>
-          </w:tblCellMar>
         </w:tblPrEx>
         <w:trPr>
           <w:tblCellSpacing w:w="15" w:type="dxa"/>
@@ -6102,7 +6405,7 @@
               <w:keepLines w:val="0"/>
               <w:widowControl/>
               <w:suppressLineNumbers w:val="0"/>
-              <w:jc w:val="center"/>
+              <w:jc w:val="both"/>
               <w:rPr>
                 <w:rFonts w:hint="default" w:ascii="Arial" w:hAnsi="Arial" w:cs="Arial"/>
                 <w:b/>
@@ -6565,20 +6868,6 @@
           <w:szCs w:val="28"/>
         </w:rPr>
       </w:pPr>
-    </w:p>
-    <w:p>
-      <w:pPr>
-        <w:pStyle w:val="2"/>
-        <w:keepNext w:val="0"/>
-        <w:keepLines w:val="0"/>
-        <w:widowControl/>
-        <w:suppressLineNumbers w:val="0"/>
-        <w:rPr>
-          <w:rFonts w:hint="default" w:ascii="Arial" w:hAnsi="Arial" w:cs="Arial"/>
-          <w:sz w:val="28"/>
-          <w:szCs w:val="28"/>
-        </w:rPr>
-      </w:pPr>
       <w:r>
         <w:rPr>
           <w:rFonts w:hint="default" w:ascii="Arial" w:hAnsi="Arial" w:cs="Arial"/>
@@ -6646,8 +6935,8 @@
         </w:tblCellMar>
       </w:tblPr>
       <w:tblGrid>
-        <w:gridCol w:w="1526"/>
-        <w:gridCol w:w="6870"/>
+        <w:gridCol w:w="1715"/>
+        <w:gridCol w:w="8841"/>
       </w:tblGrid>
       <w:tr>
         <w:tblPrEx>
@@ -7245,6 +7534,62 @@
           <w:szCs w:val="28"/>
         </w:rPr>
       </w:pPr>
+    </w:p>
+    <w:p>
+      <w:pPr>
+        <w:pStyle w:val="2"/>
+        <w:keepNext w:val="0"/>
+        <w:keepLines w:val="0"/>
+        <w:widowControl/>
+        <w:suppressLineNumbers w:val="0"/>
+        <w:rPr>
+          <w:rFonts w:hint="default" w:ascii="Arial" w:hAnsi="Arial" w:cs="Arial"/>
+          <w:sz w:val="28"/>
+          <w:szCs w:val="28"/>
+        </w:rPr>
+      </w:pPr>
+    </w:p>
+    <w:p>
+      <w:pPr>
+        <w:pStyle w:val="2"/>
+        <w:keepNext w:val="0"/>
+        <w:keepLines w:val="0"/>
+        <w:widowControl/>
+        <w:suppressLineNumbers w:val="0"/>
+        <w:rPr>
+          <w:rFonts w:hint="default" w:ascii="Arial" w:hAnsi="Arial" w:cs="Arial"/>
+          <w:sz w:val="28"/>
+          <w:szCs w:val="28"/>
+        </w:rPr>
+      </w:pPr>
+    </w:p>
+    <w:p>
+      <w:pPr>
+        <w:pStyle w:val="2"/>
+        <w:keepNext w:val="0"/>
+        <w:keepLines w:val="0"/>
+        <w:widowControl/>
+        <w:suppressLineNumbers w:val="0"/>
+        <w:rPr>
+          <w:rFonts w:hint="default" w:ascii="Arial" w:hAnsi="Arial" w:cs="Arial"/>
+          <w:sz w:val="28"/>
+          <w:szCs w:val="28"/>
+        </w:rPr>
+      </w:pPr>
+    </w:p>
+    <w:p>
+      <w:pPr>
+        <w:pStyle w:val="2"/>
+        <w:keepNext w:val="0"/>
+        <w:keepLines w:val="0"/>
+        <w:widowControl/>
+        <w:suppressLineNumbers w:val="0"/>
+        <w:rPr>
+          <w:rFonts w:hint="default" w:ascii="Arial" w:hAnsi="Arial" w:cs="Arial"/>
+          <w:sz w:val="28"/>
+          <w:szCs w:val="28"/>
+        </w:rPr>
+      </w:pPr>
       <w:r>
         <w:rPr>
           <w:rFonts w:hint="default" w:ascii="Arial" w:hAnsi="Arial" w:cs="Arial"/>
@@ -7278,8 +7623,8 @@
         </w:tblCellMar>
       </w:tblPr>
       <w:tblGrid>
-        <w:gridCol w:w="1478"/>
-        <w:gridCol w:w="6918"/>
+        <w:gridCol w:w="1648"/>
+        <w:gridCol w:w="8908"/>
       </w:tblGrid>
       <w:tr>
         <w:tblPrEx>
@@ -7291,6 +7636,7 @@
             <w:insideH w:val="none" w:color="auto" w:sz="0" w:space="0"/>
             <w:insideV w:val="none" w:color="auto" w:sz="0" w:space="0"/>
           </w:tblBorders>
+          <w:shd w:val="clear" w:color="auto" w:fill="auto"/>
           <w:tblCellMar>
             <w:top w:w="15" w:type="dxa"/>
             <w:left w:w="15" w:type="dxa"/>
@@ -7772,8 +8118,8 @@
         </w:tblCellMar>
       </w:tblPr>
       <w:tblGrid>
-        <w:gridCol w:w="1468"/>
-        <w:gridCol w:w="6928"/>
+        <w:gridCol w:w="1627"/>
+        <w:gridCol w:w="8929"/>
       </w:tblGrid>
       <w:tr>
         <w:tblPrEx>
@@ -8208,160 +8554,6 @@
         </w:tc>
       </w:tr>
     </w:tbl>
-    <w:p>
-      <w:pPr>
-        <w:pStyle w:val="2"/>
-        <w:keepNext w:val="0"/>
-        <w:keepLines w:val="0"/>
-        <w:widowControl/>
-        <w:suppressLineNumbers w:val="0"/>
-        <w:rPr>
-          <w:rFonts w:hint="default" w:ascii="Arial" w:hAnsi="Arial" w:cs="Arial"/>
-          <w:sz w:val="28"/>
-          <w:szCs w:val="28"/>
-        </w:rPr>
-      </w:pPr>
-    </w:p>
-    <w:p>
-      <w:pPr>
-        <w:pStyle w:val="2"/>
-        <w:keepNext w:val="0"/>
-        <w:keepLines w:val="0"/>
-        <w:widowControl/>
-        <w:suppressLineNumbers w:val="0"/>
-        <w:rPr>
-          <w:rFonts w:hint="default" w:ascii="Arial" w:hAnsi="Arial" w:cs="Arial"/>
-          <w:sz w:val="28"/>
-          <w:szCs w:val="28"/>
-        </w:rPr>
-      </w:pPr>
-    </w:p>
-    <w:p>
-      <w:pPr>
-        <w:pStyle w:val="2"/>
-        <w:keepNext w:val="0"/>
-        <w:keepLines w:val="0"/>
-        <w:widowControl/>
-        <w:suppressLineNumbers w:val="0"/>
-        <w:rPr>
-          <w:rFonts w:hint="default" w:ascii="Arial" w:hAnsi="Arial" w:cs="Arial"/>
-          <w:sz w:val="28"/>
-          <w:szCs w:val="28"/>
-        </w:rPr>
-      </w:pPr>
-    </w:p>
-    <w:p>
-      <w:pPr>
-        <w:pStyle w:val="2"/>
-        <w:keepNext w:val="0"/>
-        <w:keepLines w:val="0"/>
-        <w:widowControl/>
-        <w:suppressLineNumbers w:val="0"/>
-        <w:rPr>
-          <w:rFonts w:hint="default" w:ascii="Arial" w:hAnsi="Arial" w:cs="Arial"/>
-          <w:sz w:val="28"/>
-          <w:szCs w:val="28"/>
-        </w:rPr>
-      </w:pPr>
-    </w:p>
-    <w:p>
-      <w:pPr>
-        <w:pStyle w:val="2"/>
-        <w:keepNext w:val="0"/>
-        <w:keepLines w:val="0"/>
-        <w:widowControl/>
-        <w:suppressLineNumbers w:val="0"/>
-        <w:rPr>
-          <w:rFonts w:hint="default" w:ascii="Arial" w:hAnsi="Arial" w:cs="Arial"/>
-          <w:sz w:val="28"/>
-          <w:szCs w:val="28"/>
-        </w:rPr>
-      </w:pPr>
-    </w:p>
-    <w:p>
-      <w:pPr>
-        <w:pStyle w:val="2"/>
-        <w:keepNext w:val="0"/>
-        <w:keepLines w:val="0"/>
-        <w:widowControl/>
-        <w:suppressLineNumbers w:val="0"/>
-        <w:rPr>
-          <w:rFonts w:hint="default" w:ascii="Arial" w:hAnsi="Arial" w:cs="Arial"/>
-          <w:sz w:val="28"/>
-          <w:szCs w:val="28"/>
-        </w:rPr>
-      </w:pPr>
-    </w:p>
-    <w:p>
-      <w:pPr>
-        <w:pStyle w:val="2"/>
-        <w:keepNext w:val="0"/>
-        <w:keepLines w:val="0"/>
-        <w:widowControl/>
-        <w:suppressLineNumbers w:val="0"/>
-        <w:rPr>
-          <w:rFonts w:hint="default" w:ascii="Arial" w:hAnsi="Arial" w:cs="Arial"/>
-          <w:sz w:val="28"/>
-          <w:szCs w:val="28"/>
-        </w:rPr>
-      </w:pPr>
-    </w:p>
-    <w:p>
-      <w:pPr>
-        <w:pStyle w:val="2"/>
-        <w:keepNext w:val="0"/>
-        <w:keepLines w:val="0"/>
-        <w:widowControl/>
-        <w:suppressLineNumbers w:val="0"/>
-        <w:rPr>
-          <w:rFonts w:hint="default" w:ascii="Arial" w:hAnsi="Arial" w:cs="Arial"/>
-          <w:sz w:val="28"/>
-          <w:szCs w:val="28"/>
-        </w:rPr>
-      </w:pPr>
-    </w:p>
-    <w:p>
-      <w:pPr>
-        <w:pStyle w:val="2"/>
-        <w:keepNext w:val="0"/>
-        <w:keepLines w:val="0"/>
-        <w:widowControl/>
-        <w:suppressLineNumbers w:val="0"/>
-        <w:rPr>
-          <w:rFonts w:hint="default" w:ascii="Arial" w:hAnsi="Arial" w:cs="Arial"/>
-          <w:sz w:val="28"/>
-          <w:szCs w:val="28"/>
-        </w:rPr>
-      </w:pPr>
-    </w:p>
-    <w:p>
-      <w:pPr>
-        <w:pStyle w:val="2"/>
-        <w:keepNext w:val="0"/>
-        <w:keepLines w:val="0"/>
-        <w:widowControl/>
-        <w:suppressLineNumbers w:val="0"/>
-        <w:rPr>
-          <w:rFonts w:hint="default" w:ascii="Arial" w:hAnsi="Arial" w:cs="Arial"/>
-          <w:sz w:val="28"/>
-          <w:szCs w:val="28"/>
-        </w:rPr>
-      </w:pPr>
-    </w:p>
-    <w:p>
-      <w:pPr>
-        <w:pStyle w:val="2"/>
-        <w:keepNext w:val="0"/>
-        <w:keepLines w:val="0"/>
-        <w:widowControl/>
-        <w:suppressLineNumbers w:val="0"/>
-        <w:rPr>
-          <w:rFonts w:hint="default" w:ascii="Arial" w:hAnsi="Arial" w:cs="Arial"/>
-          <w:sz w:val="28"/>
-          <w:szCs w:val="28"/>
-        </w:rPr>
-      </w:pPr>
-    </w:p>
     <w:p>
       <w:pPr>
         <w:pStyle w:val="2"/>
@@ -8433,7 +8625,7 @@
       </w:tblPr>
       <w:tblGrid>
         <w:gridCol w:w="387"/>
-        <w:gridCol w:w="3594"/>
+        <w:gridCol w:w="4261"/>
         <w:gridCol w:w="3057"/>
         <w:gridCol w:w="1358"/>
       </w:tblGrid>
@@ -10208,6 +10400,20 @@
     </w:tbl>
     <w:p>
       <w:pPr>
+        <w:keepNext w:val="0"/>
+        <w:keepLines w:val="0"/>
+        <w:widowControl/>
+        <w:suppressLineNumbers w:val="0"/>
+        <w:rPr>
+          <w:rFonts w:hint="default" w:ascii="Arial" w:hAnsi="Arial" w:cs="Arial"/>
+          <w:sz w:val="28"/>
+          <w:szCs w:val="28"/>
+        </w:rPr>
+      </w:pPr>
+    </w:p>
+    <w:p>
+      <w:pPr>
+        <w:pStyle w:val="2"/>
         <w:keepNext w:val="0"/>
         <w:keepLines w:val="0"/>
         <w:widowControl/>
@@ -10278,6 +10484,7 @@
             <w:insideH w:val="none" w:color="auto" w:sz="0" w:space="0"/>
             <w:insideV w:val="none" w:color="auto" w:sz="0" w:space="0"/>
           </w:tblBorders>
+          <w:shd w:val="clear" w:color="auto" w:fill="auto"/>
           <w:tblCellMar>
             <w:top w:w="15" w:type="dxa"/>
             <w:left w:w="15" w:type="dxa"/>
@@ -10453,6 +10660,7 @@
             <w:insideH w:val="none" w:color="auto" w:sz="0" w:space="0"/>
             <w:insideV w:val="none" w:color="auto" w:sz="0" w:space="0"/>
           </w:tblBorders>
+          <w:shd w:val="clear" w:color="auto" w:fill="auto"/>
           <w:tblCellMar>
             <w:top w:w="15" w:type="dxa"/>
             <w:left w:w="15" w:type="dxa"/>
@@ -10522,89 +10730,6 @@
                 <w:lang w:val="en-US" w:eastAsia="zh-CN" w:bidi="ar"/>
               </w:rPr>
               <w:t>5</w:t>
-            </w:r>
-          </w:p>
-        </w:tc>
-      </w:tr>
-      <w:tr>
-        <w:tblPrEx>
-          <w:tblBorders>
-            <w:top w:val="none" w:color="auto" w:sz="0" w:space="0"/>
-            <w:left w:val="none" w:color="auto" w:sz="0" w:space="0"/>
-            <w:bottom w:val="none" w:color="auto" w:sz="0" w:space="0"/>
-            <w:right w:val="none" w:color="auto" w:sz="0" w:space="0"/>
-            <w:insideH w:val="none" w:color="auto" w:sz="0" w:space="0"/>
-            <w:insideV w:val="none" w:color="auto" w:sz="0" w:space="0"/>
-          </w:tblBorders>
-          <w:tblCellMar>
-            <w:top w:w="15" w:type="dxa"/>
-            <w:left w:w="15" w:type="dxa"/>
-            <w:bottom w:w="15" w:type="dxa"/>
-            <w:right w:w="15" w:type="dxa"/>
-          </w:tblCellMar>
-        </w:tblPrEx>
-        <w:trPr>
-          <w:tblCellSpacing w:w="15" w:type="dxa"/>
-        </w:trPr>
-        <w:tc>
-          <w:tcPr>
-            <w:tcW w:w="0" w:type="auto"/>
-            <w:shd w:val="clear" w:color="auto" w:fill="auto"/>
-            <w:vAlign w:val="center"/>
-          </w:tcPr>
-          <w:p>
-            <w:pPr>
-              <w:keepNext w:val="0"/>
-              <w:keepLines w:val="0"/>
-              <w:widowControl/>
-              <w:suppressLineNumbers w:val="0"/>
-              <w:jc w:val="left"/>
-              <w:rPr>
-                <w:rFonts w:hint="default" w:ascii="Arial" w:hAnsi="Arial" w:cs="Arial"/>
-                <w:sz w:val="28"/>
-                <w:szCs w:val="28"/>
-              </w:rPr>
-            </w:pPr>
-            <w:r>
-              <w:rPr>
-                <w:rFonts w:hint="default" w:ascii="Arial" w:hAnsi="Arial" w:eastAsia="SimSun" w:cs="Arial"/>
-                <w:kern w:val="0"/>
-                <w:sz w:val="28"/>
-                <w:szCs w:val="28"/>
-                <w:lang w:val="en-US" w:eastAsia="zh-CN" w:bidi="ar"/>
-              </w:rPr>
-              <w:t xml:space="preserve"> Low</w:t>
-            </w:r>
-          </w:p>
-        </w:tc>
-        <w:tc>
-          <w:tcPr>
-            <w:tcW w:w="0" w:type="auto"/>
-            <w:shd w:val="clear" w:color="auto" w:fill="auto"/>
-            <w:vAlign w:val="center"/>
-          </w:tcPr>
-          <w:p>
-            <w:pPr>
-              <w:keepNext w:val="0"/>
-              <w:keepLines w:val="0"/>
-              <w:widowControl/>
-              <w:suppressLineNumbers w:val="0"/>
-              <w:jc w:val="left"/>
-              <w:rPr>
-                <w:rFonts w:hint="default" w:ascii="Arial" w:hAnsi="Arial" w:cs="Arial"/>
-                <w:sz w:val="28"/>
-                <w:szCs w:val="28"/>
-              </w:rPr>
-            </w:pPr>
-            <w:r>
-              <w:rPr>
-                <w:rFonts w:hint="default" w:ascii="Arial" w:hAnsi="Arial" w:eastAsia="SimSun" w:cs="Arial"/>
-                <w:kern w:val="0"/>
-                <w:sz w:val="28"/>
-                <w:szCs w:val="28"/>
-                <w:lang w:val="en-US" w:eastAsia="zh-CN" w:bidi="ar"/>
-              </w:rPr>
-              <w:t>1</w:t>
             </w:r>
           </w:p>
         </w:tc>
@@ -10651,6 +10776,90 @@
             </w:pPr>
             <w:r>
               <w:rPr>
+                <w:rFonts w:hint="default" w:ascii="Arial" w:hAnsi="Arial" w:eastAsia="SimSun" w:cs="Arial"/>
+                <w:kern w:val="0"/>
+                <w:sz w:val="28"/>
+                <w:szCs w:val="28"/>
+                <w:lang w:val="en-US" w:eastAsia="zh-CN" w:bidi="ar"/>
+              </w:rPr>
+              <w:t xml:space="preserve"> Low</w:t>
+            </w:r>
+          </w:p>
+        </w:tc>
+        <w:tc>
+          <w:tcPr>
+            <w:tcW w:w="0" w:type="auto"/>
+            <w:shd w:val="clear" w:color="auto" w:fill="auto"/>
+            <w:vAlign w:val="center"/>
+          </w:tcPr>
+          <w:p>
+            <w:pPr>
+              <w:keepNext w:val="0"/>
+              <w:keepLines w:val="0"/>
+              <w:widowControl/>
+              <w:suppressLineNumbers w:val="0"/>
+              <w:jc w:val="left"/>
+              <w:rPr>
+                <w:rFonts w:hint="default" w:ascii="Arial" w:hAnsi="Arial" w:cs="Arial"/>
+                <w:sz w:val="28"/>
+                <w:szCs w:val="28"/>
+              </w:rPr>
+            </w:pPr>
+            <w:r>
+              <w:rPr>
+                <w:rFonts w:hint="default" w:ascii="Arial" w:hAnsi="Arial" w:eastAsia="SimSun" w:cs="Arial"/>
+                <w:kern w:val="0"/>
+                <w:sz w:val="28"/>
+                <w:szCs w:val="28"/>
+                <w:lang w:val="en-US" w:eastAsia="zh-CN" w:bidi="ar"/>
+              </w:rPr>
+              <w:t>1</w:t>
+            </w:r>
+          </w:p>
+        </w:tc>
+      </w:tr>
+      <w:tr>
+        <w:tblPrEx>
+          <w:tblBorders>
+            <w:top w:val="none" w:color="auto" w:sz="0" w:space="0"/>
+            <w:left w:val="none" w:color="auto" w:sz="0" w:space="0"/>
+            <w:bottom w:val="none" w:color="auto" w:sz="0" w:space="0"/>
+            <w:right w:val="none" w:color="auto" w:sz="0" w:space="0"/>
+            <w:insideH w:val="none" w:color="auto" w:sz="0" w:space="0"/>
+            <w:insideV w:val="none" w:color="auto" w:sz="0" w:space="0"/>
+          </w:tblBorders>
+          <w:shd w:val="clear" w:color="auto" w:fill="auto"/>
+          <w:tblCellMar>
+            <w:top w:w="15" w:type="dxa"/>
+            <w:left w:w="15" w:type="dxa"/>
+            <w:bottom w:w="15" w:type="dxa"/>
+            <w:right w:w="15" w:type="dxa"/>
+          </w:tblCellMar>
+        </w:tblPrEx>
+        <w:trPr>
+          <w:tblCellSpacing w:w="15" w:type="dxa"/>
+        </w:trPr>
+        <w:tc>
+          <w:tcPr>
+            <w:tcW w:w="0" w:type="auto"/>
+            <w:shd w:val="clear" w:color="auto" w:fill="auto"/>
+            <w:vAlign w:val="center"/>
+          </w:tcPr>
+          <w:p>
+            <w:pPr>
+              <w:keepNext w:val="0"/>
+              <w:keepLines w:val="0"/>
+              <w:widowControl/>
+              <w:suppressLineNumbers w:val="0"/>
+              <w:jc w:val="left"/>
+              <w:rPr>
+                <w:rFonts w:hint="default" w:ascii="Arial" w:hAnsi="Arial" w:cs="Arial"/>
+                <w:sz w:val="28"/>
+                <w:szCs w:val="28"/>
+              </w:rPr>
+            </w:pPr>
+            <w:r>
+              <w:rPr>
                 <w:rStyle w:val="11"/>
                 <w:rFonts w:hint="default" w:ascii="Arial" w:hAnsi="Arial" w:eastAsia="SimSun" w:cs="Arial"/>
                 <w:kern w:val="0"/>
@@ -10696,78 +10905,6 @@
         </w:tc>
       </w:tr>
     </w:tbl>
-    <w:p>
-      <w:pPr>
-        <w:jc w:val="both"/>
-        <w:rPr>
-          <w:rFonts w:hint="default"/>
-        </w:rPr>
-      </w:pPr>
-    </w:p>
-    <w:p>
-      <w:pPr>
-        <w:jc w:val="both"/>
-        <w:rPr>
-          <w:rFonts w:hint="default"/>
-        </w:rPr>
-      </w:pPr>
-    </w:p>
-    <w:p>
-      <w:pPr>
-        <w:jc w:val="both"/>
-        <w:rPr>
-          <w:rFonts w:hint="default"/>
-        </w:rPr>
-      </w:pPr>
-    </w:p>
-    <w:p>
-      <w:pPr>
-        <w:jc w:val="both"/>
-        <w:rPr>
-          <w:rFonts w:hint="default"/>
-        </w:rPr>
-      </w:pPr>
-    </w:p>
-    <w:p>
-      <w:pPr>
-        <w:jc w:val="both"/>
-        <w:rPr>
-          <w:rFonts w:hint="default"/>
-        </w:rPr>
-      </w:pPr>
-    </w:p>
-    <w:p>
-      <w:pPr>
-        <w:jc w:val="both"/>
-        <w:rPr>
-          <w:rFonts w:hint="default"/>
-        </w:rPr>
-      </w:pPr>
-    </w:p>
-    <w:p>
-      <w:pPr>
-        <w:jc w:val="both"/>
-        <w:rPr>
-          <w:rFonts w:hint="default"/>
-        </w:rPr>
-      </w:pPr>
-    </w:p>
-    <w:p>
-      <w:pPr>
-        <w:jc w:val="both"/>
-        <w:rPr>
-          <w:rFonts w:hint="default"/>
-        </w:rPr>
-      </w:pPr>
-    </w:p>
-    <w:p>
-      <w:pPr>
-        <w:jc w:val="both"/>
-        <w:rPr>
-          <w:rFonts w:hint="default"/>
-        </w:rPr>
-      </w:pPr>
-    </w:p>
     <w:p>
       <w:pPr>
         <w:jc w:val="both"/>
@@ -10823,8 +10960,8 @@
       </w:tblPr>
       <w:tblGrid>
         <w:gridCol w:w="387"/>
-        <w:gridCol w:w="2892"/>
-        <w:gridCol w:w="5117"/>
+        <w:gridCol w:w="3486"/>
+        <w:gridCol w:w="6683"/>
       </w:tblGrid>
       <w:tr>
         <w:tblPrEx>
@@ -12625,6 +12762,20 @@
         <w:jc w:val="both"/>
         <w:rPr>
           <w:rFonts w:hint="default"/>
+        </w:rPr>
+      </w:pPr>
+    </w:p>
+    <w:p>
+      <w:pPr>
+        <w:pStyle w:val="2"/>
+        <w:keepNext w:val="0"/>
+        <w:keepLines w:val="0"/>
+        <w:widowControl/>
+        <w:suppressLineNumbers w:val="0"/>
+        <w:rPr>
+          <w:rFonts w:hint="default" w:ascii="Arial" w:hAnsi="Arial" w:cs="Arial"/>
+          <w:sz w:val="28"/>
+          <w:szCs w:val="28"/>
         </w:rPr>
       </w:pPr>
     </w:p>
@@ -12868,8 +13019,8 @@
         </w:tblCellMar>
       </w:tblPr>
       <w:tblGrid>
-        <w:gridCol w:w="2248"/>
-        <w:gridCol w:w="6148"/>
+        <w:gridCol w:w="3032"/>
+        <w:gridCol w:w="3951"/>
       </w:tblGrid>
       <w:tr>
         <w:tblPrEx>
@@ -12881,6 +13032,7 @@
             <w:insideH w:val="none" w:color="auto" w:sz="0" w:space="0"/>
             <w:insideV w:val="none" w:color="auto" w:sz="0" w:space="0"/>
           </w:tblBorders>
+          <w:shd w:val="clear" w:color="auto" w:fill="auto"/>
           <w:tblCellMar>
             <w:top w:w="15" w:type="dxa"/>
             <w:left w:w="15" w:type="dxa"/>
@@ -13537,69 +13689,18 @@
                 <w:lang w:val="en-IN" w:eastAsia="zh-CN" w:bidi="ar"/>
               </w:rPr>
             </w:pPr>
-            <w:r>
-              <w:rPr>
-                <w:rFonts w:hint="default" w:ascii="Arial" w:hAnsi="Arial" w:eastAsia="SimSun" w:cs="Arial"/>
-                <w:kern w:val="0"/>
-                <w:sz w:val="28"/>
-                <w:szCs w:val="28"/>
-                <w:lang w:val="en-US" w:eastAsia="zh-CN" w:bidi="ar"/>
-              </w:rPr>
-              <w:fldChar w:fldCharType="begin"/>
-            </w:r>
-            <w:r>
-              <w:rPr>
-                <w:rFonts w:hint="default" w:ascii="Arial" w:hAnsi="Arial" w:eastAsia="SimSun" w:cs="Arial"/>
-                <w:kern w:val="0"/>
-                <w:sz w:val="28"/>
-                <w:szCs w:val="28"/>
-                <w:lang w:val="en-US" w:eastAsia="zh-CN" w:bidi="ar"/>
-              </w:rPr>
-              <w:instrText xml:space="preserve"> HYPERLINK "https://github.com/ponskiruthika23-create/FUTURE_CS_01" </w:instrText>
-            </w:r>
-            <w:r>
-              <w:rPr>
-                <w:rFonts w:hint="default" w:ascii="Arial" w:hAnsi="Arial" w:eastAsia="SimSun" w:cs="Arial"/>
-                <w:kern w:val="0"/>
-                <w:sz w:val="28"/>
-                <w:szCs w:val="28"/>
-                <w:lang w:val="en-US" w:eastAsia="zh-CN" w:bidi="ar"/>
-              </w:rPr>
-              <w:fldChar w:fldCharType="separate"/>
-            </w:r>
-            <w:r>
-              <w:rPr>
-                <w:rStyle w:val="9"/>
-                <w:rFonts w:hint="default" w:ascii="Arial" w:hAnsi="Arial" w:eastAsia="SimSun" w:cs="Arial"/>
-                <w:kern w:val="0"/>
-                <w:sz w:val="28"/>
-                <w:szCs w:val="28"/>
-                <w:lang w:val="en-US" w:eastAsia="zh-CN" w:bidi="ar"/>
-              </w:rPr>
-              <w:t>https://github.com/ponskiruthika23-create/FUTURE_CS_01</w:t>
-            </w:r>
-            <w:r>
-              <w:rPr>
-                <w:rFonts w:hint="default" w:ascii="Arial" w:hAnsi="Arial" w:eastAsia="SimSun" w:cs="Arial"/>
-                <w:kern w:val="0"/>
-                <w:sz w:val="28"/>
-                <w:szCs w:val="28"/>
-                <w:lang w:val="en-US" w:eastAsia="zh-CN" w:bidi="ar"/>
-              </w:rPr>
-              <w:fldChar w:fldCharType="end"/>
-            </w:r>
-            <w:r>
-              <w:rPr>
-                <w:rFonts w:hint="default" w:ascii="Arial" w:hAnsi="Arial" w:eastAsia="SimSun" w:cs="Arial"/>
-                <w:kern w:val="0"/>
-                <w:sz w:val="28"/>
-                <w:szCs w:val="28"/>
-                <w:lang w:val="en-IN" w:eastAsia="zh-CN" w:bidi="ar"/>
-              </w:rPr>
-              <w:t xml:space="preserve"> </w:t>
-            </w:r>
             <w:bookmarkStart w:id="0" w:name="_GoBack"/>
             <w:bookmarkEnd w:id="0"/>
+            <w:r>
+              <w:rPr>
+                <w:rFonts w:hint="default" w:ascii="Arial" w:hAnsi="Arial" w:eastAsia="SimSun" w:cs="Arial"/>
+                <w:kern w:val="0"/>
+                <w:sz w:val="28"/>
+                <w:szCs w:val="28"/>
+                <w:lang w:val="en-IN" w:eastAsia="zh-CN" w:bidi="ar"/>
+              </w:rPr>
+              <w:t xml:space="preserve"> </w:t>
+            </w:r>
           </w:p>
           <w:p>
             <w:pPr>
@@ -13633,7 +13734,13 @@
     <w:sectPr>
       <w:footerReference r:id="rId3" w:type="default"/>
       <w:pgSz w:w="11906" w:h="16838"/>
-      <w:pgMar w:top="1440" w:right="1800" w:bottom="1440" w:left="1800" w:header="720" w:footer="720" w:gutter="0"/>
+      <w:pgMar w:top="432" w:right="720" w:bottom="720" w:left="720" w:header="720" w:footer="720" w:gutter="0"/>
+      <w:pgBorders>
+        <w:top w:val="thinThickSmallGap" w:color="auto" w:sz="24" w:space="1"/>
+        <w:left w:val="thinThickSmallGap" w:color="auto" w:sz="24" w:space="4"/>
+        <w:bottom w:val="thinThickSmallGap" w:color="auto" w:sz="24" w:space="1"/>
+        <w:right w:val="thinThickSmallGap" w:color="auto" w:sz="24" w:space="4"/>
+      </w:pgBorders>
       <w:cols w:space="720" w:num="1"/>
       <w:docGrid w:linePitch="360" w:charSpace="0"/>
     </w:sectPr>
@@ -14159,7 +14266,7 @@
     <w:lsdException w:qFormat="1" w:unhideWhenUsed="0" w:uiPriority="0" w:semiHidden="0" w:name="Title"/>
     <w:lsdException w:unhideWhenUsed="0" w:uiPriority="0" w:semiHidden="0" w:name="Closing"/>
     <w:lsdException w:unhideWhenUsed="0" w:uiPriority="0" w:semiHidden="0" w:name="Signature"/>
-    <w:lsdException w:unhideWhenUsed="0" w:uiPriority="0" w:name="Default Paragraph Font"/>
+    <w:lsdException w:qFormat="1" w:unhideWhenUsed="0" w:uiPriority="0" w:name="Default Paragraph Font"/>
     <w:lsdException w:unhideWhenUsed="0" w:uiPriority="0" w:semiHidden="0" w:name="Body Text"/>
     <w:lsdException w:unhideWhenUsed="0" w:uiPriority="0" w:semiHidden="0" w:name="Body Text Indent"/>
     <w:lsdException w:unhideWhenUsed="0" w:uiPriority="0" w:semiHidden="0" w:name="List Continue"/>
@@ -14376,6 +14483,7 @@
   <w:style w:type="character" w:default="1" w:styleId="3">
     <w:name w:val="Default Paragraph Font"/>
     <w:semiHidden/>
+    <w:qFormat/>
     <w:uiPriority w:val="0"/>
   </w:style>
   <w:style w:type="table" w:default="1" w:styleId="4">

--- a/Vulnerability_Assessment_Report_FUTURE_CS_01.docx
+++ b/Vulnerability_Assessment_Report_FUTURE_CS_01.docx
@@ -3661,7 +3661,6 @@
             <w:insideH w:val="none" w:color="auto" w:sz="0" w:space="0"/>
             <w:insideV w:val="none" w:color="auto" w:sz="0" w:space="0"/>
           </w:tblBorders>
-          <w:shd w:val="clear" w:color="auto" w:fill="auto"/>
           <w:tblCellMar>
             <w:top w:w="15" w:type="dxa"/>
             <w:left w:w="15" w:type="dxa"/>
@@ -3831,7 +3830,6 @@
             <w:insideH w:val="none" w:color="auto" w:sz="0" w:space="0"/>
             <w:insideV w:val="none" w:color="auto" w:sz="0" w:space="0"/>
           </w:tblBorders>
-          <w:shd w:val="clear" w:color="auto" w:fill="auto"/>
           <w:tblCellMar>
             <w:top w:w="15" w:type="dxa"/>
             <w:left w:w="15" w:type="dxa"/>
@@ -4103,6 +4101,7 @@
             <w:insideH w:val="none" w:color="auto" w:sz="0" w:space="0"/>
             <w:insideV w:val="none" w:color="auto" w:sz="0" w:space="0"/>
           </w:tblBorders>
+          <w:shd w:val="clear" w:color="auto" w:fill="auto"/>
           <w:tblCellMar>
             <w:top w:w="15" w:type="dxa"/>
             <w:left w:w="15" w:type="dxa"/>
@@ -4699,6 +4698,7 @@
             <w:insideH w:val="none" w:color="auto" w:sz="0" w:space="0"/>
             <w:insideV w:val="none" w:color="auto" w:sz="0" w:space="0"/>
           </w:tblBorders>
+          <w:shd w:val="clear" w:color="auto" w:fill="auto"/>
           <w:tblCellMar>
             <w:top w:w="15" w:type="dxa"/>
             <w:left w:w="15" w:type="dxa"/>
@@ -5147,6 +5147,7 @@
             <w:insideH w:val="none" w:color="auto" w:sz="0" w:space="0"/>
             <w:insideV w:val="none" w:color="auto" w:sz="0" w:space="0"/>
           </w:tblBorders>
+          <w:shd w:val="clear" w:color="auto" w:fill="auto"/>
           <w:tblCellMar>
             <w:top w:w="15" w:type="dxa"/>
             <w:left w:w="15" w:type="dxa"/>
@@ -5417,6 +5418,7 @@
             <w:insideH w:val="none" w:color="auto" w:sz="0" w:space="0"/>
             <w:insideV w:val="none" w:color="auto" w:sz="0" w:space="0"/>
           </w:tblBorders>
+          <w:shd w:val="clear" w:color="auto" w:fill="auto"/>
           <w:tblCellMar>
             <w:top w:w="15" w:type="dxa"/>
             <w:left w:w="15" w:type="dxa"/>
@@ -5937,12 +5939,6 @@
             <w:insideV w:val="none" w:color="auto" w:sz="0" w:space="0"/>
           </w:tblBorders>
           <w:shd w:val="clear" w:color="auto" w:fill="auto"/>
-          <w:tblCellMar>
-            <w:top w:w="15" w:type="dxa"/>
-            <w:left w:w="15" w:type="dxa"/>
-            <w:bottom w:w="15" w:type="dxa"/>
-            <w:right w:w="15" w:type="dxa"/>
-          </w:tblCellMar>
         </w:tblPrEx>
         <w:trPr>
           <w:tblCellSpacing w:w="15" w:type="dxa"/>
@@ -6198,7 +6194,6 @@
             <w:insideH w:val="none" w:color="auto" w:sz="0" w:space="0"/>
             <w:insideV w:val="none" w:color="auto" w:sz="0" w:space="0"/>
           </w:tblBorders>
-          <w:shd w:val="clear" w:color="auto" w:fill="auto"/>
           <w:tblCellMar>
             <w:top w:w="15" w:type="dxa"/>
             <w:left w:w="15" w:type="dxa"/>
@@ -6389,6 +6384,13 @@
             <w:insideH w:val="none" w:color="auto" w:sz="0" w:space="0"/>
             <w:insideV w:val="none" w:color="auto" w:sz="0" w:space="0"/>
           </w:tblBorders>
+          <w:shd w:val="clear" w:color="auto" w:fill="auto"/>
+          <w:tblCellMar>
+            <w:top w:w="15" w:type="dxa"/>
+            <w:left w:w="15" w:type="dxa"/>
+            <w:bottom w:w="15" w:type="dxa"/>
+            <w:right w:w="15" w:type="dxa"/>
+          </w:tblCellMar>
         </w:tblPrEx>
         <w:trPr>
           <w:tblCellSpacing w:w="15" w:type="dxa"/>
@@ -6948,6 +6950,7 @@
             <w:insideH w:val="none" w:color="auto" w:sz="0" w:space="0"/>
             <w:insideV w:val="none" w:color="auto" w:sz="0" w:space="0"/>
           </w:tblBorders>
+          <w:shd w:val="clear" w:color="auto" w:fill="auto"/>
           <w:tblCellMar>
             <w:top w:w="15" w:type="dxa"/>
             <w:left w:w="15" w:type="dxa"/>
@@ -7124,7 +7127,6 @@
             <w:insideH w:val="none" w:color="auto" w:sz="0" w:space="0"/>
             <w:insideV w:val="none" w:color="auto" w:sz="0" w:space="0"/>
           </w:tblBorders>
-          <w:shd w:val="clear" w:color="auto" w:fill="auto"/>
           <w:tblCellMar>
             <w:top w:w="15" w:type="dxa"/>
             <w:left w:w="15" w:type="dxa"/>
@@ -7209,7 +7211,6 @@
             <w:insideH w:val="none" w:color="auto" w:sz="0" w:space="0"/>
             <w:insideV w:val="none" w:color="auto" w:sz="0" w:space="0"/>
           </w:tblBorders>
-          <w:shd w:val="clear" w:color="auto" w:fill="auto"/>
           <w:tblCellMar>
             <w:top w:w="15" w:type="dxa"/>
             <w:left w:w="15" w:type="dxa"/>
@@ -7294,7 +7295,6 @@
             <w:insideH w:val="none" w:color="auto" w:sz="0" w:space="0"/>
             <w:insideV w:val="none" w:color="auto" w:sz="0" w:space="0"/>
           </w:tblBorders>
-          <w:shd w:val="clear" w:color="auto" w:fill="auto"/>
           <w:tblCellMar>
             <w:top w:w="15" w:type="dxa"/>
             <w:left w:w="15" w:type="dxa"/>
@@ -8131,7 +8131,6 @@
             <w:insideH w:val="none" w:color="auto" w:sz="0" w:space="0"/>
             <w:insideV w:val="none" w:color="auto" w:sz="0" w:space="0"/>
           </w:tblBorders>
-          <w:shd w:val="clear" w:color="auto" w:fill="auto"/>
           <w:tblCellMar>
             <w:top w:w="15" w:type="dxa"/>
             <w:left w:w="15" w:type="dxa"/>
@@ -10828,7 +10827,6 @@
             <w:insideH w:val="none" w:color="auto" w:sz="0" w:space="0"/>
             <w:insideV w:val="none" w:color="auto" w:sz="0" w:space="0"/>
           </w:tblBorders>
-          <w:shd w:val="clear" w:color="auto" w:fill="auto"/>
           <w:tblCellMar>
             <w:top w:w="15" w:type="dxa"/>
             <w:left w:w="15" w:type="dxa"/>
@@ -10973,7 +10971,6 @@
             <w:insideH w:val="none" w:color="auto" w:sz="0" w:space="0"/>
             <w:insideV w:val="none" w:color="auto" w:sz="0" w:space="0"/>
           </w:tblBorders>
-          <w:shd w:val="clear" w:color="auto" w:fill="auto"/>
           <w:tblCellMar>
             <w:top w:w="15" w:type="dxa"/>
             <w:left w:w="15" w:type="dxa"/>
@@ -13020,7 +13017,7 @@
       </w:tblPr>
       <w:tblGrid>
         <w:gridCol w:w="3032"/>
-        <w:gridCol w:w="3951"/>
+        <w:gridCol w:w="7499"/>
       </w:tblGrid>
       <w:tr>
         <w:tblPrEx>
@@ -13689,34 +13686,79 @@
                 <w:lang w:val="en-IN" w:eastAsia="zh-CN" w:bidi="ar"/>
               </w:rPr>
             </w:pPr>
+            <w:r>
+              <w:rPr>
+                <w:rFonts w:hint="default" w:ascii="Arial" w:hAnsi="Arial" w:eastAsia="SimSun" w:cs="Arial"/>
+                <w:kern w:val="0"/>
+                <w:sz w:val="28"/>
+                <w:szCs w:val="28"/>
+                <w:lang w:val="en-IN" w:eastAsia="zh-CN" w:bidi="ar"/>
+              </w:rPr>
+              <w:t xml:space="preserve"> </w:t>
+            </w:r>
+            <w:r>
+              <w:rPr>
+                <w:rFonts w:hint="default" w:ascii="Arial" w:hAnsi="Arial" w:eastAsia="SimSun" w:cs="Arial"/>
+                <w:kern w:val="0"/>
+                <w:sz w:val="28"/>
+                <w:szCs w:val="28"/>
+                <w:lang w:val="en-IN" w:eastAsia="zh-CN" w:bidi="ar"/>
+              </w:rPr>
+              <w:fldChar w:fldCharType="begin"/>
+            </w:r>
+            <w:r>
+              <w:rPr>
+                <w:rFonts w:hint="default" w:ascii="Arial" w:hAnsi="Arial" w:eastAsia="SimSun" w:cs="Arial"/>
+                <w:kern w:val="0"/>
+                <w:sz w:val="28"/>
+                <w:szCs w:val="28"/>
+                <w:lang w:val="en-IN" w:eastAsia="zh-CN" w:bidi="ar"/>
+              </w:rPr>
+              <w:instrText xml:space="preserve"> HYPERLINK "https://github.com/ponskiruthika23-create/FUTURE_CS_01" </w:instrText>
+            </w:r>
+            <w:r>
+              <w:rPr>
+                <w:rFonts w:hint="default" w:ascii="Arial" w:hAnsi="Arial" w:eastAsia="SimSun" w:cs="Arial"/>
+                <w:kern w:val="0"/>
+                <w:sz w:val="28"/>
+                <w:szCs w:val="28"/>
+                <w:lang w:val="en-IN" w:eastAsia="zh-CN" w:bidi="ar"/>
+              </w:rPr>
+              <w:fldChar w:fldCharType="separate"/>
+            </w:r>
+            <w:r>
+              <w:rPr>
+                <w:rStyle w:val="9"/>
+                <w:rFonts w:hint="default" w:ascii="Arial" w:hAnsi="Arial" w:eastAsia="SimSun" w:cs="Arial"/>
+                <w:kern w:val="0"/>
+                <w:sz w:val="28"/>
+                <w:szCs w:val="28"/>
+                <w:lang w:val="en-IN" w:eastAsia="zh-CN" w:bidi="ar"/>
+              </w:rPr>
+              <w:t>https://github.com/ponskiruthika23-create/FUTURE_CS_01</w:t>
+            </w:r>
+            <w:r>
+              <w:rPr>
+                <w:rFonts w:hint="default" w:ascii="Arial" w:hAnsi="Arial" w:eastAsia="SimSun" w:cs="Arial"/>
+                <w:kern w:val="0"/>
+                <w:sz w:val="28"/>
+                <w:szCs w:val="28"/>
+                <w:lang w:val="en-IN" w:eastAsia="zh-CN" w:bidi="ar"/>
+              </w:rPr>
+              <w:fldChar w:fldCharType="end"/>
+            </w:r>
+            <w:r>
+              <w:rPr>
+                <w:rFonts w:hint="default" w:ascii="Arial" w:hAnsi="Arial" w:eastAsia="SimSun" w:cs="Arial"/>
+                <w:kern w:val="0"/>
+                <w:sz w:val="28"/>
+                <w:szCs w:val="28"/>
+                <w:lang w:val="en-IN" w:eastAsia="zh-CN" w:bidi="ar"/>
+              </w:rPr>
+              <w:t xml:space="preserve"> </w:t>
+            </w:r>
             <w:bookmarkStart w:id="0" w:name="_GoBack"/>
             <w:bookmarkEnd w:id="0"/>
-            <w:r>
-              <w:rPr>
-                <w:rFonts w:hint="default" w:ascii="Arial" w:hAnsi="Arial" w:eastAsia="SimSun" w:cs="Arial"/>
-                <w:kern w:val="0"/>
-                <w:sz w:val="28"/>
-                <w:szCs w:val="28"/>
-                <w:lang w:val="en-IN" w:eastAsia="zh-CN" w:bidi="ar"/>
-              </w:rPr>
-              <w:t xml:space="preserve"> </w:t>
-            </w:r>
-          </w:p>
-          <w:p>
-            <w:pPr>
-              <w:keepNext w:val="0"/>
-              <w:keepLines w:val="0"/>
-              <w:widowControl/>
-              <w:suppressLineNumbers w:val="0"/>
-              <w:jc w:val="left"/>
-              <w:rPr>
-                <w:rFonts w:hint="default" w:ascii="Arial" w:hAnsi="Arial" w:eastAsia="SimSun" w:cs="Arial"/>
-                <w:kern w:val="0"/>
-                <w:sz w:val="28"/>
-                <w:szCs w:val="28"/>
-                <w:lang w:val="en-US" w:eastAsia="zh-CN" w:bidi="ar"/>
-              </w:rPr>
-            </w:pPr>
           </w:p>
         </w:tc>
       </w:tr>
